--- a/МСУ/ЛР3/Подготовка_к_ЛР3_Грудинин_Огарков.docx
+++ b/МСУ/ЛР3/Подготовка_к_ЛР3_Грудинин_Огарков.docx
@@ -4,29 +4,29 @@
   <w:body>
     <w:p>
       <w:pPr>
-        <w:spacing w:after="10"/>
+        <w:spacing w:before="0" w:after="40"/>
         <w:jc w:val="center"/>
       </w:pPr>
       <w:r>
         <w:rPr>
-          <w:rFonts w:ascii="Times New Roman" w:hAnsi="Times New Roman"/>
-          <w:color w:val="000000"/>
-          <w:sz w:val="18"/>
+          <w:color w:val="555555"/>
+          <w:sz w:val="19"/>
         </w:rPr>
-        <w:t>НИУ «МЭИ» | Кафедра УИТ | Дисциплина «Моделирование систем управления»</w:t>
+        <w:t>НИУ «МЭИ» | Институт ИВТИ | Кафедра УИТ</w:t>
+        <w:br/>
+        <w:t>Дисциплина «Моделирование систем управления»</w:t>
       </w:r>
     </w:p>
     <w:p>
       <w:pPr>
-        <w:spacing w:before="30" w:after="30"/>
+        <w:spacing w:before="80" w:after="40"/>
         <w:jc w:val="center"/>
       </w:pPr>
       <w:r>
         <w:rPr>
-          <w:rFonts w:ascii="Times New Roman" w:hAnsi="Times New Roman"/>
           <w:b/>
-          <w:color w:val="000000"/>
-          <w:sz w:val="22"/>
+          <w:color w:val="1F4E79"/>
+          <w:sz w:val="28"/>
         </w:rPr>
         <w:t>Подготовка к лабораторной работе № 3</w:t>
         <w:br/>
@@ -35,272 +35,128 @@
     </w:p>
     <w:p>
       <w:pPr>
-        <w:spacing w:after="40"/>
+        <w:spacing w:before="0" w:after="160"/>
         <w:jc w:val="center"/>
       </w:pPr>
       <w:r>
         <w:rPr>
-          <w:rFonts w:ascii="Times New Roman" w:hAnsi="Times New Roman"/>
-          <w:b/>
-          <w:color w:val="000000"/>
-          <w:sz w:val="19"/>
+          <w:i/>
+          <w:color w:val="333333"/>
+          <w:sz w:val="21"/>
         </w:rPr>
-        <w:t>Вариант № 4 | Бригада: Грудинин К.С., Огарков Д.А. (гр. И-03-23)</w:t>
+        <w:t>Вариант № 4 | Бригада № 4: студенты гр. А-03-23 Грудинин Е.К., Огарков И.А.</w:t>
       </w:r>
     </w:p>
     <w:p>
       <w:pPr>
         <w:keepNext/>
-        <w:spacing w:before="50" w:after="20"/>
+        <w:spacing w:before="200" w:after="60"/>
       </w:pPr>
       <w:r>
         <w:rPr>
-          <w:rFonts w:ascii="Times New Roman" w:hAnsi="Times New Roman"/>
           <w:b/>
-          <w:color w:val="000000"/>
-          <w:sz w:val="21"/>
+          <w:color w:val="1F4E79"/>
+          <w:sz w:val="24"/>
         </w:rPr>
-        <w:t>Цель работы и исходные данные (Вариант № 4)</w:t>
+        <w:t>1. Исходная система уравнений энергоблока в нормальной форме Коши</w:t>
       </w:r>
     </w:p>
     <w:p>
       <w:pPr>
-        <w:spacing w:line="259" w:lineRule="auto" w:after="24"/>
+        <w:spacing w:before="0" w:after="60" w:line="276" w:lineRule="auto"/>
       </w:pPr>
       <w:r>
         <w:rPr>
-          <w:rFonts w:ascii="Times New Roman" w:hAnsi="Times New Roman"/>
-          <w:color w:val="000000"/>
-          <w:sz w:val="20"/>
+          <w:color w:val="222222"/>
         </w:rPr>
-        <w:t>Цель работы: проверка принадлежности нелинейной модели энергоблока ТЭС к классу сингулярно возмущенных систем с представлением возмущения в неявном виде, локальная линеаризация уравнений свободных движений на малых интервалах времени и оценка возможности понижения порядка модели.</w:t>
+        <w:t>Электрическая часть энергоблока СГ2-500-4У2 описывается системой нелинейных обыкновенных дифференциальных уравнений 12-го порядка (уравнение 3.7 методических указаний):</w:t>
       </w:r>
     </w:p>
     <w:p>
       <w:pPr>
-        <w:spacing w:line="259" w:lineRule="auto" w:after="24"/>
-      </w:pPr>
-      <w:r>
-        <w:rPr>
-          <w:rFonts w:ascii="Times New Roman" w:hAnsi="Times New Roman"/>
-          <w:color w:val="000000"/>
-          <w:sz w:val="20"/>
-        </w:rPr>
-        <w:t>Задание на подготовку: получить в общем виде линеаризованную на отрезке [t_k, t_{k+1}] модель описания свободных составляющих процессов в энергоблоке.</w:t>
-      </w:r>
-    </w:p>
-    <w:p>
-      <w:pPr>
-        <w:spacing w:line="259" w:lineRule="auto" w:after="24"/>
-      </w:pPr>
-      <w:r>
-        <w:rPr>
-          <w:rFonts w:ascii="Times New Roman" w:hAnsi="Times New Roman"/>
-          <w:color w:val="000000"/>
-          <w:sz w:val="20"/>
-        </w:rPr>
-        <w:t>Параметры Варианта № 4 (Таблица 3.1 методических указаний): контрольные моменты времени линеаризации t_k = 0.45 с и t_m = 1.15 с.</w:t>
-      </w:r>
-    </w:p>
-    <w:p>
-      <w:pPr>
-        <w:keepNext/>
-        <w:spacing w:before="50" w:after="20"/>
-      </w:pPr>
-      <w:r>
-        <w:rPr>
-          <w:rFonts w:ascii="Times New Roman" w:hAnsi="Times New Roman"/>
-          <w:b/>
-          <w:color w:val="000000"/>
-          <w:sz w:val="21"/>
-        </w:rPr>
-        <w:t>1. Теоретические основы сингулярно возмущенных систем</w:t>
-      </w:r>
-    </w:p>
-    <w:p>
-      <w:pPr>
-        <w:spacing w:line="259" w:lineRule="auto" w:after="24"/>
-      </w:pPr>
-      <w:r>
-        <w:rPr>
-          <w:rFonts w:ascii="Times New Roman" w:hAnsi="Times New Roman"/>
-          <w:color w:val="000000"/>
-          <w:sz w:val="20"/>
-        </w:rPr>
-        <w:t>Динамическая система описывается уравнениями в нормальной форме Коши ẋ = f(x, u, t), x ∈ ℝⁿ. Модель называют сингулярно возмущенной, если в области параметров существует граница, при приближении к которой порядок дифференциальных уравнений уменьшается (система вырождается).</w:t>
-      </w:r>
-    </w:p>
-    <w:p>
-      <w:pPr>
-        <w:spacing w:line="259" w:lineRule="auto" w:after="24"/>
-      </w:pPr>
-      <w:r>
-        <w:rPr>
-          <w:rFonts w:ascii="Times New Roman" w:hAnsi="Times New Roman"/>
-          <w:color w:val="000000"/>
-          <w:sz w:val="20"/>
-        </w:rPr>
-        <w:t>В классической модели Тихонова сингулярное возмущение задано явно малым параметром μ при части производных:</w:t>
-      </w:r>
-    </w:p>
-    <w:p>
-      <w:pPr>
-        <w:spacing w:before="30" w:after="30"/>
+        <w:spacing w:before="40" w:after="60"/>
         <w:jc w:val="center"/>
       </w:pPr>
       <m:oMathPara>
-        <m:oMath>
-          <m:acc>
-            <m:accPr>
-              <m:chr m:val="˙"/>
-            </m:accPr>
+        <m:oMath xmlns:mml="http://www.w3.org/1998/Math/MathML">
+          <m:sSub>
             <m:e>
-              <m:r>
-                <m:t>x</m:t>
-              </m:r>
+              <m:limUpp>
+                <m:e>
+                  <m:r>
+                    <m:t>X</m:t>
+                  </m:r>
+                </m:e>
+                <m:lim>
+                  <m:r>
+                    <m:t>˙</m:t>
+                  </m:r>
+                </m:lim>
+              </m:limUpp>
             </m:e>
-          </m:acc>
+            <m:sub>
+              <m:r>
+                <m:t>1</m:t>
+              </m:r>
+            </m:sub>
+          </m:sSub>
           <m:r>
-            <m:t> = f(x, z, t),     </m:t>
-          </m:r>
-          <m:r>
-            <m:t>μ </m:t>
-          </m:r>
-          <m:acc>
-            <m:accPr>
-              <m:chr m:val="˙"/>
-            </m:accPr>
-            <m:e>
-              <m:r>
-                <m:t>z</m:t>
-              </m:r>
-            </m:e>
-          </m:acc>
-          <m:r>
-            <m:t> = g(x, z, t),   x ∈ ℝⁿ, z ∈ ℝᵐ</m:t>
-          </m:r>
-        </m:oMath>
-      </m:oMathPara>
-    </w:p>
-    <w:p>
-      <w:pPr>
-        <w:spacing w:line="259" w:lineRule="auto" w:after="24"/>
-      </w:pPr>
-      <w:r>
-        <w:rPr>
-          <w:rFonts w:ascii="Times New Roman" w:hAnsi="Times New Roman"/>
-          <w:color w:val="000000"/>
-          <w:sz w:val="20"/>
-        </w:rPr>
-        <w:t>По теореме Тихонова, если точка покоя быстрой подсистемы асимптотически устойчива, то при стремлении μ к нулю решения исходной системы сходятся к решениям вырожденной модели порядка n вне малого начального пограничного слоя.</w:t>
-      </w:r>
-    </w:p>
-    <w:p>
-      <w:pPr>
-        <w:spacing w:line="259" w:lineRule="auto" w:after="24"/>
-      </w:pPr>
-      <w:r>
-        <w:rPr>
-          <w:rFonts w:ascii="Times New Roman" w:hAnsi="Times New Roman"/>
-          <w:color w:val="000000"/>
-          <w:sz w:val="20"/>
-        </w:rPr>
-        <w:t>В практических задачах малый параметр часто входит неявно. Признаком сингулярной возмущенности служит многотемповость, когда в объекте одновременно протекают быстрые (электромагнитные) и медленные (электромеханические, тепловые) процессы. Для неявных моделей выполняют локальную линеаризацию на малых интервалах времени [t_k, t_{k+1}] вдоль траектории свободного движения:</w:t>
-      </w:r>
-    </w:p>
-    <w:p>
-      <w:pPr>
-        <w:spacing w:before="30" w:after="30"/>
-        <w:jc w:val="center"/>
-      </w:pPr>
-      <m:oMathPara>
-        <m:oMath>
-          <m:r>
-            <m:t>Δ</m:t>
-          </m:r>
-          <m:acc>
-            <m:accPr>
-              <m:chr m:val="˙"/>
-            </m:accPr>
-            <m:e>
-              <m:r>
-                <m:t>x</m:t>
-              </m:r>
-            </m:e>
-          </m:acc>
-          <m:d>
-            <m:dPr>
-              <m:begChr m:val="("/>
-              <m:endChr m:val=")"/>
-            </m:dPr>
-            <m:e>
-              <m:r>
-                <m:t>t</m:t>
-              </m:r>
-            </m:e>
-          </m:d>
-          <m:r>
-            <m:t> = </m:t>
+            <m:t>=−2071.132</m:t>
           </m:r>
           <m:sSub>
             <m:e>
               <m:r>
-                <m:t>A</m:t>
+                <m:t>X</m:t>
               </m:r>
             </m:e>
             <m:sub>
               <m:r>
-                <m:t>k</m:t>
+                <m:t>1</m:t>
               </m:r>
             </m:sub>
           </m:sSub>
           <m:r>
-            <m:t> Δx(t),    </m:t>
+            <m:t>+1014.733</m:t>
           </m:r>
           <m:sSub>
             <m:e>
               <m:r>
-                <m:t>A</m:t>
+                <m:t>X</m:t>
               </m:r>
             </m:e>
             <m:sub>
               <m:r>
-                <m:t>k</m:t>
+                <m:t>2</m:t>
               </m:r>
             </m:sub>
           </m:sSub>
           <m:r>
-            <m:t> = </m:t>
+            <m:t>+1014.733</m:t>
           </m:r>
-          <m:d>
-            <m:dPr>
-              <m:begChr m:val="["/>
-              <m:endChr m:val="]"/>
-            </m:dPr>
-            <m:e>
-              <m:f>
-                <m:num>
-                  <m:r>
-                    <m:t>∂fᵢ</m:t>
-                  </m:r>
-                </m:num>
-                <m:den>
-                  <m:r>
-                    <m:t>∂xⱼ</m:t>
-                  </m:r>
-                </m:den>
-              </m:f>
-            </m:e>
-          </m:d>
           <m:sSub>
             <m:e>
               <m:r>
-                <m:t/>
+                <m:t>X</m:t>
               </m:r>
             </m:e>
             <m:sub>
               <m:r>
-                <m:t>x = x(t_k)</m:t>
+                <m:t>3</m:t>
+              </m:r>
+            </m:sub>
+          </m:sSub>
+          <m:r>
+            <m:t>+(314+314S)</m:t>
+          </m:r>
+          <m:sSub>
+            <m:e>
+              <m:r>
+                <m:t>y</m:t>
+              </m:r>
+            </m:e>
+            <m:sub>
+              <m:r>
+                <m:t>1</m:t>
               </m:r>
             </m:sub>
           </m:sSub>
@@ -309,527 +165,763 @@
     </w:p>
     <w:p>
       <w:pPr>
-        <w:spacing w:line="259" w:lineRule="auto" w:after="24"/>
+        <w:spacing w:before="40" w:after="60"/>
+        <w:jc w:val="center"/>
       </w:pPr>
-      <w:r>
-        <w:rPr>
-          <w:rFonts w:ascii="Times New Roman" w:hAnsi="Times New Roman"/>
-          <w:color w:val="000000"/>
-          <w:sz w:val="20"/>
-        </w:rPr>
-        <w:t>Признаком сингулярной возмущенности служит наличие у матриц A_k доминирующих корней характеристического уравнения:</w:t>
-      </w:r>
+      <m:oMathPara>
+        <m:oMath xmlns:mml="http://www.w3.org/1998/Math/MathML">
+          <m:sSub>
+            <m:e>
+              <m:limUpp>
+                <m:e>
+                  <m:r>
+                    <m:t>X</m:t>
+                  </m:r>
+                </m:e>
+                <m:lim>
+                  <m:r>
+                    <m:t>˙</m:t>
+                  </m:r>
+                </m:lim>
+              </m:limUpp>
+            </m:e>
+            <m:sub>
+              <m:r>
+                <m:t>2</m:t>
+              </m:r>
+            </m:sub>
+          </m:sSub>
+          <m:r>
+            <m:t>=3.034</m:t>
+          </m:r>
+          <m:sSub>
+            <m:e>
+              <m:r>
+                <m:t>X</m:t>
+              </m:r>
+            </m:e>
+            <m:sub>
+              <m:r>
+                <m:t>1</m:t>
+              </m:r>
+            </m:sub>
+          </m:sSub>
+          <m:r>
+            <m:t>−6.193</m:t>
+          </m:r>
+          <m:sSub>
+            <m:e>
+              <m:r>
+                <m:t>X</m:t>
+              </m:r>
+            </m:e>
+            <m:sub>
+              <m:r>
+                <m:t>2</m:t>
+              </m:r>
+            </m:sub>
+          </m:sSub>
+          <m:r>
+            <m:t>+3.34</m:t>
+          </m:r>
+          <m:sSub>
+            <m:e>
+              <m:r>
+                <m:t>X</m:t>
+              </m:r>
+            </m:e>
+            <m:sub>
+              <m:r>
+                <m:t>3</m:t>
+              </m:r>
+            </m:sub>
+          </m:sSub>
+          <m:r>
+            <m:t>+0.378</m:t>
+          </m:r>
+          <m:sSub>
+            <m:e>
+              <m:r>
+                <m:t>u</m:t>
+              </m:r>
+            </m:e>
+            <m:sub>
+              <m:r>
+                <m:t>1</m:t>
+              </m:r>
+            </m:sub>
+          </m:sSub>
+        </m:oMath>
+      </m:oMathPara>
     </w:p>
     <w:p>
       <w:pPr>
-        <w:spacing w:before="30" w:after="30"/>
+        <w:spacing w:before="40" w:after="60"/>
         <w:jc w:val="center"/>
       </w:pPr>
       <m:oMathPara>
-        <m:oMath>
+        <m:oMath xmlns:mml="http://www.w3.org/1998/Math/MathML">
+          <m:sSub>
+            <m:e>
+              <m:limUpp>
+                <m:e>
+                  <m:r>
+                    <m:t>X</m:t>
+                  </m:r>
+                </m:e>
+                <m:lim>
+                  <m:r>
+                    <m:t>˙</m:t>
+                  </m:r>
+                </m:lim>
+              </m:limUpp>
+            </m:e>
+            <m:sub>
+              <m:r>
+                <m:t>3</m:t>
+              </m:r>
+            </m:sub>
+          </m:sSub>
           <m:r>
-            <m:t>|Re(</m:t>
+            <m:t>=78.069</m:t>
           </m:r>
           <m:sSub>
             <m:e>
               <m:r>
-                <m:t>λ</m:t>
+                <m:t>X</m:t>
               </m:r>
             </m:e>
             <m:sub>
               <m:r>
-                <m:t>быстр</m:t>
+                <m:t>1</m:t>
               </m:r>
             </m:sub>
           </m:sSub>
           <m:r>
-            <m:t>)| ≥ 10 · |Re(</m:t>
+            <m:t>+78.069</m:t>
           </m:r>
           <m:sSub>
             <m:e>
               <m:r>
-                <m:t>λ</m:t>
+                <m:t>X</m:t>
               </m:r>
             </m:e>
             <m:sub>
               <m:r>
-                <m:t>медл,max</m:t>
+                <m:t>2</m:t>
               </m:r>
             </m:sub>
           </m:sSub>
           <m:r>
-            <m:t>)|</m:t>
+            <m:t>−159.344</m:t>
+          </m:r>
+          <m:sSub>
+            <m:e>
+              <m:r>
+                <m:t>X</m:t>
+              </m:r>
+            </m:e>
+            <m:sub>
+              <m:r>
+                <m:t>3</m:t>
+              </m:r>
+            </m:sub>
+          </m:sSub>
+        </m:oMath>
+      </m:oMathPara>
+    </w:p>
+    <w:p>
+      <w:pPr>
+        <w:spacing w:before="40" w:after="60"/>
+        <w:jc w:val="center"/>
+      </w:pPr>
+      <m:oMathPara>
+        <m:oMath xmlns:mml="http://www.w3.org/1998/Math/MathML">
+          <m:sSub>
+            <m:e>
+              <m:limUpp>
+                <m:e>
+                  <m:r>
+                    <m:t>y</m:t>
+                  </m:r>
+                </m:e>
+                <m:lim>
+                  <m:r>
+                    <m:t>˙</m:t>
+                  </m:r>
+                </m:lim>
+              </m:limUpp>
+            </m:e>
+            <m:sub>
+              <m:r>
+                <m:t>1</m:t>
+              </m:r>
+            </m:sub>
+          </m:sSub>
+          <m:r>
+            <m:t>=−1606.256</m:t>
+          </m:r>
+          <m:sSub>
+            <m:e>
+              <m:r>
+                <m:t>y</m:t>
+              </m:r>
+            </m:e>
+            <m:sub>
+              <m:r>
+                <m:t>1</m:t>
+              </m:r>
+            </m:sub>
+          </m:sSub>
+          <m:r>
+            <m:t>+1479.609</m:t>
+          </m:r>
+          <m:sSub>
+            <m:e>
+              <m:r>
+                <m:t>y</m:t>
+              </m:r>
+            </m:e>
+            <m:sub>
+              <m:r>
+                <m:t>2</m:t>
+              </m:r>
+            </m:sub>
+          </m:sSub>
+          <m:r>
+            <m:t>−(314+314S)</m:t>
+          </m:r>
+          <m:sSub>
+            <m:e>
+              <m:r>
+                <m:t>X</m:t>
+              </m:r>
+            </m:e>
+            <m:sub>
+              <m:r>
+                <m:t>1</m:t>
+              </m:r>
+            </m:sub>
+          </m:sSub>
+        </m:oMath>
+      </m:oMathPara>
+    </w:p>
+    <w:p>
+      <w:pPr>
+        <w:spacing w:before="40" w:after="60"/>
+        <w:jc w:val="center"/>
+      </w:pPr>
+      <m:oMathPara>
+        <m:oMath xmlns:mml="http://www.w3.org/1998/Math/MathML">
+          <m:sSub>
+            <m:e>
+              <m:limUpp>
+                <m:e>
+                  <m:r>
+                    <m:t>y</m:t>
+                  </m:r>
+                </m:e>
+                <m:lim>
+                  <m:r>
+                    <m:t>˙</m:t>
+                  </m:r>
+                </m:lim>
+              </m:limUpp>
+            </m:e>
+            <m:sub>
+              <m:r>
+                <m:t>2</m:t>
+              </m:r>
+            </m:sub>
+          </m:sSub>
+          <m:r>
+            <m:t>=97.310</m:t>
+          </m:r>
+          <m:sSub>
+            <m:e>
+              <m:r>
+                <m:t>y</m:t>
+              </m:r>
+            </m:e>
+            <m:sub>
+              <m:r>
+                <m:t>1</m:t>
+              </m:r>
+            </m:sub>
+          </m:sSub>
+          <m:r>
+            <m:t>−105.640</m:t>
+          </m:r>
+          <m:sSub>
+            <m:e>
+              <m:r>
+                <m:t>y</m:t>
+              </m:r>
+            </m:e>
+            <m:sub>
+              <m:r>
+                <m:t>2</m:t>
+              </m:r>
+            </m:sub>
+          </m:sSub>
+        </m:oMath>
+      </m:oMathPara>
+    </w:p>
+    <w:p>
+      <w:pPr>
+        <w:spacing w:before="40" w:after="60"/>
+        <w:jc w:val="center"/>
+      </w:pPr>
+      <m:oMathPara>
+        <m:oMath xmlns:mml="http://www.w3.org/1998/Math/MathML">
+          <m:sSub>
+            <m:e>
+              <m:limUpp>
+                <m:e>
+                  <m:r>
+                    <m:t>z</m:t>
+                  </m:r>
+                </m:e>
+                <m:lim>
+                  <m:r>
+                    <m:t>˙</m:t>
+                  </m:r>
+                </m:lim>
+              </m:limUpp>
+            </m:e>
+            <m:sub>
+              <m:r>
+                <m:t>1</m:t>
+              </m:r>
+            </m:sub>
+          </m:sSub>
+          <m:r>
+            <m:t>=</m:t>
+          </m:r>
+          <m:sSub>
+            <m:e>
+              <m:r>
+                <m:t>z</m:t>
+              </m:r>
+            </m:e>
+            <m:sub>
+              <m:r>
+                <m:t>2</m:t>
+              </m:r>
+            </m:sub>
+          </m:sSub>
+        </m:oMath>
+      </m:oMathPara>
+    </w:p>
+    <w:p>
+      <w:pPr>
+        <w:spacing w:before="40" w:after="60"/>
+        <w:jc w:val="center"/>
+      </w:pPr>
+      <m:oMathPara>
+        <m:oMath xmlns:mml="http://www.w3.org/1998/Math/MathML">
+          <m:sSub>
+            <m:e>
+              <m:limUpp>
+                <m:e>
+                  <m:r>
+                    <m:t>z</m:t>
+                  </m:r>
+                </m:e>
+                <m:lim>
+                  <m:r>
+                    <m:t>˙</m:t>
+                  </m:r>
+                </m:lim>
+              </m:limUpp>
+            </m:e>
+            <m:sub>
+              <m:r>
+                <m:t>2</m:t>
+              </m:r>
+            </m:sub>
+          </m:sSub>
+          <m:r>
+            <m:t>=</m:t>
+          </m:r>
+          <m:sSub>
+            <m:e>
+              <m:r>
+                <m:t>z</m:t>
+              </m:r>
+            </m:e>
+            <m:sub>
+              <m:r>
+                <m:t>3</m:t>
+              </m:r>
+            </m:sub>
+          </m:sSub>
+        </m:oMath>
+      </m:oMathPara>
+    </w:p>
+    <w:p>
+      <w:pPr>
+        <w:spacing w:before="40" w:after="60"/>
+        <w:jc w:val="center"/>
+      </w:pPr>
+      <m:oMathPara>
+        <m:oMath xmlns:mml="http://www.w3.org/1998/Math/MathML">
+          <m:sSub>
+            <m:e>
+              <m:limUpp>
+                <m:e>
+                  <m:r>
+                    <m:t>z</m:t>
+                  </m:r>
+                </m:e>
+                <m:lim>
+                  <m:r>
+                    <m:t>˙</m:t>
+                  </m:r>
+                </m:lim>
+              </m:limUpp>
+            </m:e>
+            <m:sub>
+              <m:r>
+                <m:t>3</m:t>
+              </m:r>
+            </m:sub>
+          </m:sSub>
+          <m:r>
+            <m:t>=−33949.6</m:t>
+          </m:r>
+          <m:sSub>
+            <m:e>
+              <m:r>
+                <m:t>z</m:t>
+              </m:r>
+            </m:e>
+            <m:sub>
+              <m:r>
+                <m:t>1</m:t>
+              </m:r>
+            </m:sub>
+          </m:sSub>
+          <m:r>
+            <m:t>−6989.92</m:t>
+          </m:r>
+          <m:sSub>
+            <m:e>
+              <m:r>
+                <m:t>z</m:t>
+              </m:r>
+            </m:e>
+            <m:sub>
+              <m:r>
+                <m:t>2</m:t>
+              </m:r>
+            </m:sub>
+          </m:sSub>
+          <m:r>
+            <m:t>−45</m:t>
+          </m:r>
+          <m:sSub>
+            <m:e>
+              <m:r>
+                <m:t>z</m:t>
+              </m:r>
+            </m:e>
+            <m:sub>
+              <m:r>
+                <m:t>3</m:t>
+              </m:r>
+            </m:sub>
+          </m:sSub>
+          <m:r>
+            <m:t>+2000</m:t>
+          </m:r>
+          <m:sSub>
+            <m:e>
+              <m:r>
+                <m:t>M</m:t>
+              </m:r>
+            </m:e>
+            <m:sub>
+              <m:r>
+                <m:t>0</m:t>
+              </m:r>
+            </m:sub>
+          </m:sSub>
+          <m:r>
+            <m:t>−100000S</m:t>
           </m:r>
         </m:oMath>
       </m:oMathPara>
     </w:p>
     <w:p>
       <w:pPr>
-        <w:spacing w:line="259" w:lineRule="auto" w:after="24"/>
-      </w:pPr>
-      <w:r>
-        <w:rPr>
-          <w:rFonts w:ascii="Times New Roman" w:hAnsi="Times New Roman"/>
-          <w:color w:val="000000"/>
-          <w:sz w:val="20"/>
-        </w:rPr>
-        <w:t>Порядок модели может быть понижен на число таких доминирующих корней путем вырождения быстрых дифференциальных уравнений в алгебраические.</w:t>
-      </w:r>
-    </w:p>
-    <w:p>
-      <w:pPr>
-        <w:keepNext/>
-        <w:spacing w:before="50" w:after="20"/>
-      </w:pPr>
-      <w:r>
-        <w:rPr>
-          <w:rFonts w:ascii="Times New Roman" w:hAnsi="Times New Roman"/>
-          <w:b/>
-          <w:color w:val="000000"/>
-          <w:sz w:val="21"/>
-        </w:rPr>
-        <w:t>2. Нелинейная модель энергоблока ТЭС в режиме свободного движения</w:t>
-      </w:r>
-    </w:p>
-    <w:p>
-      <w:pPr>
-        <w:spacing w:line="259" w:lineRule="auto" w:after="24"/>
-      </w:pPr>
-      <w:r>
-        <w:rPr>
-          <w:rFonts w:ascii="Times New Roman" w:hAnsi="Times New Roman"/>
-          <w:color w:val="000000"/>
-          <w:sz w:val="20"/>
-        </w:rPr>
-        <w:t>Электрическая часть энергоблока СГ2-500-4У2 описывается системой нелинейных дифференциальных уравнений 12-го порядка. Вектор состояния x = [x₁, x₂, x₃, y₁, y₂, z₁, z₂, z₃, u₁, u₂, u₃, s]ᵀ включает:</w:t>
-      </w:r>
-    </w:p>
-    <w:p>
-      <w:pPr>
-        <w:spacing w:line="259" w:lineRule="auto" w:after="24"/>
-      </w:pPr>
-      <w:r>
-        <w:rPr>
-          <w:rFonts w:ascii="Times New Roman" w:hAnsi="Times New Roman"/>
-          <w:color w:val="000000"/>
-          <w:sz w:val="20"/>
-        </w:rPr>
-        <w:t>• x₁, x₂, x₃: проекции потокосцеплений статора и ротора по продольной оси d;</w:t>
-      </w:r>
-    </w:p>
-    <w:p>
-      <w:pPr>
-        <w:spacing w:line="259" w:lineRule="auto" w:after="24"/>
-      </w:pPr>
-      <w:r>
-        <w:rPr>
-          <w:rFonts w:ascii="Times New Roman" w:hAnsi="Times New Roman"/>
-          <w:color w:val="000000"/>
-          <w:sz w:val="20"/>
-        </w:rPr>
-        <w:t>• y₁, y₂: проекции потокосцеплений статора и демпферной обмотки по поперечной оси q;</w:t>
-      </w:r>
-    </w:p>
-    <w:p>
-      <w:pPr>
-        <w:spacing w:line="259" w:lineRule="auto" w:after="24"/>
-      </w:pPr>
-      <w:r>
-        <w:rPr>
-          <w:rFonts w:ascii="Times New Roman" w:hAnsi="Times New Roman"/>
-          <w:color w:val="000000"/>
-          <w:sz w:val="20"/>
-        </w:rPr>
-        <w:t>• z₁, z₂, z₃: механический момент турбины, его первая и вторая производные;</w:t>
-      </w:r>
-    </w:p>
-    <w:p>
-      <w:pPr>
-        <w:spacing w:line="259" w:lineRule="auto" w:after="24"/>
-      </w:pPr>
-      <w:r>
-        <w:rPr>
-          <w:rFonts w:ascii="Times New Roman" w:hAnsi="Times New Roman"/>
-          <w:color w:val="000000"/>
-          <w:sz w:val="20"/>
-        </w:rPr>
-        <w:t>• u₁: напряжение возбудителя; u₂, u₃: переменные регулятора частоты вращения (АРЧВ); s: скольжение ротора.</w:t>
-      </w:r>
-    </w:p>
-    <w:p>
-      <w:pPr>
-        <w:spacing w:line="259" w:lineRule="auto" w:after="24"/>
-      </w:pPr>
-      <w:r>
-        <w:rPr>
-          <w:rFonts w:ascii="Times New Roman" w:hAnsi="Times New Roman"/>
-          <w:color w:val="000000"/>
-          <w:sz w:val="20"/>
-        </w:rPr>
-        <w:t>Для исследования свободных движений внешние воздействия обнуляются (u[1] = 0, u[2] = 0). Система принимает вид ẋ = f(x):</w:t>
-      </w:r>
-    </w:p>
-    <w:p>
-      <w:pPr>
-        <w:spacing w:before="30" w:after="30"/>
+        <w:spacing w:before="40" w:after="60"/>
         <w:jc w:val="center"/>
       </w:pPr>
       <m:oMathPara>
-        <m:oMath>
-          <m:d>
-            <m:dPr>
-              <m:begChr m:val="{"/>
-              <m:endChr m:val=""/>
-            </m:dPr>
+        <m:oMath xmlns:mml="http://www.w3.org/1998/Math/MathML">
+          <m:sSub>
             <m:e>
-              <m:eqArr>
+              <m:limUpp>
                 <m:e>
-                  <m:acc>
-                    <m:accPr>
-                      <m:chr m:val="˙"/>
-                    </m:accPr>
-                    <m:e>
-                      <m:sSub>
-                        <m:e>
-                          <m:r>
-                            <m:t>x</m:t>
-                          </m:r>
-                        </m:e>
-                        <m:sub>
-                          <m:r>
-                            <m:t>1</m:t>
-                          </m:r>
-                        </m:sub>
-                      </m:sSub>
-                    </m:e>
-                  </m:acc>
                   <m:r>
-                    <m:t> = -2071.132 x₁ + 1014.733 x₂ + 1014.733 x₃ + 314 (1 + s) y₁</m:t>
+                    <m:t>u</m:t>
                   </m:r>
                 </m:e>
-                <m:e>
-                  <m:acc>
-                    <m:accPr>
-                      <m:chr m:val="˙"/>
-                    </m:accPr>
-                    <m:e>
-                      <m:sSub>
-                        <m:e>
-                          <m:r>
-                            <m:t>x</m:t>
-                          </m:r>
-                        </m:e>
-                        <m:sub>
-                          <m:r>
-                            <m:t>2</m:t>
-                          </m:r>
-                        </m:sub>
-                      </m:sSub>
-                    </m:e>
-                  </m:acc>
+                <m:lim>
                   <m:r>
-                    <m:t> = 3.034 x₁ - 6.193 x₂ + 3.34 x₃ + 0.378 u₁</m:t>
+                    <m:t>˙</m:t>
                   </m:r>
-                </m:e>
-                <m:e>
-                  <m:acc>
-                    <m:accPr>
-                      <m:chr m:val="˙"/>
-                    </m:accPr>
-                    <m:e>
-                      <m:sSub>
-                        <m:e>
-                          <m:r>
-                            <m:t>x</m:t>
-                          </m:r>
-                        </m:e>
-                        <m:sub>
-                          <m:r>
-                            <m:t>3</m:t>
-                          </m:r>
-                        </m:sub>
-                      </m:sSub>
-                    </m:e>
-                  </m:acc>
-                  <m:r>
-                    <m:t> = 78.069 x₁ + 78.069 x₂ - 159.344 x₃</m:t>
-                  </m:r>
-                </m:e>
-                <m:e>
-                  <m:acc>
-                    <m:accPr>
-                      <m:chr m:val="˙"/>
-                    </m:accPr>
-                    <m:e>
-                      <m:sSub>
-                        <m:e>
-                          <m:r>
-                            <m:t>y</m:t>
-                          </m:r>
-                        </m:e>
-                        <m:sub>
-                          <m:r>
-                            <m:t>1</m:t>
-                          </m:r>
-                        </m:sub>
-                      </m:sSub>
-                    </m:e>
-                  </m:acc>
-                  <m:r>
-                    <m:t> = -1606.256 y₁ + 1479.609 y₂ - 314 (1 + s) x₁</m:t>
-                  </m:r>
-                </m:e>
-                <m:e>
-                  <m:acc>
-                    <m:accPr>
-                      <m:chr m:val="˙"/>
-                    </m:accPr>
-                    <m:e>
-                      <m:sSub>
-                        <m:e>
-                          <m:r>
-                            <m:t>y</m:t>
-                          </m:r>
-                        </m:e>
-                        <m:sub>
-                          <m:r>
-                            <m:t>2</m:t>
-                          </m:r>
-                        </m:sub>
-                      </m:sSub>
-                    </m:e>
-                  </m:acc>
-                  <m:r>
-                    <m:t> = 97.310 y₁ - 105.640 y₂</m:t>
-                  </m:r>
-                </m:e>
-                <m:e>
-                  <m:acc>
-                    <m:accPr>
-                      <m:chr m:val="˙"/>
-                    </m:accPr>
-                    <m:e>
-                      <m:sSub>
-                        <m:e>
-                          <m:r>
-                            <m:t>z</m:t>
-                          </m:r>
-                        </m:e>
-                        <m:sub>
-                          <m:r>
-                            <m:t>1</m:t>
-                          </m:r>
-                        </m:sub>
-                      </m:sSub>
-                    </m:e>
-                  </m:acc>
-                  <m:r>
-                    <m:t> = z₂</m:t>
-                  </m:r>
-                </m:e>
-              </m:eqArr>
+                </m:lim>
+              </m:limUpp>
             </m:e>
-          </m:d>
+            <m:sub>
+              <m:r>
+                <m:t>1</m:t>
+              </m:r>
+            </m:sub>
+          </m:sSub>
+          <m:r>
+            <m:t>=</m:t>
+          </m:r>
+          <m:sSub>
+            <m:e>
+              <m:r>
+                <m:t>u</m:t>
+              </m:r>
+            </m:e>
+            <m:sub>
+              <m:r>
+                <m:t>2</m:t>
+              </m:r>
+            </m:sub>
+          </m:sSub>
+          <m:r>
+            <m:t>+33.33</m:t>
+          </m:r>
+          <m:sSub>
+            <m:e>
+              <m:r>
+                <m:t>U</m:t>
+              </m:r>
+            </m:e>
+            <m:sub>
+              <m:r>
+                <m:t>0</m:t>
+              </m:r>
+            </m:sub>
+          </m:sSub>
         </m:oMath>
       </m:oMathPara>
     </w:p>
     <w:p>
       <w:pPr>
-        <w:spacing w:before="30" w:after="30"/>
+        <w:spacing w:before="40" w:after="60"/>
         <w:jc w:val="center"/>
       </w:pPr>
       <m:oMathPara>
-        <m:oMath>
-          <m:d>
-            <m:dPr>
-              <m:begChr m:val="{"/>
-              <m:endChr m:val=""/>
-            </m:dPr>
+        <m:oMath xmlns:mml="http://www.w3.org/1998/Math/MathML">
+          <m:sSub>
             <m:e>
-              <m:eqArr>
+              <m:limUpp>
                 <m:e>
-                  <m:acc>
-                    <m:accPr>
-                      <m:chr m:val="˙"/>
-                    </m:accPr>
-                    <m:e>
-                      <m:sSub>
-                        <m:e>
-                          <m:r>
-                            <m:t>z</m:t>
-                          </m:r>
-                        </m:e>
-                        <m:sub>
-                          <m:r>
-                            <m:t>2</m:t>
-                          </m:r>
-                        </m:sub>
-                      </m:sSub>
-                    </m:e>
-                  </m:acc>
                   <m:r>
-                    <m:t> = z₃</m:t>
+                    <m:t>u</m:t>
                   </m:r>
                 </m:e>
-                <m:e>
-                  <m:acc>
-                    <m:accPr>
-                      <m:chr m:val="˙"/>
-                    </m:accPr>
-                    <m:e>
-                      <m:sSub>
-                        <m:e>
-                          <m:r>
-                            <m:t>z</m:t>
-                          </m:r>
-                        </m:e>
-                        <m:sub>
-                          <m:r>
-                            <m:t>3</m:t>
-                          </m:r>
-                        </m:sub>
-                      </m:sSub>
-                    </m:e>
-                  </m:acc>
+                <m:lim>
                   <m:r>
-                    <m:t> = -33949.6 z₁ - 6989.92 z₂ - 45 z₃ - 100000 s</m:t>
+                    <m:t>˙</m:t>
                   </m:r>
-                </m:e>
-                <m:e>
-                  <m:acc>
-                    <m:accPr>
-                      <m:chr m:val="˙"/>
-                    </m:accPr>
-                    <m:e>
-                      <m:sSub>
-                        <m:e>
-                          <m:r>
-                            <m:t>u</m:t>
-                          </m:r>
-                        </m:e>
-                        <m:sub>
-                          <m:r>
-                            <m:t>1</m:t>
-                          </m:r>
-                        </m:sub>
-                      </m:sSub>
-                    </m:e>
-                  </m:acc>
-                  <m:r>
-                    <m:t> = u₂</m:t>
-                  </m:r>
-                </m:e>
-                <m:e>
-                  <m:acc>
-                    <m:accPr>
-                      <m:chr m:val="˙"/>
-                    </m:accPr>
-                    <m:e>
-                      <m:sSub>
-                        <m:e>
-                          <m:r>
-                            <m:t>u</m:t>
-                          </m:r>
-                        </m:e>
-                        <m:sub>
-                          <m:r>
-                            <m:t>2</m:t>
-                          </m:r>
-                        </m:sub>
-                      </m:sSub>
-                    </m:e>
-                  </m:acc>
-                  <m:r>
-                    <m:t> = u₃</m:t>
-                  </m:r>
-                </m:e>
-                <m:e>
-                  <m:acc>
-                    <m:accPr>
-                      <m:chr m:val="˙"/>
-                    </m:accPr>
-                    <m:e>
-                      <m:sSub>
-                        <m:e>
-                          <m:r>
-                            <m:t>u</m:t>
-                          </m:r>
-                        </m:e>
-                        <m:sub>
-                          <m:r>
-                            <m:t>3</m:t>
-                          </m:r>
-                        </m:sub>
-                      </m:sSub>
-                    </m:e>
-                  </m:acc>
-                  <m:r>
-                    <m:t> = -55555.55 u₁ - 4444.44 u₂ - 116.66 u₃ - 44444.44 · R(x₁, x₂, x₃, y₁, y₂)</m:t>
-                  </m:r>
-                </m:e>
-                <m:e>
-                  <m:acc>
-                    <m:accPr>
-                      <m:chr m:val="˙"/>
-                    </m:accPr>
-                    <m:e>
-                      <m:r>
-                        <m:t>s</m:t>
-                      </m:r>
-                    </m:e>
-                  </m:acc>
-                  <m:r>
-                    <m:t> = 0.303 z₁ - 1.77 x₁ (1.0856 y₁ - y₂) + 1.215 y₁ (2.041 x₁ - x₂ - x₃)</m:t>
-                  </m:r>
-                </m:e>
-              </m:eqArr>
+                </m:lim>
+              </m:limUpp>
             </m:e>
-          </m:d>
+            <m:sub>
+              <m:r>
+                <m:t>2</m:t>
+              </m:r>
+            </m:sub>
+          </m:sSub>
+          <m:r>
+            <m:t>=</m:t>
+          </m:r>
+          <m:sSub>
+            <m:e>
+              <m:r>
+                <m:t>u</m:t>
+              </m:r>
+            </m:e>
+            <m:sub>
+              <m:r>
+                <m:t>3</m:t>
+              </m:r>
+            </m:sub>
+          </m:sSub>
+          <m:r>
+            <m:t>+2777.777</m:t>
+          </m:r>
+          <m:sSub>
+            <m:e>
+              <m:r>
+                <m:t>U</m:t>
+              </m:r>
+            </m:e>
+            <m:sub>
+              <m:r>
+                <m:t>0</m:t>
+              </m:r>
+            </m:sub>
+          </m:sSub>
         </m:oMath>
       </m:oMathPara>
     </w:p>
     <w:p>
       <w:pPr>
-        <w:spacing w:line="259" w:lineRule="auto" w:after="24"/>
-      </w:pPr>
-      <w:r>
-        <w:rPr>
-          <w:rFonts w:ascii="Times New Roman" w:hAnsi="Times New Roman"/>
-          <w:color w:val="000000"/>
-          <w:sz w:val="20"/>
-        </w:rPr>
-        <w:t>Функция R выражает модуль напряжения статора генератора через проекции на оси d и q:</w:t>
-      </w:r>
-    </w:p>
-    <w:p>
-      <w:pPr>
-        <w:spacing w:before="30" w:after="30"/>
+        <w:spacing w:before="40" w:after="60"/>
         <w:jc w:val="center"/>
       </w:pPr>
       <m:oMathPara>
-        <m:oMath>
+        <m:oMath xmlns:mml="http://www.w3.org/1998/Math/MathML">
+          <m:sSub>
+            <m:e>
+              <m:limUpp>
+                <m:e>
+                  <m:r>
+                    <m:t>u</m:t>
+                  </m:r>
+                </m:e>
+                <m:lim>
+                  <m:r>
+                    <m:t>˙</m:t>
+                  </m:r>
+                </m:lim>
+              </m:limUpp>
+            </m:e>
+            <m:sub>
+              <m:r>
+                <m:t>3</m:t>
+              </m:r>
+            </m:sub>
+          </m:sSub>
           <m:r>
-            <m:t>R = </m:t>
+            <m:t>=−55555.55</m:t>
+          </m:r>
+          <m:sSub>
+            <m:e>
+              <m:r>
+                <m:t>u</m:t>
+              </m:r>
+            </m:e>
+            <m:sub>
+              <m:r>
+                <m:t>1</m:t>
+              </m:r>
+            </m:sub>
+          </m:sSub>
+          <m:r>
+            <m:t>−4444.44</m:t>
+          </m:r>
+          <m:sSub>
+            <m:e>
+              <m:r>
+                <m:t>u</m:t>
+              </m:r>
+            </m:e>
+            <m:sub>
+              <m:r>
+                <m:t>2</m:t>
+              </m:r>
+            </m:sub>
+          </m:sSub>
+          <m:r>
+            <m:t>−116.66</m:t>
+          </m:r>
+          <m:sSub>
+            <m:e>
+              <m:r>
+                <m:t>u</m:t>
+              </m:r>
+            </m:e>
+            <m:sub>
+              <m:r>
+                <m:t>3</m:t>
+              </m:r>
+            </m:sub>
+          </m:sSub>
+          <m:r>
+            <m:t>+16666.66</m:t>
+          </m:r>
+          <m:sSub>
+            <m:e>
+              <m:r>
+                <m:t>U</m:t>
+              </m:r>
+            </m:e>
+            <m:sub>
+              <m:r>
+                <m:t>0</m:t>
+              </m:r>
+            </m:sub>
+          </m:sSub>
+          <m:r>
+            <m:t>−44444.44</m:t>
           </m:r>
           <m:rad>
             <m:radPr>
-              <m:degHide/>
+              <m:degHide m:val="on"/>
             </m:radPr>
             <m:deg/>
             <m:e>
+              <m:r>
+                <m:t>(8.18</m:t>
+              </m:r>
+              <m:sSub>
+                <m:e>
+                  <m:r>
+                    <m:t>X</m:t>
+                  </m:r>
+                </m:e>
+                <m:sub>
+                  <m:r>
+                    <m:t>1</m:t>
+                  </m:r>
+                </m:sub>
+              </m:sSub>
+              <m:r>
+                <m:t>−4.010</m:t>
+              </m:r>
+              <m:sSub>
+                <m:e>
+                  <m:r>
+                    <m:t>X</m:t>
+                  </m:r>
+                </m:e>
+                <m:sub>
+                  <m:r>
+                    <m:t>2</m:t>
+                  </m:r>
+                </m:sub>
+              </m:sSub>
+              <m:r>
+                <m:t>−4.010</m:t>
+              </m:r>
+              <m:sSub>
+                <m:e>
+                  <m:r>
+                    <m:t>X</m:t>
+                  </m:r>
+                </m:e>
+                <m:sub>
+                  <m:r>
+                    <m:t>3</m:t>
+                  </m:r>
+                </m:sub>
+              </m:sSub>
               <m:sSup>
                 <m:e>
-                  <m:d>
-                    <m:dPr>
-                      <m:begChr m:val="("/>
-                      <m:endChr m:val=")"/>
-                    </m:dPr>
-                    <m:e>
-                      <m:r>
-                        <m:t>8.18 x₁ - 4.01 x₂ - 4.01 x₃</m:t>
-                      </m:r>
-                    </m:e>
-                  </m:d>
+                  <m:r>
+                    <m:t>)</m:t>
+                  </m:r>
                 </m:e>
                 <m:sup>
                   <m:r>
@@ -838,21 +930,40 @@
                 </m:sup>
               </m:sSup>
               <m:r>
-                <m:t> + </m:t>
-              </m:r>
+                <m:t>+(6.347</m:t>
+              </m:r>
+              <m:sSub>
+                <m:e>
+                  <m:r>
+                    <m:t>y</m:t>
+                  </m:r>
+                </m:e>
+                <m:sub>
+                  <m:r>
+                    <m:t>1</m:t>
+                  </m:r>
+                </m:sub>
+              </m:sSub>
+              <m:r>
+                <m:t>−5.847</m:t>
+              </m:r>
+              <m:sSub>
+                <m:e>
+                  <m:r>
+                    <m:t>y</m:t>
+                  </m:r>
+                </m:e>
+                <m:sub>
+                  <m:r>
+                    <m:t>2</m:t>
+                  </m:r>
+                </m:sub>
+              </m:sSub>
               <m:sSup>
                 <m:e>
-                  <m:d>
-                    <m:dPr>
-                      <m:begChr m:val="("/>
-                      <m:endChr m:val=")"/>
-                    </m:dPr>
-                    <m:e>
-                      <m:r>
-                        <m:t>6.347 y₁ - 5.847 y₂</m:t>
-                      </m:r>
-                    </m:e>
-                  </m:d>
+                  <m:r>
+                    <m:t>)</m:t>
+                  </m:r>
                 </m:e>
                 <m:sup>
                   <m:r>
@@ -866,53 +977,2467 @@
       </m:oMathPara>
     </w:p>
     <w:p>
+      <w:pPr>
+        <w:spacing w:before="40" w:after="60"/>
+        <w:jc w:val="center"/>
+      </w:pPr>
+      <m:oMathPara>
+        <m:oMath xmlns:mml="http://www.w3.org/1998/Math/MathML">
+          <m:limUpp>
+            <m:e>
+              <m:r>
+                <m:t>S</m:t>
+              </m:r>
+            </m:e>
+            <m:lim>
+              <m:r>
+                <m:t>˙</m:t>
+              </m:r>
+            </m:lim>
+          </m:limUpp>
+          <m:r>
+            <m:t>=0.303</m:t>
+          </m:r>
+          <m:sSub>
+            <m:e>
+              <m:r>
+                <m:t>z</m:t>
+              </m:r>
+            </m:e>
+            <m:sub>
+              <m:r>
+                <m:t>1</m:t>
+              </m:r>
+            </m:sub>
+          </m:sSub>
+          <m:r>
+            <m:t>−1.77</m:t>
+          </m:r>
+          <m:sSub>
+            <m:e>
+              <m:r>
+                <m:t>X</m:t>
+              </m:r>
+            </m:e>
+            <m:sub>
+              <m:r>
+                <m:t>1</m:t>
+              </m:r>
+            </m:sub>
+          </m:sSub>
+          <m:r>
+            <m:t>(1.0856</m:t>
+          </m:r>
+          <m:sSub>
+            <m:e>
+              <m:r>
+                <m:t>y</m:t>
+              </m:r>
+            </m:e>
+            <m:sub>
+              <m:r>
+                <m:t>1</m:t>
+              </m:r>
+            </m:sub>
+          </m:sSub>
+          <m:r>
+            <m:t>−</m:t>
+          </m:r>
+          <m:sSub>
+            <m:e>
+              <m:r>
+                <m:t>y</m:t>
+              </m:r>
+            </m:e>
+            <m:sub>
+              <m:r>
+                <m:t>2</m:t>
+              </m:r>
+            </m:sub>
+          </m:sSub>
+          <m:r>
+            <m:t>)+1.215</m:t>
+          </m:r>
+          <m:sSub>
+            <m:e>
+              <m:r>
+                <m:t>y</m:t>
+              </m:r>
+            </m:e>
+            <m:sub>
+              <m:r>
+                <m:t>1</m:t>
+              </m:r>
+            </m:sub>
+          </m:sSub>
+          <m:r>
+            <m:t>(2.041</m:t>
+          </m:r>
+          <m:sSub>
+            <m:e>
+              <m:r>
+                <m:t>X</m:t>
+              </m:r>
+            </m:e>
+            <m:sub>
+              <m:r>
+                <m:t>1</m:t>
+              </m:r>
+            </m:sub>
+          </m:sSub>
+          <m:r>
+            <m:t>−</m:t>
+          </m:r>
+          <m:sSub>
+            <m:e>
+              <m:r>
+                <m:t>X</m:t>
+              </m:r>
+            </m:e>
+            <m:sub>
+              <m:r>
+                <m:t>2</m:t>
+              </m:r>
+            </m:sub>
+          </m:sSub>
+          <m:r>
+            <m:t>−</m:t>
+          </m:r>
+          <m:sSub>
+            <m:e>
+              <m:r>
+                <m:t>X</m:t>
+              </m:r>
+            </m:e>
+            <m:sub>
+              <m:r>
+                <m:t>3</m:t>
+              </m:r>
+            </m:sub>
+          </m:sSub>
+          <m:r>
+            <m:t>)</m:t>
+          </m:r>
+        </m:oMath>
+      </m:oMathPara>
+    </w:p>
+    <w:p>
+      <w:pPr>
+        <w:keepNext/>
+        <w:spacing w:before="200" w:after="60"/>
+      </w:pPr>
       <w:r>
-        <w:br w:type="page"/>
+        <w:rPr>
+          <w:b/>
+          <w:color w:val="1F4E79"/>
+          <w:sz w:val="24"/>
+        </w:rPr>
+        <w:t>2. Переход к вектору состояния и модели свободных движений</w:t>
       </w:r>
     </w:p>
     <w:p>
       <w:pPr>
-        <w:keepNext/>
-        <w:spacing w:before="50" w:after="20"/>
+        <w:spacing w:before="0" w:after="60" w:line="276" w:lineRule="auto"/>
       </w:pPr>
       <w:r>
         <w:rPr>
-          <w:rFonts w:ascii="Times New Roman" w:hAnsi="Times New Roman"/>
-          <w:b/>
-          <w:color w:val="000000"/>
-          <w:sz w:val="21"/>
+          <w:color w:val="222222"/>
         </w:rPr>
-        <w:t>3. Аналитический вывод линеаризованной модели в общем виде (Задание на подготовку)</w:t>
+        <w:t>По методическим указаниям для исследования свободных составляющих процессов входные управляющие воздействия обнуляются: M₀ = 0, U₀ = 0.</w:t>
       </w:r>
     </w:p>
     <w:p>
       <w:pPr>
-        <w:spacing w:line="259" w:lineRule="auto" w:after="24"/>
+        <w:spacing w:before="0" w:after="60" w:line="276" w:lineRule="auto"/>
       </w:pPr>
       <w:r>
         <w:rPr>
-          <w:rFonts w:ascii="Times New Roman" w:hAnsi="Times New Roman"/>
-          <w:color w:val="000000"/>
-          <w:sz w:val="20"/>
+          <w:color w:val="222222"/>
         </w:rPr>
-        <w:t>На малом временном интервале [t_k, t_{k+1}] линейная модель в отклонениях строится разложением правых частей в ряд Тейлора в окрестности точки траектории свободного движения x* = x(t_k) с удержанием первого приближения:</w:t>
+        <w:t>Введем единый вектор переменных состояния x = (x₁, x₂, ..., x₁₂)ᵀ с нумерацией координат:</w:t>
       </w:r>
     </w:p>
     <w:p>
       <w:pPr>
-        <w:spacing w:before="30" w:after="30"/>
+        <w:spacing w:before="40" w:after="60"/>
         <w:jc w:val="center"/>
       </w:pPr>
       <m:oMathPara>
-        <m:oMath>
+        <m:oMath xmlns:mml="http://www.w3.org/1998/Math/MathML">
+          <m:sSub>
+            <m:e>
+              <m:r>
+                <m:t>X</m:t>
+              </m:r>
+            </m:e>
+            <m:sub>
+              <m:r>
+                <m:t>1</m:t>
+              </m:r>
+            </m:sub>
+          </m:sSub>
+          <m:r>
+            <m:t>=</m:t>
+          </m:r>
+          <m:sSub>
+            <m:e>
+              <m:r>
+                <m:t>x</m:t>
+              </m:r>
+            </m:e>
+            <m:sub>
+              <m:r>
+                <m:t>1</m:t>
+              </m:r>
+            </m:sub>
+          </m:sSub>
+          <m:r>
+            <m:t>,</m:t>
+          </m:r>
+          <m:sSub>
+            <m:e>
+              <m:r>
+                <m:t>X</m:t>
+              </m:r>
+            </m:e>
+            <m:sub>
+              <m:r>
+                <m:t>2</m:t>
+              </m:r>
+            </m:sub>
+          </m:sSub>
+          <m:r>
+            <m:t>=</m:t>
+          </m:r>
+          <m:sSub>
+            <m:e>
+              <m:r>
+                <m:t>x</m:t>
+              </m:r>
+            </m:e>
+            <m:sub>
+              <m:r>
+                <m:t>2</m:t>
+              </m:r>
+            </m:sub>
+          </m:sSub>
+          <m:r>
+            <m:t>,</m:t>
+          </m:r>
+          <m:sSub>
+            <m:e>
+              <m:r>
+                <m:t>X</m:t>
+              </m:r>
+            </m:e>
+            <m:sub>
+              <m:r>
+                <m:t>3</m:t>
+              </m:r>
+            </m:sub>
+          </m:sSub>
+          <m:r>
+            <m:t>=</m:t>
+          </m:r>
+          <m:sSub>
+            <m:e>
+              <m:r>
+                <m:t>x</m:t>
+              </m:r>
+            </m:e>
+            <m:sub>
+              <m:r>
+                <m:t>3</m:t>
+              </m:r>
+            </m:sub>
+          </m:sSub>
+          <m:r>
+            <m:t>,</m:t>
+          </m:r>
+          <m:sSub>
+            <m:e>
+              <m:r>
+                <m:t>y</m:t>
+              </m:r>
+            </m:e>
+            <m:sub>
+              <m:r>
+                <m:t>1</m:t>
+              </m:r>
+            </m:sub>
+          </m:sSub>
+          <m:r>
+            <m:t>=</m:t>
+          </m:r>
+          <m:sSub>
+            <m:e>
+              <m:r>
+                <m:t>x</m:t>
+              </m:r>
+            </m:e>
+            <m:sub>
+              <m:r>
+                <m:t>4</m:t>
+              </m:r>
+            </m:sub>
+          </m:sSub>
+          <m:r>
+            <m:t>,</m:t>
+          </m:r>
+          <m:sSub>
+            <m:e>
+              <m:r>
+                <m:t>y</m:t>
+              </m:r>
+            </m:e>
+            <m:sub>
+              <m:r>
+                <m:t>2</m:t>
+              </m:r>
+            </m:sub>
+          </m:sSub>
+          <m:r>
+            <m:t>=</m:t>
+          </m:r>
+          <m:sSub>
+            <m:e>
+              <m:r>
+                <m:t>x</m:t>
+              </m:r>
+            </m:e>
+            <m:sub>
+              <m:r>
+                <m:t>5</m:t>
+              </m:r>
+            </m:sub>
+          </m:sSub>
+          <m:r>
+            <m:t>,</m:t>
+          </m:r>
+          <m:sSub>
+            <m:e>
+              <m:r>
+                <m:t>z</m:t>
+              </m:r>
+            </m:e>
+            <m:sub>
+              <m:r>
+                <m:t>1</m:t>
+              </m:r>
+            </m:sub>
+          </m:sSub>
+          <m:r>
+            <m:t>=</m:t>
+          </m:r>
+          <m:sSub>
+            <m:e>
+              <m:r>
+                <m:t>x</m:t>
+              </m:r>
+            </m:e>
+            <m:sub>
+              <m:r>
+                <m:t>6</m:t>
+              </m:r>
+            </m:sub>
+          </m:sSub>
+        </m:oMath>
+      </m:oMathPara>
+    </w:p>
+    <w:p>
+      <w:pPr>
+        <w:spacing w:before="40" w:after="60"/>
+        <w:jc w:val="center"/>
+      </w:pPr>
+      <m:oMathPara>
+        <m:oMath xmlns:mml="http://www.w3.org/1998/Math/MathML">
+          <m:sSub>
+            <m:e>
+              <m:r>
+                <m:t>z</m:t>
+              </m:r>
+            </m:e>
+            <m:sub>
+              <m:r>
+                <m:t>2</m:t>
+              </m:r>
+            </m:sub>
+          </m:sSub>
+          <m:r>
+            <m:t>=</m:t>
+          </m:r>
+          <m:sSub>
+            <m:e>
+              <m:r>
+                <m:t>x</m:t>
+              </m:r>
+            </m:e>
+            <m:sub>
+              <m:r>
+                <m:t>7</m:t>
+              </m:r>
+            </m:sub>
+          </m:sSub>
+          <m:r>
+            <m:t>,</m:t>
+          </m:r>
+          <m:sSub>
+            <m:e>
+              <m:r>
+                <m:t>z</m:t>
+              </m:r>
+            </m:e>
+            <m:sub>
+              <m:r>
+                <m:t>3</m:t>
+              </m:r>
+            </m:sub>
+          </m:sSub>
+          <m:r>
+            <m:t>=</m:t>
+          </m:r>
+          <m:sSub>
+            <m:e>
+              <m:r>
+                <m:t>x</m:t>
+              </m:r>
+            </m:e>
+            <m:sub>
+              <m:r>
+                <m:t>8</m:t>
+              </m:r>
+            </m:sub>
+          </m:sSub>
+          <m:r>
+            <m:t>,</m:t>
+          </m:r>
+          <m:sSub>
+            <m:e>
+              <m:r>
+                <m:t>u</m:t>
+              </m:r>
+            </m:e>
+            <m:sub>
+              <m:r>
+                <m:t>1</m:t>
+              </m:r>
+            </m:sub>
+          </m:sSub>
+          <m:r>
+            <m:t>=</m:t>
+          </m:r>
+          <m:sSub>
+            <m:e>
+              <m:r>
+                <m:t>x</m:t>
+              </m:r>
+            </m:e>
+            <m:sub>
+              <m:r>
+                <m:t>9</m:t>
+              </m:r>
+            </m:sub>
+          </m:sSub>
+          <m:r>
+            <m:t>,</m:t>
+          </m:r>
+          <m:sSub>
+            <m:e>
+              <m:r>
+                <m:t>u</m:t>
+              </m:r>
+            </m:e>
+            <m:sub>
+              <m:r>
+                <m:t>2</m:t>
+              </m:r>
+            </m:sub>
+          </m:sSub>
+          <m:r>
+            <m:t>=</m:t>
+          </m:r>
+          <m:sSub>
+            <m:e>
+              <m:r>
+                <m:t>x</m:t>
+              </m:r>
+            </m:e>
+            <m:sub>
+              <m:r>
+                <m:t>10</m:t>
+              </m:r>
+            </m:sub>
+          </m:sSub>
+          <m:r>
+            <m:t>,</m:t>
+          </m:r>
+          <m:sSub>
+            <m:e>
+              <m:r>
+                <m:t>u</m:t>
+              </m:r>
+            </m:e>
+            <m:sub>
+              <m:r>
+                <m:t>3</m:t>
+              </m:r>
+            </m:sub>
+          </m:sSub>
+          <m:r>
+            <m:t>=</m:t>
+          </m:r>
+          <m:sSub>
+            <m:e>
+              <m:r>
+                <m:t>x</m:t>
+              </m:r>
+            </m:e>
+            <m:sub>
+              <m:r>
+                <m:t>11</m:t>
+              </m:r>
+            </m:sub>
+          </m:sSub>
+          <m:r>
+            <m:t>,</m:t>
+          </m:r>
+          <m:r>
+            <m:t>S=</m:t>
+          </m:r>
+          <m:sSub>
+            <m:e>
+              <m:r>
+                <m:t>x</m:t>
+              </m:r>
+            </m:e>
+            <m:sub>
+              <m:r>
+                <m:t>12</m:t>
+              </m:r>
+            </m:sub>
+          </m:sSub>
+        </m:oMath>
+      </m:oMathPara>
+    </w:p>
+    <w:p>
+      <w:pPr>
+        <w:spacing w:before="0" w:after="60" w:line="276" w:lineRule="auto"/>
+      </w:pPr>
+      <w:r>
+        <w:rPr>
+          <w:color w:val="222222"/>
+        </w:rPr>
+        <w:t>Тогда нелинейная система свободных движений записывается в компактном векторном виде:</w:t>
+      </w:r>
+    </w:p>
+    <w:p>
+      <w:pPr>
+        <w:spacing w:before="40" w:after="60"/>
+        <w:jc w:val="center"/>
+      </w:pPr>
+      <m:oMathPara>
+        <m:oMath xmlns:mml="http://www.w3.org/1998/Math/MathML">
+          <m:f>
+            <m:fPr>
+              <m:type m:val="bar"/>
+            </m:fPr>
+            <m:num>
+              <m:r>
+                <m:t>d</m:t>
+              </m:r>
+              <m:limUpp>
+                <m:e>
+                  <m:r>
+                    <m:t>x</m:t>
+                  </m:r>
+                </m:e>
+                <m:lim>
+                  <m:r>
+                    <m:t>→</m:t>
+                  </m:r>
+                </m:lim>
+              </m:limUpp>
+            </m:num>
+            <m:den>
+              <m:r>
+                <m:t>dt</m:t>
+              </m:r>
+            </m:den>
+          </m:f>
+          <m:r>
+            <m:t>=</m:t>
+          </m:r>
+          <m:limUpp>
+            <m:e>
+              <m:r>
+                <m:t>φ</m:t>
+              </m:r>
+            </m:e>
+            <m:lim>
+              <m:r>
+                <m:t>→</m:t>
+              </m:r>
+            </m:lim>
+          </m:limUpp>
+          <m:r>
+            <m:t>(</m:t>
+          </m:r>
+          <m:limUpp>
+            <m:e>
+              <m:r>
+                <m:t>x</m:t>
+              </m:r>
+            </m:e>
+            <m:lim>
+              <m:r>
+                <m:t>→</m:t>
+              </m:r>
+            </m:lim>
+          </m:limUpp>
+          <m:r>
+            <m:t>),</m:t>
+          </m:r>
+          <m:r>
+            <m:rPr>
+              <m:nor/>
+            </m:rPr>
+            <m:t>где </m:t>
+          </m:r>
+          <m:limUpp>
+            <m:e>
+              <m:r>
+                <m:t>x</m:t>
+              </m:r>
+            </m:e>
+            <m:lim>
+              <m:r>
+                <m:t>→</m:t>
+              </m:r>
+            </m:lim>
+          </m:limUpp>
+          <m:r>
+            <m:t>∈</m:t>
+          </m:r>
+          <m:sSup>
+            <m:e>
+              <m:r>
+                <m:t>ℝ</m:t>
+              </m:r>
+            </m:e>
+            <m:sup>
+              <m:r>
+                <m:t>12</m:t>
+              </m:r>
+            </m:sup>
+          </m:sSup>
+          <m:r>
+            <m:t>,</m:t>
+          </m:r>
+          <m:limUpp>
+            <m:e>
+              <m:r>
+                <m:t>φ</m:t>
+              </m:r>
+            </m:e>
+            <m:lim>
+              <m:r>
+                <m:t>→</m:t>
+              </m:r>
+            </m:lim>
+          </m:limUpp>
+          <m:r>
+            <m:t>=(</m:t>
+          </m:r>
+          <m:sSub>
+            <m:e>
+              <m:r>
+                <m:t>φ</m:t>
+              </m:r>
+            </m:e>
+            <m:sub>
+              <m:r>
+                <m:t>1</m:t>
+              </m:r>
+            </m:sub>
+          </m:sSub>
+          <m:r>
+            <m:t>,</m:t>
+          </m:r>
+          <m:sSub>
+            <m:e>
+              <m:r>
+                <m:t>φ</m:t>
+              </m:r>
+            </m:e>
+            <m:sub>
+              <m:r>
+                <m:t>2</m:t>
+              </m:r>
+            </m:sub>
+          </m:sSub>
+          <m:r>
+            <m:t>,…,</m:t>
+          </m:r>
+          <m:sSub>
+            <m:e>
+              <m:r>
+                <m:t>φ</m:t>
+              </m:r>
+            </m:e>
+            <m:sub>
+              <m:r>
+                <m:t>12</m:t>
+              </m:r>
+            </m:sub>
+          </m:sSub>
+          <m:sSup>
+            <m:e>
+              <m:r>
+                <m:t>)</m:t>
+              </m:r>
+            </m:e>
+            <m:sup>
+              <m:r>
+                <m:t>T</m:t>
+              </m:r>
+            </m:sup>
+          </m:sSup>
+        </m:oMath>
+      </m:oMathPara>
+    </w:p>
+    <w:p>
+      <w:pPr>
+        <w:keepNext/>
+        <w:spacing w:before="200" w:after="60"/>
+      </w:pPr>
+      <w:r>
+        <w:rPr>
+          <w:b/>
+          <w:color w:val="1F4E79"/>
+          <w:sz w:val="24"/>
+        </w:rPr>
+        <w:t>3. Линеаризация модели на малом временном интервале [Tᵢ; Tᵢ₊₁]</w:t>
+      </w:r>
+    </w:p>
+    <w:p>
+      <w:pPr>
+        <w:spacing w:before="0" w:after="60" w:line="276" w:lineRule="auto"/>
+      </w:pPr>
+      <w:r>
+        <w:rPr>
+          <w:color w:val="222222"/>
+        </w:rPr>
+        <w:t>Разбиваем интервал наблюдения на малые отрезки [Tᵢ; Tᵢ₊₁]. На каждом отрезке строим линейную модель в отклонениях Δx = x - x*(Tᵢ) относительно опорной траектории:</w:t>
+      </w:r>
+    </w:p>
+    <w:p>
+      <w:pPr>
+        <w:spacing w:before="40" w:after="60"/>
+        <w:jc w:val="center"/>
+      </w:pPr>
+      <m:oMathPara>
+        <m:oMath xmlns:mml="http://www.w3.org/1998/Math/MathML">
+          <m:f>
+            <m:fPr>
+              <m:type m:val="bar"/>
+            </m:fPr>
+            <m:num>
+              <m:r>
+                <m:t>dΔ</m:t>
+              </m:r>
+              <m:limUpp>
+                <m:e>
+                  <m:r>
+                    <m:t>x</m:t>
+                  </m:r>
+                </m:e>
+                <m:lim>
+                  <m:r>
+                    <m:t>→</m:t>
+                  </m:r>
+                </m:lim>
+              </m:limUpp>
+            </m:num>
+            <m:den>
+              <m:r>
+                <m:t>dt</m:t>
+              </m:r>
+            </m:den>
+          </m:f>
+          <m:r>
+            <m:t>=</m:t>
+          </m:r>
+          <m:sSub>
+            <m:e>
+              <m:r>
+                <m:t>A</m:t>
+              </m:r>
+            </m:e>
+            <m:sub>
+              <m:r>
+                <m:t>i</m:t>
+              </m:r>
+            </m:sub>
+          </m:sSub>
           <m:r>
             <m:t>Δ</m:t>
           </m:r>
-          <m:acc>
-            <m:accPr>
-              <m:chr m:val="˙"/>
-            </m:accPr>
+          <m:limUpp>
             <m:e>
+              <m:r>
+                <m:t>x</m:t>
+              </m:r>
+            </m:e>
+            <m:lim>
+              <m:r>
+                <m:t>→</m:t>
+              </m:r>
+            </m:lim>
+          </m:limUpp>
+          <m:r>
+            <m:t>,</m:t>
+          </m:r>
+          <m:r>
+            <m:t>Δ</m:t>
+          </m:r>
+          <m:limUpp>
+            <m:e>
+              <m:r>
+                <m:t>x</m:t>
+              </m:r>
+            </m:e>
+            <m:lim>
+              <m:r>
+                <m:t>→</m:t>
+              </m:r>
+            </m:lim>
+          </m:limUpp>
+          <m:r>
+            <m:t>∈</m:t>
+          </m:r>
+          <m:sSup>
+            <m:e>
+              <m:r>
+                <m:t>ℝ</m:t>
+              </m:r>
+            </m:e>
+            <m:sup>
+              <m:r>
+                <m:t>12</m:t>
+              </m:r>
+            </m:sup>
+          </m:sSup>
+          <m:r>
+            <m:t>,</m:t>
+          </m:r>
+          <m:r>
+            <m:t>t∈[</m:t>
+          </m:r>
+          <m:sSub>
+            <m:e>
+              <m:r>
+                <m:t>T</m:t>
+              </m:r>
+            </m:e>
+            <m:sub>
+              <m:r>
+                <m:t>i</m:t>
+              </m:r>
+            </m:sub>
+          </m:sSub>
+          <m:r>
+            <m:t>;</m:t>
+          </m:r>
+          <m:sSub>
+            <m:e>
+              <m:r>
+                <m:t>T</m:t>
+              </m:r>
+            </m:e>
+            <m:sub>
+              <m:r>
+                <m:t>i+1</m:t>
+              </m:r>
+            </m:sub>
+          </m:sSub>
+          <m:r>
+            <m:t>]</m:t>
+          </m:r>
+        </m:oMath>
+      </m:oMathPara>
+    </w:p>
+    <w:p>
+      <w:pPr>
+        <w:spacing w:before="0" w:after="60" w:line="276" w:lineRule="auto"/>
+      </w:pPr>
+      <w:r>
+        <w:rPr>
+          <w:color w:val="222222"/>
+        </w:rPr>
+        <w:t>Элементы системной матрицы Якоби A_i размером 12 × 12 определяются частными производными правых частей:</w:t>
+      </w:r>
+    </w:p>
+    <w:p>
+      <w:pPr>
+        <w:spacing w:before="40" w:after="60"/>
+        <w:jc w:val="center"/>
+      </w:pPr>
+      <m:oMathPara>
+        <m:oMath xmlns:mml="http://www.w3.org/1998/Math/MathML">
+          <m:sSub>
+            <m:e>
+              <m:r>
+                <m:t>A</m:t>
+              </m:r>
+            </m:e>
+            <m:sub>
+              <m:r>
+                <m:t>i</m:t>
+              </m:r>
+            </m:sub>
+          </m:sSub>
+          <m:r>
+            <m:t>=</m:t>
+          </m:r>
+          <m:sSubSup>
+            <m:e>
+              <m:r>
+                <m:t>[</m:t>
+              </m:r>
+              <m:sSub>
+                <m:e>
+                  <m:r>
+                    <m:t>a</m:t>
+                  </m:r>
+                </m:e>
+                <m:sub>
+                  <m:r>
+                    <m:t>kj</m:t>
+                  </m:r>
+                </m:sub>
+              </m:sSub>
+              <m:r>
+                <m:t>=</m:t>
+              </m:r>
+              <m:f>
+                <m:fPr>
+                  <m:type m:val="bar"/>
+                </m:fPr>
+                <m:num>
+                  <m:r>
+                    <m:t>∂</m:t>
+                  </m:r>
+                  <m:sSub>
+                    <m:e>
+                      <m:r>
+                        <m:t>φ</m:t>
+                      </m:r>
+                    </m:e>
+                    <m:sub>
+                      <m:r>
+                        <m:t>k</m:t>
+                      </m:r>
+                    </m:sub>
+                  </m:sSub>
+                </m:num>
+                <m:den>
+                  <m:r>
+                    <m:t>∂</m:t>
+                  </m:r>
+                  <m:sSub>
+                    <m:e>
+                      <m:r>
+                        <m:t>x</m:t>
+                      </m:r>
+                    </m:e>
+                    <m:sub>
+                      <m:r>
+                        <m:t>j</m:t>
+                      </m:r>
+                    </m:sub>
+                  </m:sSub>
+                </m:den>
+              </m:f>
+              <m:sSub>
+                <m:e>
+                  <m:r>
+                    <m:t>|</m:t>
+                  </m:r>
+                </m:e>
+                <m:sub>
+                  <m:sSup>
+                    <m:e>
+                      <m:limUpp>
+                        <m:e>
+                          <m:r>
+                            <m:t>x</m:t>
+                          </m:r>
+                        </m:e>
+                        <m:lim>
+                          <m:r>
+                            <m:t>→</m:t>
+                          </m:r>
+                        </m:lim>
+                      </m:limUpp>
+                    </m:e>
+                    <m:sup>
+                      <m:r>
+                        <m:t>*</m:t>
+                      </m:r>
+                    </m:sup>
+                  </m:sSup>
+                  <m:r>
+                    <m:t>(</m:t>
+                  </m:r>
+                  <m:sSub>
+                    <m:e>
+                      <m:r>
+                        <m:t>T</m:t>
+                      </m:r>
+                    </m:e>
+                    <m:sub>
+                      <m:r>
+                        <m:t>i</m:t>
+                      </m:r>
+                    </m:sub>
+                  </m:sSub>
+                  <m:r>
+                    <m:t>)</m:t>
+                  </m:r>
+                </m:sub>
+              </m:sSub>
+              <m:r>
+                <m:t>]</m:t>
+              </m:r>
+            </m:e>
+            <m:sub>
+              <m:r>
+                <m:t>k=1.</m:t>
+              </m:r>
+              <m:r>
+                <m:rPr>
+                  <m:sty m:val="p"/>
+                </m:rPr>
+                <m:t>.12</m:t>
+              </m:r>
+            </m:sub>
+            <m:sup>
+              <m:r>
+                <m:t>j=1.</m:t>
+              </m:r>
+              <m:r>
+                <m:rPr>
+                  <m:sty m:val="p"/>
+                </m:rPr>
+                <m:t>.12</m:t>
+              </m:r>
+            </m:sup>
+          </m:sSubSup>
+          <m:r>
+            <m:t>,</m:t>
+          </m:r>
+          <m:r>
+            <m:t>i=0,…,N−1</m:t>
+          </m:r>
+        </m:oMath>
+      </m:oMathPara>
+    </w:p>
+    <w:p>
+      <w:pPr>
+        <w:keepNext/>
+        <w:spacing w:before="200" w:after="60"/>
+      </w:pPr>
+      <w:r>
+        <w:rPr>
+          <w:b/>
+          <w:color w:val="1F4E79"/>
+          <w:sz w:val="24"/>
+        </w:rPr>
+        <w:t>4. Аналитический расчет элементов системной матрицы A_i (в общем виде)</w:t>
+      </w:r>
+    </w:p>
+    <w:p>
+      <w:pPr>
+        <w:spacing w:before="0" w:after="60" w:line="276" w:lineRule="auto"/>
+      </w:pPr>
+      <w:r>
+        <w:rPr>
+          <w:color w:val="222222"/>
+        </w:rPr>
+        <w:t>Ниже приведены выражения для всех элементов матрицы A_i строго по строкам (от k = 1 до k = 12):</w:t>
+      </w:r>
+    </w:p>
+    <w:p>
+      <w:pPr>
+        <w:spacing w:before="0" w:after="60" w:line="276" w:lineRule="auto"/>
+      </w:pPr>
+      <w:r>
+        <w:rPr>
+          <w:b/>
+          <w:color w:val="1F4E79"/>
+        </w:rPr>
+        <w:t xml:space="preserve">• </w:t>
+      </w:r>
+      <w:r>
+        <w:rPr>
+          <w:color w:val="222222"/>
+        </w:rPr>
+        <w:t>Строка 1 (уравнение для x₁):</w:t>
+      </w:r>
+    </w:p>
+    <w:p>
+      <w:pPr>
+        <w:spacing w:before="40" w:after="60"/>
+        <w:jc w:val="center"/>
+      </w:pPr>
+      <m:oMathPara>
+        <m:oMath xmlns:mml="http://www.w3.org/1998/Math/MathML">
+          <m:sSub>
+            <m:e>
+              <m:r>
+                <m:t>a</m:t>
+              </m:r>
+            </m:e>
+            <m:sub>
+              <m:r>
+                <m:t>11</m:t>
+              </m:r>
+            </m:sub>
+          </m:sSub>
+          <m:r>
+            <m:t>=−2071.132,</m:t>
+          </m:r>
+          <m:sSub>
+            <m:e>
+              <m:r>
+                <m:t>a</m:t>
+              </m:r>
+            </m:e>
+            <m:sub>
+              <m:r>
+                <m:t>12</m:t>
+              </m:r>
+            </m:sub>
+          </m:sSub>
+          <m:r>
+            <m:t>=1014.733,</m:t>
+          </m:r>
+          <m:sSub>
+            <m:e>
+              <m:r>
+                <m:t>a</m:t>
+              </m:r>
+            </m:e>
+            <m:sub>
+              <m:r>
+                <m:t>13</m:t>
+              </m:r>
+            </m:sub>
+          </m:sSub>
+          <m:r>
+            <m:t>=1014.733</m:t>
+          </m:r>
+        </m:oMath>
+      </m:oMathPara>
+    </w:p>
+    <w:p>
+      <w:pPr>
+        <w:spacing w:before="40" w:after="60"/>
+        <w:jc w:val="center"/>
+      </w:pPr>
+      <m:oMathPara>
+        <m:oMath xmlns:mml="http://www.w3.org/1998/Math/MathML">
+          <m:sSub>
+            <m:e>
+              <m:r>
+                <m:t>a</m:t>
+              </m:r>
+            </m:e>
+            <m:sub>
+              <m:r>
+                <m:t>14</m:t>
+              </m:r>
+            </m:sub>
+          </m:sSub>
+          <m:r>
+            <m:t>=314(1+</m:t>
+          </m:r>
+          <m:sSub>
+            <m:e>
+              <m:r>
+                <m:t>x</m:t>
+              </m:r>
+            </m:e>
+            <m:sub>
+              <m:r>
+                <m:t>12</m:t>
+              </m:r>
+            </m:sub>
+          </m:sSub>
+          <m:r>
+            <m:t>),</m:t>
+          </m:r>
+          <m:sSub>
+            <m:e>
+              <m:r>
+                <m:t>a</m:t>
+              </m:r>
+            </m:e>
+            <m:sub>
+              <m:r>
+                <m:t>1,12</m:t>
+              </m:r>
+            </m:sub>
+          </m:sSub>
+          <m:r>
+            <m:t>=314</m:t>
+          </m:r>
+          <m:sSub>
+            <m:e>
+              <m:r>
+                <m:t>x</m:t>
+              </m:r>
+            </m:e>
+            <m:sub>
+              <m:r>
+                <m:t>4</m:t>
+              </m:r>
+            </m:sub>
+          </m:sSub>
+          <m:r>
+            <m:t>,</m:t>
+          </m:r>
+          <m:sSub>
+            <m:e>
+              <m:r>
+                <m:t>a</m:t>
+              </m:r>
+            </m:e>
+            <m:sub>
+              <m:r>
+                <m:t>15</m:t>
+              </m:r>
+            </m:sub>
+          </m:sSub>
+          <m:r>
+            <m:t>=…=</m:t>
+          </m:r>
+          <m:sSub>
+            <m:e>
+              <m:r>
+                <m:t>a</m:t>
+              </m:r>
+            </m:e>
+            <m:sub>
+              <m:r>
+                <m:t>1,11</m:t>
+              </m:r>
+            </m:sub>
+          </m:sSub>
+          <m:r>
+            <m:t>=0</m:t>
+          </m:r>
+        </m:oMath>
+      </m:oMathPara>
+    </w:p>
+    <w:p>
+      <w:pPr>
+        <w:spacing w:before="0" w:after="60" w:line="276" w:lineRule="auto"/>
+      </w:pPr>
+      <w:r>
+        <w:rPr>
+          <w:b/>
+          <w:color w:val="1F4E79"/>
+        </w:rPr>
+        <w:t xml:space="preserve">• </w:t>
+      </w:r>
+      <w:r>
+        <w:rPr>
+          <w:color w:val="222222"/>
+        </w:rPr>
+        <w:t>Строка 2 (уравнение для x₂):</w:t>
+      </w:r>
+    </w:p>
+    <w:p>
+      <w:pPr>
+        <w:spacing w:before="40" w:after="60"/>
+        <w:jc w:val="center"/>
+      </w:pPr>
+      <m:oMathPara>
+        <m:oMath xmlns:mml="http://www.w3.org/1998/Math/MathML">
+          <m:sSub>
+            <m:e>
+              <m:r>
+                <m:t>a</m:t>
+              </m:r>
+            </m:e>
+            <m:sub>
+              <m:r>
+                <m:t>21</m:t>
+              </m:r>
+            </m:sub>
+          </m:sSub>
+          <m:r>
+            <m:t>=3.034,</m:t>
+          </m:r>
+          <m:sSub>
+            <m:e>
+              <m:r>
+                <m:t>a</m:t>
+              </m:r>
+            </m:e>
+            <m:sub>
+              <m:r>
+                <m:t>22</m:t>
+              </m:r>
+            </m:sub>
+          </m:sSub>
+          <m:r>
+            <m:t>=−6.193,</m:t>
+          </m:r>
+          <m:sSub>
+            <m:e>
+              <m:r>
+                <m:t>a</m:t>
+              </m:r>
+            </m:e>
+            <m:sub>
+              <m:r>
+                <m:t>23</m:t>
+              </m:r>
+            </m:sub>
+          </m:sSub>
+          <m:r>
+            <m:t>=3.34,</m:t>
+          </m:r>
+          <m:sSub>
+            <m:e>
+              <m:r>
+                <m:t>a</m:t>
+              </m:r>
+            </m:e>
+            <m:sub>
+              <m:r>
+                <m:t>29</m:t>
+              </m:r>
+            </m:sub>
+          </m:sSub>
+          <m:r>
+            <m:t>=0.378</m:t>
+          </m:r>
+        </m:oMath>
+      </m:oMathPara>
+    </w:p>
+    <w:p>
+      <w:pPr>
+        <w:spacing w:before="40" w:after="60"/>
+        <w:jc w:val="center"/>
+      </w:pPr>
+      <m:oMathPara>
+        <m:oMath xmlns:mml="http://www.w3.org/1998/Math/MathML">
+          <m:sSub>
+            <m:e>
+              <m:r>
+                <m:t>a</m:t>
+              </m:r>
+            </m:e>
+            <m:sub>
+              <m:r>
+                <m:t>24</m:t>
+              </m:r>
+            </m:sub>
+          </m:sSub>
+          <m:r>
+            <m:t>=…=</m:t>
+          </m:r>
+          <m:sSub>
+            <m:e>
+              <m:r>
+                <m:t>a</m:t>
+              </m:r>
+            </m:e>
+            <m:sub>
+              <m:r>
+                <m:t>28</m:t>
+              </m:r>
+            </m:sub>
+          </m:sSub>
+          <m:r>
+            <m:t>=</m:t>
+          </m:r>
+          <m:sSub>
+            <m:e>
+              <m:r>
+                <m:t>a</m:t>
+              </m:r>
+            </m:e>
+            <m:sub>
+              <m:r>
+                <m:t>2,10</m:t>
+              </m:r>
+            </m:sub>
+          </m:sSub>
+          <m:r>
+            <m:t>=…=</m:t>
+          </m:r>
+          <m:sSub>
+            <m:e>
+              <m:r>
+                <m:t>a</m:t>
+              </m:r>
+            </m:e>
+            <m:sub>
+              <m:r>
+                <m:t>2,12</m:t>
+              </m:r>
+            </m:sub>
+          </m:sSub>
+          <m:r>
+            <m:t>=0</m:t>
+          </m:r>
+        </m:oMath>
+      </m:oMathPara>
+    </w:p>
+    <w:p>
+      <w:pPr>
+        <w:spacing w:before="0" w:after="60" w:line="276" w:lineRule="auto"/>
+      </w:pPr>
+      <w:r>
+        <w:rPr>
+          <w:b/>
+          <w:color w:val="1F4E79"/>
+        </w:rPr>
+        <w:t xml:space="preserve">• </w:t>
+      </w:r>
+      <w:r>
+        <w:rPr>
+          <w:color w:val="222222"/>
+        </w:rPr>
+        <w:t>Строка 3 (уравнение для x₃):</w:t>
+      </w:r>
+    </w:p>
+    <w:p>
+      <w:pPr>
+        <w:spacing w:before="40" w:after="60"/>
+        <w:jc w:val="center"/>
+      </w:pPr>
+      <m:oMathPara>
+        <m:oMath xmlns:mml="http://www.w3.org/1998/Math/MathML">
+          <m:sSub>
+            <m:e>
+              <m:r>
+                <m:t>a</m:t>
+              </m:r>
+            </m:e>
+            <m:sub>
+              <m:r>
+                <m:t>31</m:t>
+              </m:r>
+            </m:sub>
+          </m:sSub>
+          <m:r>
+            <m:t>=78.069,</m:t>
+          </m:r>
+          <m:sSub>
+            <m:e>
+              <m:r>
+                <m:t>a</m:t>
+              </m:r>
+            </m:e>
+            <m:sub>
+              <m:r>
+                <m:t>32</m:t>
+              </m:r>
+            </m:sub>
+          </m:sSub>
+          <m:r>
+            <m:t>=78.069,</m:t>
+          </m:r>
+          <m:sSub>
+            <m:e>
+              <m:r>
+                <m:t>a</m:t>
+              </m:r>
+            </m:e>
+            <m:sub>
+              <m:r>
+                <m:t>33</m:t>
+              </m:r>
+            </m:sub>
+          </m:sSub>
+          <m:r>
+            <m:t>=−159.344,</m:t>
+          </m:r>
+          <m:sSub>
+            <m:e>
+              <m:r>
+                <m:t>a</m:t>
+              </m:r>
+            </m:e>
+            <m:sub>
+              <m:r>
+                <m:t>34</m:t>
+              </m:r>
+            </m:sub>
+          </m:sSub>
+          <m:r>
+            <m:t>=…=</m:t>
+          </m:r>
+          <m:sSub>
+            <m:e>
+              <m:r>
+                <m:t>a</m:t>
+              </m:r>
+            </m:e>
+            <m:sub>
+              <m:r>
+                <m:t>3,12</m:t>
+              </m:r>
+            </m:sub>
+          </m:sSub>
+          <m:r>
+            <m:t>=0</m:t>
+          </m:r>
+        </m:oMath>
+      </m:oMathPara>
+    </w:p>
+    <w:p>
+      <w:pPr>
+        <w:spacing w:before="0" w:after="60" w:line="276" w:lineRule="auto"/>
+      </w:pPr>
+      <w:r>
+        <w:rPr>
+          <w:b/>
+          <w:color w:val="1F4E79"/>
+        </w:rPr>
+        <w:t xml:space="preserve">• </w:t>
+      </w:r>
+      <w:r>
+        <w:rPr>
+          <w:color w:val="222222"/>
+        </w:rPr>
+        <w:t>Строка 4 (уравнение для x₄ = y₁):</w:t>
+      </w:r>
+    </w:p>
+    <w:p>
+      <w:pPr>
+        <w:spacing w:before="40" w:after="60"/>
+        <w:jc w:val="center"/>
+      </w:pPr>
+      <m:oMathPara>
+        <m:oMath xmlns:mml="http://www.w3.org/1998/Math/MathML">
+          <m:sSub>
+            <m:e>
+              <m:r>
+                <m:t>a</m:t>
+              </m:r>
+            </m:e>
+            <m:sub>
+              <m:r>
+                <m:t>41</m:t>
+              </m:r>
+            </m:sub>
+          </m:sSub>
+          <m:r>
+            <m:t>=−314(1+</m:t>
+          </m:r>
+          <m:sSub>
+            <m:e>
+              <m:r>
+                <m:t>x</m:t>
+              </m:r>
+            </m:e>
+            <m:sub>
+              <m:r>
+                <m:t>12</m:t>
+              </m:r>
+            </m:sub>
+          </m:sSub>
+          <m:r>
+            <m:t>),</m:t>
+          </m:r>
+          <m:sSub>
+            <m:e>
+              <m:r>
+                <m:t>a</m:t>
+              </m:r>
+            </m:e>
+            <m:sub>
+              <m:r>
+                <m:t>44</m:t>
+              </m:r>
+            </m:sub>
+          </m:sSub>
+          <m:r>
+            <m:t>=−1606.256,</m:t>
+          </m:r>
+          <m:sSub>
+            <m:e>
+              <m:r>
+                <m:t>a</m:t>
+              </m:r>
+            </m:e>
+            <m:sub>
+              <m:r>
+                <m:t>45</m:t>
+              </m:r>
+            </m:sub>
+          </m:sSub>
+          <m:r>
+            <m:t>=1479.609</m:t>
+          </m:r>
+        </m:oMath>
+      </m:oMathPara>
+    </w:p>
+    <w:p>
+      <w:pPr>
+        <w:spacing w:before="40" w:after="60"/>
+        <w:jc w:val="center"/>
+      </w:pPr>
+      <m:oMathPara>
+        <m:oMath xmlns:mml="http://www.w3.org/1998/Math/MathML">
+          <m:sSub>
+            <m:e>
+              <m:r>
+                <m:t>a</m:t>
+              </m:r>
+            </m:e>
+            <m:sub>
+              <m:r>
+                <m:t>4,12</m:t>
+              </m:r>
+            </m:sub>
+          </m:sSub>
+          <m:r>
+            <m:t>=−314</m:t>
+          </m:r>
+          <m:sSub>
+            <m:e>
+              <m:r>
+                <m:t>x</m:t>
+              </m:r>
+            </m:e>
+            <m:sub>
+              <m:r>
+                <m:t>1</m:t>
+              </m:r>
+            </m:sub>
+          </m:sSub>
+          <m:r>
+            <m:t>,</m:t>
+          </m:r>
+          <m:sSub>
+            <m:e>
+              <m:r>
+                <m:t>a</m:t>
+              </m:r>
+            </m:e>
+            <m:sub>
+              <m:r>
+                <m:t>42</m:t>
+              </m:r>
+            </m:sub>
+          </m:sSub>
+          <m:r>
+            <m:t>=</m:t>
+          </m:r>
+          <m:sSub>
+            <m:e>
+              <m:r>
+                <m:t>a</m:t>
+              </m:r>
+            </m:e>
+            <m:sub>
+              <m:r>
+                <m:t>43</m:t>
+              </m:r>
+            </m:sub>
+          </m:sSub>
+          <m:r>
+            <m:t>=</m:t>
+          </m:r>
+          <m:sSub>
+            <m:e>
+              <m:r>
+                <m:t>a</m:t>
+              </m:r>
+            </m:e>
+            <m:sub>
+              <m:r>
+                <m:t>46</m:t>
+              </m:r>
+            </m:sub>
+          </m:sSub>
+          <m:r>
+            <m:t>=…=</m:t>
+          </m:r>
+          <m:sSub>
+            <m:e>
+              <m:r>
+                <m:t>a</m:t>
+              </m:r>
+            </m:e>
+            <m:sub>
+              <m:r>
+                <m:t>4,11</m:t>
+              </m:r>
+            </m:sub>
+          </m:sSub>
+          <m:r>
+            <m:t>=0</m:t>
+          </m:r>
+        </m:oMath>
+      </m:oMathPara>
+    </w:p>
+    <w:p>
+      <w:pPr>
+        <w:spacing w:before="0" w:after="60" w:line="276" w:lineRule="auto"/>
+      </w:pPr>
+      <w:r>
+        <w:rPr>
+          <w:b/>
+          <w:color w:val="1F4E79"/>
+        </w:rPr>
+        <w:t xml:space="preserve">• </w:t>
+      </w:r>
+      <w:r>
+        <w:rPr>
+          <w:color w:val="222222"/>
+        </w:rPr>
+        <w:t>Строка 5 (уравнение для x₅ = y₂):</w:t>
+      </w:r>
+    </w:p>
+    <w:p>
+      <w:pPr>
+        <w:spacing w:before="40" w:after="60"/>
+        <w:jc w:val="center"/>
+      </w:pPr>
+      <m:oMathPara>
+        <m:oMath xmlns:mml="http://www.w3.org/1998/Math/MathML">
+          <m:sSub>
+            <m:e>
+              <m:r>
+                <m:t>a</m:t>
+              </m:r>
+            </m:e>
+            <m:sub>
+              <m:r>
+                <m:t>54</m:t>
+              </m:r>
+            </m:sub>
+          </m:sSub>
+          <m:r>
+            <m:t>=97.310,</m:t>
+          </m:r>
+          <m:sSub>
+            <m:e>
+              <m:r>
+                <m:t>a</m:t>
+              </m:r>
+            </m:e>
+            <m:sub>
+              <m:r>
+                <m:t>55</m:t>
+              </m:r>
+            </m:sub>
+          </m:sSub>
+          <m:r>
+            <m:t>=−105.640,</m:t>
+          </m:r>
+          <m:sSub>
+            <m:e>
+              <m:r>
+                <m:t>a</m:t>
+              </m:r>
+            </m:e>
+            <m:sub>
+              <m:r>
+                <m:t>51</m:t>
+              </m:r>
+            </m:sub>
+          </m:sSub>
+          <m:r>
+            <m:t>=…=</m:t>
+          </m:r>
+          <m:sSub>
+            <m:e>
+              <m:r>
+                <m:t>a</m:t>
+              </m:r>
+            </m:e>
+            <m:sub>
+              <m:r>
+                <m:t>53</m:t>
+              </m:r>
+            </m:sub>
+          </m:sSub>
+          <m:r>
+            <m:t>=</m:t>
+          </m:r>
+          <m:sSub>
+            <m:e>
+              <m:r>
+                <m:t>a</m:t>
+              </m:r>
+            </m:e>
+            <m:sub>
+              <m:r>
+                <m:t>56</m:t>
+              </m:r>
+            </m:sub>
+          </m:sSub>
+          <m:r>
+            <m:t>=…=</m:t>
+          </m:r>
+          <m:sSub>
+            <m:e>
+              <m:r>
+                <m:t>a</m:t>
+              </m:r>
+            </m:e>
+            <m:sub>
+              <m:r>
+                <m:t>5,12</m:t>
+              </m:r>
+            </m:sub>
+          </m:sSub>
+          <m:r>
+            <m:t>=0</m:t>
+          </m:r>
+        </m:oMath>
+      </m:oMathPara>
+    </w:p>
+    <w:p>
+      <w:pPr>
+        <w:spacing w:before="0" w:after="60" w:line="276" w:lineRule="auto"/>
+      </w:pPr>
+      <w:r>
+        <w:rPr>
+          <w:b/>
+          <w:color w:val="1F4E79"/>
+        </w:rPr>
+        <w:t xml:space="preserve">• </w:t>
+      </w:r>
+      <w:r>
+        <w:rPr>
+          <w:color w:val="222222"/>
+        </w:rPr>
+        <w:t>Строка 6 (уравнение для x₆ = z₁):</w:t>
+      </w:r>
+    </w:p>
+    <w:p>
+      <w:pPr>
+        <w:spacing w:before="40" w:after="60"/>
+        <w:jc w:val="center"/>
+      </w:pPr>
+      <m:oMathPara>
+        <m:oMath xmlns:mml="http://www.w3.org/1998/Math/MathML">
+          <m:sSub>
+            <m:e>
+              <m:r>
+                <m:t>a</m:t>
+              </m:r>
+            </m:e>
+            <m:sub>
+              <m:r>
+                <m:t>67</m:t>
+              </m:r>
+            </m:sub>
+          </m:sSub>
+          <m:r>
+            <m:t>=1,</m:t>
+          </m:r>
+          <m:sSub>
+            <m:e>
+              <m:r>
+                <m:t>a</m:t>
+              </m:r>
+            </m:e>
+            <m:sub>
+              <m:r>
+                <m:t>61</m:t>
+              </m:r>
+            </m:sub>
+          </m:sSub>
+          <m:r>
+            <m:t>=…=</m:t>
+          </m:r>
+          <m:sSub>
+            <m:e>
+              <m:r>
+                <m:t>a</m:t>
+              </m:r>
+            </m:e>
+            <m:sub>
+              <m:r>
+                <m:t>66</m:t>
+              </m:r>
+            </m:sub>
+          </m:sSub>
+          <m:r>
+            <m:t>=</m:t>
+          </m:r>
+          <m:sSub>
+            <m:e>
+              <m:r>
+                <m:t>a</m:t>
+              </m:r>
+            </m:e>
+            <m:sub>
+              <m:r>
+                <m:t>68</m:t>
+              </m:r>
+            </m:sub>
+          </m:sSub>
+          <m:r>
+            <m:t>=…=</m:t>
+          </m:r>
+          <m:sSub>
+            <m:e>
+              <m:r>
+                <m:t>a</m:t>
+              </m:r>
+            </m:e>
+            <m:sub>
+              <m:r>
+                <m:t>6,12</m:t>
+              </m:r>
+            </m:sub>
+          </m:sSub>
+          <m:r>
+            <m:t>=0</m:t>
+          </m:r>
+        </m:oMath>
+      </m:oMathPara>
+    </w:p>
+    <w:p>
+      <w:pPr>
+        <w:spacing w:before="0" w:after="60" w:line="276" w:lineRule="auto"/>
+      </w:pPr>
+      <w:r>
+        <w:rPr>
+          <w:b/>
+          <w:color w:val="1F4E79"/>
+        </w:rPr>
+        <w:t xml:space="preserve">• </w:t>
+      </w:r>
+      <w:r>
+        <w:rPr>
+          <w:color w:val="222222"/>
+        </w:rPr>
+        <w:t>Строка 7 (уравнение для x₇ = z₂):</w:t>
+      </w:r>
+    </w:p>
+    <w:p>
+      <w:pPr>
+        <w:spacing w:before="40" w:after="60"/>
+        <w:jc w:val="center"/>
+      </w:pPr>
+      <m:oMathPara>
+        <m:oMath xmlns:mml="http://www.w3.org/1998/Math/MathML">
+          <m:sSub>
+            <m:e>
+              <m:r>
+                <m:t>a</m:t>
+              </m:r>
+            </m:e>
+            <m:sub>
+              <m:r>
+                <m:t>78</m:t>
+              </m:r>
+            </m:sub>
+          </m:sSub>
+          <m:r>
+            <m:t>=1,</m:t>
+          </m:r>
+          <m:sSub>
+            <m:e>
+              <m:r>
+                <m:t>a</m:t>
+              </m:r>
+            </m:e>
+            <m:sub>
+              <m:r>
+                <m:t>71</m:t>
+              </m:r>
+            </m:sub>
+          </m:sSub>
+          <m:r>
+            <m:t>=…=</m:t>
+          </m:r>
+          <m:sSub>
+            <m:e>
+              <m:r>
+                <m:t>a</m:t>
+              </m:r>
+            </m:e>
+            <m:sub>
+              <m:r>
+                <m:t>77</m:t>
+              </m:r>
+            </m:sub>
+          </m:sSub>
+          <m:r>
+            <m:t>=</m:t>
+          </m:r>
+          <m:sSub>
+            <m:e>
+              <m:r>
+                <m:t>a</m:t>
+              </m:r>
+            </m:e>
+            <m:sub>
+              <m:r>
+                <m:t>79</m:t>
+              </m:r>
+            </m:sub>
+          </m:sSub>
+          <m:r>
+            <m:t>=…=</m:t>
+          </m:r>
+          <m:sSub>
+            <m:e>
+              <m:r>
+                <m:t>a</m:t>
+              </m:r>
+            </m:e>
+            <m:sub>
+              <m:r>
+                <m:t>7,12</m:t>
+              </m:r>
+            </m:sub>
+          </m:sSub>
+          <m:r>
+            <m:t>=0</m:t>
+          </m:r>
+        </m:oMath>
+      </m:oMathPara>
+    </w:p>
+    <w:p>
+      <w:pPr>
+        <w:spacing w:before="0" w:after="60" w:line="276" w:lineRule="auto"/>
+      </w:pPr>
+      <w:r>
+        <w:rPr>
+          <w:b/>
+          <w:color w:val="1F4E79"/>
+        </w:rPr>
+        <w:t xml:space="preserve">• </w:t>
+      </w:r>
+      <w:r>
+        <w:rPr>
+          <w:color w:val="222222"/>
+        </w:rPr>
+        <w:t>Строка 8 (уравнение для x₈ = z₃):</w:t>
+      </w:r>
+    </w:p>
+    <w:p>
+      <w:pPr>
+        <w:spacing w:before="40" w:after="60"/>
+        <w:jc w:val="center"/>
+      </w:pPr>
+      <m:oMathPara>
+        <m:oMath xmlns:mml="http://www.w3.org/1998/Math/MathML">
+          <m:sSub>
+            <m:e>
+              <m:r>
+                <m:t>a</m:t>
+              </m:r>
+            </m:e>
+            <m:sub>
+              <m:r>
+                <m:t>86</m:t>
+              </m:r>
+            </m:sub>
+          </m:sSub>
+          <m:r>
+            <m:t>=−33949.6,</m:t>
+          </m:r>
+          <m:sSub>
+            <m:e>
+              <m:r>
+                <m:t>a</m:t>
+              </m:r>
+            </m:e>
+            <m:sub>
+              <m:r>
+                <m:t>87</m:t>
+              </m:r>
+            </m:sub>
+          </m:sSub>
+          <m:r>
+            <m:t>=−6989.92,</m:t>
+          </m:r>
+          <m:sSub>
+            <m:e>
+              <m:r>
+                <m:t>a</m:t>
+              </m:r>
+            </m:e>
+            <m:sub>
+              <m:r>
+                <m:t>88</m:t>
+              </m:r>
+            </m:sub>
+          </m:sSub>
+          <m:r>
+            <m:t>=−45,</m:t>
+          </m:r>
+          <m:sSub>
+            <m:e>
+              <m:r>
+                <m:t>a</m:t>
+              </m:r>
+            </m:e>
+            <m:sub>
+              <m:r>
+                <m:t>8,12</m:t>
+              </m:r>
+            </m:sub>
+          </m:sSub>
+          <m:r>
+            <m:t>=−100000</m:t>
+          </m:r>
+        </m:oMath>
+      </m:oMathPara>
+    </w:p>
+    <w:p>
+      <w:pPr>
+        <w:spacing w:before="40" w:after="60"/>
+        <w:jc w:val="center"/>
+      </w:pPr>
+      <m:oMathPara>
+        <m:oMath xmlns:mml="http://www.w3.org/1998/Math/MathML">
+          <m:sSub>
+            <m:e>
+              <m:r>
+                <m:t>a</m:t>
+              </m:r>
+            </m:e>
+            <m:sub>
+              <m:r>
+                <m:t>81</m:t>
+              </m:r>
+            </m:sub>
+          </m:sSub>
+          <m:r>
+            <m:t>=…=</m:t>
+          </m:r>
+          <m:sSub>
+            <m:e>
+              <m:r>
+                <m:t>a</m:t>
+              </m:r>
+            </m:e>
+            <m:sub>
+              <m:r>
+                <m:t>85</m:t>
+              </m:r>
+            </m:sub>
+          </m:sSub>
+          <m:r>
+            <m:t>=</m:t>
+          </m:r>
+          <m:sSub>
+            <m:e>
+              <m:r>
+                <m:t>a</m:t>
+              </m:r>
+            </m:e>
+            <m:sub>
+              <m:r>
+                <m:t>89</m:t>
+              </m:r>
+            </m:sub>
+          </m:sSub>
+          <m:r>
+            <m:t>=…=</m:t>
+          </m:r>
+          <m:sSub>
+            <m:e>
+              <m:r>
+                <m:t>a</m:t>
+              </m:r>
+            </m:e>
+            <m:sub>
+              <m:r>
+                <m:t>8,11</m:t>
+              </m:r>
+            </m:sub>
+          </m:sSub>
+          <m:r>
+            <m:t>=0</m:t>
+          </m:r>
+        </m:oMath>
+      </m:oMathPara>
+    </w:p>
+    <w:p>
+      <w:pPr>
+        <w:spacing w:before="0" w:after="60" w:line="276" w:lineRule="auto"/>
+      </w:pPr>
+      <w:r>
+        <w:rPr>
+          <w:b/>
+          <w:color w:val="1F4E79"/>
+        </w:rPr>
+        <w:t xml:space="preserve">• </w:t>
+      </w:r>
+      <w:r>
+        <w:rPr>
+          <w:color w:val="222222"/>
+        </w:rPr>
+        <w:t>Строка 9 (уравнение для x₉ = u₁):</w:t>
+      </w:r>
+    </w:p>
+    <w:p>
+      <w:pPr>
+        <w:spacing w:before="40" w:after="60"/>
+        <w:jc w:val="center"/>
+      </w:pPr>
+      <m:oMathPara>
+        <m:oMath xmlns:mml="http://www.w3.org/1998/Math/MathML">
+          <m:sSub>
+            <m:e>
+              <m:r>
+                <m:t>a</m:t>
+              </m:r>
+            </m:e>
+            <m:sub>
+              <m:r>
+                <m:t>9,10</m:t>
+              </m:r>
+            </m:sub>
+          </m:sSub>
+          <m:r>
+            <m:t>=1,</m:t>
+          </m:r>
+          <m:sSub>
+            <m:e>
+              <m:r>
+                <m:t>a</m:t>
+              </m:r>
+            </m:e>
+            <m:sub>
+              <m:r>
+                <m:t>91</m:t>
+              </m:r>
+            </m:sub>
+          </m:sSub>
+          <m:r>
+            <m:t>=…=</m:t>
+          </m:r>
+          <m:sSub>
+            <m:e>
+              <m:r>
+                <m:t>a</m:t>
+              </m:r>
+            </m:e>
+            <m:sub>
+              <m:r>
+                <m:t>99</m:t>
+              </m:r>
+            </m:sub>
+          </m:sSub>
+          <m:r>
+            <m:t>=</m:t>
+          </m:r>
+          <m:sSub>
+            <m:e>
+              <m:r>
+                <m:t>a</m:t>
+              </m:r>
+            </m:e>
+            <m:sub>
+              <m:r>
+                <m:t>9,11</m:t>
+              </m:r>
+            </m:sub>
+          </m:sSub>
+          <m:r>
+            <m:t>=</m:t>
+          </m:r>
+          <m:sSub>
+            <m:e>
+              <m:r>
+                <m:t>a</m:t>
+              </m:r>
+            </m:e>
+            <m:sub>
+              <m:r>
+                <m:t>9,12</m:t>
+              </m:r>
+            </m:sub>
+          </m:sSub>
+          <m:r>
+            <m:t>=0</m:t>
+          </m:r>
+        </m:oMath>
+      </m:oMathPara>
+    </w:p>
+    <w:p>
+      <w:pPr>
+        <w:spacing w:before="0" w:after="60" w:line="276" w:lineRule="auto"/>
+      </w:pPr>
+      <w:r>
+        <w:rPr>
+          <w:b/>
+          <w:color w:val="1F4E79"/>
+        </w:rPr>
+        <w:t xml:space="preserve">• </w:t>
+      </w:r>
+      <w:r>
+        <w:rPr>
+          <w:color w:val="222222"/>
+        </w:rPr>
+        <w:t>Строка 10 (уравнение для x₁₀ = u₂):</w:t>
+      </w:r>
+    </w:p>
+    <w:p>
+      <w:pPr>
+        <w:spacing w:before="40" w:after="60"/>
+        <w:jc w:val="center"/>
+      </w:pPr>
+      <m:oMathPara>
+        <m:oMath xmlns:mml="http://www.w3.org/1998/Math/MathML">
+          <m:sSub>
+            <m:e>
+              <m:r>
+                <m:t>a</m:t>
+              </m:r>
+            </m:e>
+            <m:sub>
+              <m:r>
+                <m:t>10,11</m:t>
+              </m:r>
+            </m:sub>
+          </m:sSub>
+          <m:r>
+            <m:t>=1,</m:t>
+          </m:r>
+          <m:sSub>
+            <m:e>
+              <m:r>
+                <m:t>a</m:t>
+              </m:r>
+            </m:e>
+            <m:sub>
+              <m:r>
+                <m:t>10,1</m:t>
+              </m:r>
+            </m:sub>
+          </m:sSub>
+          <m:r>
+            <m:t>=…=</m:t>
+          </m:r>
+          <m:sSub>
+            <m:e>
+              <m:r>
+                <m:t>a</m:t>
+              </m:r>
+            </m:e>
+            <m:sub>
+              <m:r>
+                <m:t>10,10</m:t>
+              </m:r>
+            </m:sub>
+          </m:sSub>
+          <m:r>
+            <m:t>=</m:t>
+          </m:r>
+          <m:sSub>
+            <m:e>
+              <m:r>
+                <m:t>a</m:t>
+              </m:r>
+            </m:e>
+            <m:sub>
+              <m:r>
+                <m:t>10,12</m:t>
+              </m:r>
+            </m:sub>
+          </m:sSub>
+          <m:r>
+            <m:t>=0</m:t>
+          </m:r>
+        </m:oMath>
+      </m:oMathPara>
+    </w:p>
+    <w:p>
+      <w:pPr>
+        <w:spacing w:before="0" w:after="60" w:line="276" w:lineRule="auto"/>
+      </w:pPr>
+      <w:r>
+        <w:rPr>
+          <w:b/>
+          <w:color w:val="1F4E79"/>
+        </w:rPr>
+        <w:t xml:space="preserve">• </w:t>
+      </w:r>
+      <w:r>
+        <w:rPr>
+          <w:color w:val="222222"/>
+        </w:rPr>
+        <w:t>Строка 11 (уравнение для x₁₁ = u₃, дифференцирование сложной функции датчика напряжения R):</w:t>
+      </w:r>
+    </w:p>
+    <w:p>
+      <w:pPr>
+        <w:spacing w:before="0" w:after="60" w:line="276" w:lineRule="auto"/>
+      </w:pPr>
+      <w:r>
+        <w:rPr>
+          <w:color w:val="222222"/>
+        </w:rPr>
+        <w:t>Обозначим V_d = 8.18 x₁ - 4.010 x₂ - 4.010 x₃ и V_q = 6.347 x₄ - 5.847 x₅, R = √(V_d² + V_q²). Частные производные:</w:t>
+      </w:r>
+    </w:p>
+    <w:p>
+      <w:pPr>
+        <w:spacing w:before="40" w:after="60"/>
+        <w:jc w:val="center"/>
+      </w:pPr>
+      <m:oMathPara>
+        <m:oMath xmlns:mml="http://www.w3.org/1998/Math/MathML">
+          <m:sSub>
+            <m:e>
+              <m:r>
+                <m:t>a</m:t>
+              </m:r>
+            </m:e>
+            <m:sub>
+              <m:r>
+                <m:t>11,1</m:t>
+              </m:r>
+            </m:sub>
+          </m:sSub>
+          <m:r>
+            <m:t>=</m:t>
+          </m:r>
+          <m:f>
+            <m:fPr>
+              <m:type m:val="bar"/>
+            </m:fPr>
+            <m:num>
+              <m:r>
+                <m:t>∂</m:t>
+              </m:r>
+              <m:sSub>
+                <m:e>
+                  <m:r>
+                    <m:t>φ</m:t>
+                  </m:r>
+                </m:e>
+                <m:sub>
+                  <m:r>
+                    <m:t>11</m:t>
+                  </m:r>
+                </m:sub>
+              </m:sSub>
+            </m:num>
+            <m:den>
+              <m:r>
+                <m:t>∂</m:t>
+              </m:r>
               <m:sSub>
                 <m:e>
                   <m:r>
@@ -921,487 +3446,177 @@
                 </m:e>
                 <m:sub>
                   <m:r>
-                    <m:t>i</m:t>
-                  </m:r>
-                </m:sub>
-              </m:sSub>
-            </m:e>
-          </m:acc>
-          <m:r>
-            <m:t> = </m:t>
-          </m:r>
-          <m:f>
-            <m:num>
-              <m:r>
-                <m:t>∂fᵢ</m:t>
-              </m:r>
-            </m:num>
-            <m:den>
-              <m:r>
-                <m:t>∂x₁</m:t>
-              </m:r>
-            </m:den>
-          </m:f>
-          <m:r>
-            <m:t> Δx₁ + </m:t>
-          </m:r>
-          <m:f>
-            <m:num>
-              <m:r>
-                <m:t>∂fᵢ</m:t>
-              </m:r>
-            </m:num>
-            <m:den>
-              <m:r>
-                <m:t>∂x₂</m:t>
-              </m:r>
-            </m:den>
-          </m:f>
-          <m:r>
-            <m:t> Δx₂ + ... + </m:t>
-          </m:r>
-          <m:f>
-            <m:num>
-              <m:r>
-                <m:t>∂fᵢ</m:t>
-              </m:r>
-            </m:num>
-            <m:den>
-              <m:r>
-                <m:t>∂s</m:t>
-              </m:r>
-            </m:den>
-          </m:f>
-          <m:r>
-            <m:t> Δs,     i = 1, ..., 12</m:t>
-          </m:r>
-        </m:oMath>
-      </m:oMathPara>
-    </w:p>
-    <w:p>
-      <w:pPr>
-        <w:spacing w:line="259" w:lineRule="auto" w:after="24"/>
-      </w:pPr>
-      <w:r>
-        <w:rPr>
-          <w:rFonts w:ascii="Times New Roman" w:hAnsi="Times New Roman"/>
-          <w:color w:val="000000"/>
-          <w:sz w:val="20"/>
-        </w:rPr>
-        <w:t>Аналитический расчет элементов системной матрицы Якоби A_k = [aᵢⱼ] размером 12 × 12:</w:t>
-      </w:r>
-    </w:p>
-    <w:p>
-      <w:pPr>
-        <w:spacing w:line="259" w:lineRule="auto" w:after="24"/>
-      </w:pPr>
-      <w:r>
-        <w:rPr>
-          <w:rFonts w:ascii="Times New Roman" w:hAnsi="Times New Roman"/>
-          <w:color w:val="000000"/>
-          <w:sz w:val="20"/>
-        </w:rPr>
-        <w:t>1. Линейные строки (уравнения 2, 3, 5, 6, 7, 8, 9, 10 содержат постоянные частные производные):</w:t>
-      </w:r>
-    </w:p>
-    <w:p>
-      <w:pPr>
-        <w:spacing w:line="259" w:lineRule="auto" w:after="24"/>
-      </w:pPr>
-      <w:r>
-        <w:rPr>
-          <w:rFonts w:ascii="Times New Roman" w:hAnsi="Times New Roman"/>
-          <w:color w:val="000000"/>
-          <w:sz w:val="20"/>
-        </w:rPr>
-        <w:t>• Строка 2: a₂,₁ = 3.034; a₂,₂ = -6.193; a₂,₃ = 3.340; a₂,₉ = 0.378.</w:t>
-      </w:r>
-    </w:p>
-    <w:p>
-      <w:pPr>
-        <w:spacing w:line="259" w:lineRule="auto" w:after="24"/>
-      </w:pPr>
-      <w:r>
-        <w:rPr>
-          <w:rFonts w:ascii="Times New Roman" w:hAnsi="Times New Roman"/>
-          <w:color w:val="000000"/>
-          <w:sz w:val="20"/>
-        </w:rPr>
-        <w:t>• Строка 3: a₃,₁ = 78.069; a₃,₂ = 78.069; a₃,₃ = -159.344.</w:t>
-      </w:r>
-    </w:p>
-    <w:p>
-      <w:pPr>
-        <w:spacing w:line="259" w:lineRule="auto" w:after="24"/>
-      </w:pPr>
-      <w:r>
-        <w:rPr>
-          <w:rFonts w:ascii="Times New Roman" w:hAnsi="Times New Roman"/>
-          <w:color w:val="000000"/>
-          <w:sz w:val="20"/>
-        </w:rPr>
-        <w:t>• Строка 5: a₅,₄ = 97.310; a₅,₅ = -105.640.</w:t>
-      </w:r>
-    </w:p>
-    <w:p>
-      <w:pPr>
-        <w:spacing w:line="259" w:lineRule="auto" w:after="24"/>
-      </w:pPr>
-      <w:r>
-        <w:rPr>
-          <w:rFonts w:ascii="Times New Roman" w:hAnsi="Times New Roman"/>
-          <w:color w:val="000000"/>
-          <w:sz w:val="20"/>
-        </w:rPr>
-        <w:t>• Строка 6: a₆,₇ = 1.0;  Строка 7: a₇,₈ = 1.0.</w:t>
-      </w:r>
-    </w:p>
-    <w:p>
-      <w:pPr>
-        <w:spacing w:line="259" w:lineRule="auto" w:after="24"/>
-      </w:pPr>
-      <w:r>
-        <w:rPr>
-          <w:rFonts w:ascii="Times New Roman" w:hAnsi="Times New Roman"/>
-          <w:color w:val="000000"/>
-          <w:sz w:val="20"/>
-        </w:rPr>
-        <w:t>• Строка 8: a₈,₆ = -33949.6; a₈,₇ = -6989.92; a₈,₈ = -45.0; a₈,₁₂ = -100000.0.</w:t>
-      </w:r>
-    </w:p>
-    <w:p>
-      <w:pPr>
-        <w:spacing w:line="259" w:lineRule="auto" w:after="24"/>
-      </w:pPr>
-      <w:r>
-        <w:rPr>
-          <w:rFonts w:ascii="Times New Roman" w:hAnsi="Times New Roman"/>
-          <w:color w:val="000000"/>
-          <w:sz w:val="20"/>
-        </w:rPr>
-        <w:t>• Строка 9: a₉,₁₀ = 1.0;  Строка 10: a₁₀,₁₁ = 1.0.</w:t>
-      </w:r>
-    </w:p>
-    <w:p>
-      <w:pPr>
-        <w:spacing w:line="259" w:lineRule="auto" w:after="24"/>
-      </w:pPr>
-      <w:r>
-        <w:rPr>
-          <w:rFonts w:ascii="Times New Roman" w:hAnsi="Times New Roman"/>
-          <w:color w:val="000000"/>
-          <w:sz w:val="20"/>
-        </w:rPr>
-        <w:t>2. Строка 1 (f₁ включает нелинейную перекрестную связь скольжения с потокосцеплением y₁):</w:t>
-      </w:r>
-    </w:p>
-    <w:p>
-      <w:pPr>
-        <w:spacing w:before="30" w:after="30"/>
-        <w:jc w:val="center"/>
-      </w:pPr>
-      <m:oMathPara>
-        <m:oMath>
-          <m:f>
-            <m:num>
-              <m:r>
-                <m:t>∂f₁</m:t>
-              </m:r>
-            </m:num>
-            <m:den>
-              <m:r>
-                <m:t>∂x₁</m:t>
-              </m:r>
-            </m:den>
-          </m:f>
-          <m:r>
-            <m:t> = -2071.132,   </m:t>
-          </m:r>
-          <m:f>
-            <m:num>
-              <m:r>
-                <m:t>∂f₁</m:t>
-              </m:r>
-            </m:num>
-            <m:den>
-              <m:r>
-                <m:t>∂x₂</m:t>
-              </m:r>
-            </m:den>
-          </m:f>
-          <m:r>
-            <m:t> = 1014.733,   </m:t>
-          </m:r>
-          <m:f>
-            <m:num>
-              <m:r>
-                <m:t>∂f₁</m:t>
-              </m:r>
-            </m:num>
-            <m:den>
-              <m:r>
-                <m:t>∂x₃</m:t>
-              </m:r>
-            </m:den>
-          </m:f>
-          <m:r>
-            <m:t> = 1014.733,   </m:t>
-          </m:r>
-          <m:f>
-            <m:num>
-              <m:r>
-                <m:t>∂f₁</m:t>
-              </m:r>
-            </m:num>
-            <m:den>
-              <m:r>
-                <m:t>∂y₁</m:t>
-              </m:r>
-            </m:den>
-          </m:f>
-          <m:r>
-            <m:t> = 314(1 + s_k),   </m:t>
-          </m:r>
-          <m:f>
-            <m:num>
-              <m:r>
-                <m:t>∂f₁</m:t>
-              </m:r>
-            </m:num>
-            <m:den>
-              <m:r>
-                <m:t>∂s</m:t>
-              </m:r>
-            </m:den>
-          </m:f>
-          <m:r>
-            <m:t> = 314 y_{1,k}</m:t>
-          </m:r>
-        </m:oMath>
-      </m:oMathPara>
-    </w:p>
-    <w:p>
-      <w:pPr>
-        <w:spacing w:line="259" w:lineRule="auto" w:after="24"/>
-      </w:pPr>
-      <w:r>
-        <w:rPr>
-          <w:rFonts w:ascii="Times New Roman" w:hAnsi="Times New Roman"/>
-          <w:color w:val="000000"/>
-          <w:sz w:val="20"/>
-        </w:rPr>
-        <w:t>3. Строка 4 (f₄ включает перекрестную связь скольжения с потокосцеплением x₁):</w:t>
-      </w:r>
-    </w:p>
-    <w:p>
-      <w:pPr>
-        <w:spacing w:before="30" w:after="30"/>
-        <w:jc w:val="center"/>
-      </w:pPr>
-      <m:oMathPara>
-        <m:oMath>
-          <m:f>
-            <m:num>
-              <m:r>
-                <m:t>∂f₄</m:t>
-              </m:r>
-            </m:num>
-            <m:den>
-              <m:r>
-                <m:t>∂x₁</m:t>
-              </m:r>
-            </m:den>
-          </m:f>
-          <m:r>
-            <m:t> = -314(1 + s_k),   </m:t>
-          </m:r>
-          <m:f>
-            <m:num>
-              <m:r>
-                <m:t>∂f₄</m:t>
-              </m:r>
-            </m:num>
-            <m:den>
-              <m:r>
-                <m:t>∂y₁</m:t>
-              </m:r>
-            </m:den>
-          </m:f>
-          <m:r>
-            <m:t> = -1606.256,   </m:t>
-          </m:r>
-          <m:f>
-            <m:num>
-              <m:r>
-                <m:t>∂f₄</m:t>
-              </m:r>
-            </m:num>
-            <m:den>
-              <m:r>
-                <m:t>∂y₂</m:t>
-              </m:r>
-            </m:den>
-          </m:f>
-          <m:r>
-            <m:t> = 1479.609,   </m:t>
-          </m:r>
-          <m:f>
-            <m:num>
-              <m:r>
-                <m:t>∂f₄</m:t>
-              </m:r>
-            </m:num>
-            <m:den>
-              <m:r>
-                <m:t>∂s</m:t>
-              </m:r>
-            </m:den>
-          </m:f>
-          <m:r>
-            <m:t> = -314 x_{1,k}</m:t>
-          </m:r>
-        </m:oMath>
-      </m:oMathPara>
-    </w:p>
-    <w:p>
-      <w:pPr>
-        <w:spacing w:line="259" w:lineRule="auto" w:after="24"/>
-      </w:pPr>
-      <w:r>
-        <w:rPr>
-          <w:rFonts w:ascii="Times New Roman" w:hAnsi="Times New Roman"/>
-          <w:color w:val="000000"/>
-          <w:sz w:val="20"/>
-        </w:rPr>
-        <w:t>4. Строка 11 (f₁₁ содержит датчик напряжения генератора R):</w:t>
-      </w:r>
-    </w:p>
-    <w:p>
-      <w:pPr>
-        <w:spacing w:line="259" w:lineRule="auto" w:after="24"/>
-      </w:pPr>
-      <w:r>
-        <w:rPr>
-          <w:rFonts w:ascii="Times New Roman" w:hAnsi="Times New Roman"/>
-          <w:color w:val="000000"/>
-          <w:sz w:val="20"/>
-        </w:rPr>
-        <w:t>Введем обозначения V_d = 8.18 x₁ - 4.01 x₂ - 4.01 x₃ и V_q = 6.347 y₁ - 5.847 y₂. Дифференцируя сложную функцию R = √(V_d² + V_q²), получаем ∂R/∂xᵢ = (V_d/R)(∂V_d/∂xᵢ), ∂R/∂yⱼ = (V_q/R)(∂V_q/∂yⱼ):</w:t>
-      </w:r>
-    </w:p>
-    <w:p>
-      <w:pPr>
-        <w:spacing w:before="30" w:after="30"/>
-        <w:jc w:val="center"/>
-      </w:pPr>
-      <m:oMathPara>
-        <m:oMath>
-          <m:f>
-            <m:num>
-              <m:r>
-                <m:t>∂f₁₁</m:t>
-              </m:r>
-            </m:num>
-            <m:den>
-              <m:r>
-                <m:t>∂x₁</m:t>
-              </m:r>
-            </m:den>
-          </m:f>
-          <m:r>
-            <m:t> = -363555.5 · </m:t>
-          </m:r>
-          <m:f>
-            <m:num>
-              <m:sSub>
-                <m:e>
-                  <m:r>
-                    <m:t>V</m:t>
-                  </m:r>
-                </m:e>
-                <m:sub>
-                  <m:r>
-                    <m:t>d,k</m:t>
-                  </m:r>
-                </m:sub>
-              </m:sSub>
-            </m:num>
-            <m:den>
-              <m:sSub>
-                <m:e>
-                  <m:r>
-                    <m:t>R</m:t>
-                  </m:r>
-                </m:e>
-                <m:sub>
-                  <m:r>
-                    <m:t>k</m:t>
+                    <m:t>1</m:t>
                   </m:r>
                 </m:sub>
               </m:sSub>
             </m:den>
           </m:f>
           <m:r>
-            <m:t>,   </m:t>
+            <m:t>=</m:t>
           </m:r>
           <m:f>
+            <m:fPr>
+              <m:type m:val="bar"/>
+            </m:fPr>
             <m:num>
               <m:r>
-                <m:t>∂f₁₁</m:t>
-              </m:r>
-            </m:num>
-            <m:den>
-              <m:r>
-                <m:t>∂x₂</m:t>
-              </m:r>
-            </m:den>
-          </m:f>
-          <m:r>
-            <m:t> = </m:t>
-          </m:r>
-          <m:f>
-            <m:num>
-              <m:r>
-                <m:t>∂f₁₁</m:t>
-              </m:r>
-            </m:num>
-            <m:den>
-              <m:r>
-                <m:t>∂x₃</m:t>
-              </m:r>
-            </m:den>
-          </m:f>
-          <m:r>
-            <m:t> = 178222.2 · </m:t>
-          </m:r>
-          <m:f>
-            <m:num>
+                <m:t>−363555.52·(8.18</m:t>
+              </m:r>
               <m:sSub>
                 <m:e>
                   <m:r>
-                    <m:t>V</m:t>
+                    <m:t>x</m:t>
                   </m:r>
                 </m:e>
                 <m:sub>
                   <m:r>
-                    <m:t>d,k</m:t>
+                    <m:t>1</m:t>
                   </m:r>
                 </m:sub>
               </m:sSub>
-            </m:num>
-            <m:den>
+              <m:r>
+                <m:t>−4.010</m:t>
+              </m:r>
               <m:sSub>
                 <m:e>
                   <m:r>
-                    <m:t>R</m:t>
+                    <m:t>x</m:t>
                   </m:r>
                 </m:e>
                 <m:sub>
                   <m:r>
-                    <m:t>k</m:t>
+                    <m:t>2</m:t>
                   </m:r>
                 </m:sub>
               </m:sSub>
+              <m:r>
+                <m:t>−4.010</m:t>
+              </m:r>
+              <m:sSub>
+                <m:e>
+                  <m:r>
+                    <m:t>x</m:t>
+                  </m:r>
+                </m:e>
+                <m:sub>
+                  <m:r>
+                    <m:t>3</m:t>
+                  </m:r>
+                </m:sub>
+              </m:sSub>
+              <m:r>
+                <m:t>)</m:t>
+              </m:r>
+            </m:num>
+            <m:den>
+              <m:rad>
+                <m:radPr>
+                  <m:degHide m:val="on"/>
+                </m:radPr>
+                <m:deg/>
+                <m:e>
+                  <m:r>
+                    <m:t>(8.18</m:t>
+                  </m:r>
+                  <m:sSub>
+                    <m:e>
+                      <m:r>
+                        <m:t>x</m:t>
+                      </m:r>
+                    </m:e>
+                    <m:sub>
+                      <m:r>
+                        <m:t>1</m:t>
+                      </m:r>
+                    </m:sub>
+                  </m:sSub>
+                  <m:r>
+                    <m:t>−4.010</m:t>
+                  </m:r>
+                  <m:sSub>
+                    <m:e>
+                      <m:r>
+                        <m:t>x</m:t>
+                      </m:r>
+                    </m:e>
+                    <m:sub>
+                      <m:r>
+                        <m:t>2</m:t>
+                      </m:r>
+                    </m:sub>
+                  </m:sSub>
+                  <m:r>
+                    <m:t>−4.010</m:t>
+                  </m:r>
+                  <m:sSub>
+                    <m:e>
+                      <m:r>
+                        <m:t>x</m:t>
+                      </m:r>
+                    </m:e>
+                    <m:sub>
+                      <m:r>
+                        <m:t>3</m:t>
+                      </m:r>
+                    </m:sub>
+                  </m:sSub>
+                  <m:sSup>
+                    <m:e>
+                      <m:r>
+                        <m:t>)</m:t>
+                      </m:r>
+                    </m:e>
+                    <m:sup>
+                      <m:r>
+                        <m:t>2</m:t>
+                      </m:r>
+                    </m:sup>
+                  </m:sSup>
+                  <m:r>
+                    <m:t>+(6.347</m:t>
+                  </m:r>
+                  <m:sSub>
+                    <m:e>
+                      <m:r>
+                        <m:t>x</m:t>
+                      </m:r>
+                    </m:e>
+                    <m:sub>
+                      <m:r>
+                        <m:t>4</m:t>
+                      </m:r>
+                    </m:sub>
+                  </m:sSub>
+                  <m:r>
+                    <m:t>−5.847</m:t>
+                  </m:r>
+                  <m:sSub>
+                    <m:e>
+                      <m:r>
+                        <m:t>x</m:t>
+                      </m:r>
+                    </m:e>
+                    <m:sub>
+                      <m:r>
+                        <m:t>5</m:t>
+                      </m:r>
+                    </m:sub>
+                  </m:sSub>
+                  <m:sSup>
+                    <m:e>
+                      <m:r>
+                        <m:t>)</m:t>
+                      </m:r>
+                    </m:e>
+                    <m:sup>
+                      <m:r>
+                        <m:t>2</m:t>
+                      </m:r>
+                    </m:sup>
+                  </m:sSup>
+                </m:e>
+              </m:rad>
             </m:den>
           </m:f>
         </m:oMath>
@@ -1409,102 +3624,287 @@
     </w:p>
     <w:p>
       <w:pPr>
-        <w:spacing w:before="30" w:after="30"/>
+        <w:spacing w:before="40" w:after="60"/>
         <w:jc w:val="center"/>
       </w:pPr>
       <m:oMathPara>
-        <m:oMath>
-          <m:f>
-            <m:num>
-              <m:r>
-                <m:t>∂f₁₁</m:t>
-              </m:r>
-            </m:num>
-            <m:den>
-              <m:r>
-                <m:t>∂y₁</m:t>
-              </m:r>
-            </m:den>
-          </m:f>
+        <m:oMath xmlns:mml="http://www.w3.org/1998/Math/MathML">
+          <m:sSub>
+            <m:e>
+              <m:r>
+                <m:t>a</m:t>
+              </m:r>
+            </m:e>
+            <m:sub>
+              <m:r>
+                <m:t>11,2</m:t>
+              </m:r>
+            </m:sub>
+          </m:sSub>
           <m:r>
-            <m:t> = -282088.9 · </m:t>
+            <m:t>=</m:t>
           </m:r>
           <m:f>
+            <m:fPr>
+              <m:type m:val="bar"/>
+            </m:fPr>
             <m:num>
+              <m:r>
+                <m:t>∂</m:t>
+              </m:r>
               <m:sSub>
                 <m:e>
                   <m:r>
-                    <m:t>V</m:t>
+                    <m:t>φ</m:t>
                   </m:r>
                 </m:e>
                 <m:sub>
                   <m:r>
-                    <m:t>q,k</m:t>
+                    <m:t>11</m:t>
                   </m:r>
                 </m:sub>
               </m:sSub>
             </m:num>
             <m:den>
+              <m:r>
+                <m:t>∂</m:t>
+              </m:r>
               <m:sSub>
                 <m:e>
                   <m:r>
-                    <m:t>R</m:t>
+                    <m:t>x</m:t>
                   </m:r>
                 </m:e>
                 <m:sub>
                   <m:r>
-                    <m:t>k</m:t>
+                    <m:t>2</m:t>
                   </m:r>
                 </m:sub>
               </m:sSub>
             </m:den>
           </m:f>
           <m:r>
-            <m:t>,   </m:t>
+            <m:t>=</m:t>
+          </m:r>
+          <m:sSub>
+            <m:e>
+              <m:r>
+                <m:t>a</m:t>
+              </m:r>
+            </m:e>
+            <m:sub>
+              <m:r>
+                <m:t>11,3</m:t>
+              </m:r>
+            </m:sub>
+          </m:sSub>
+          <m:r>
+            <m:t>=</m:t>
           </m:r>
           <m:f>
+            <m:fPr>
+              <m:type m:val="bar"/>
+            </m:fPr>
             <m:num>
               <m:r>
-                <m:t>∂f₁₁</m:t>
-              </m:r>
-            </m:num>
-            <m:den>
-              <m:r>
-                <m:t>∂y₂</m:t>
-              </m:r>
-            </m:den>
-          </m:f>
-          <m:r>
-            <m:t> = 259866.6 · </m:t>
-          </m:r>
-          <m:f>
-            <m:num>
+                <m:t>∂</m:t>
+              </m:r>
               <m:sSub>
                 <m:e>
                   <m:r>
-                    <m:t>V</m:t>
+                    <m:t>φ</m:t>
                   </m:r>
                 </m:e>
                 <m:sub>
                   <m:r>
-                    <m:t>q,k</m:t>
+                    <m:t>11</m:t>
                   </m:r>
                 </m:sub>
               </m:sSub>
             </m:num>
             <m:den>
+              <m:r>
+                <m:t>∂</m:t>
+              </m:r>
               <m:sSub>
                 <m:e>
                   <m:r>
-                    <m:t>R</m:t>
+                    <m:t>x</m:t>
                   </m:r>
                 </m:e>
                 <m:sub>
                   <m:r>
-                    <m:t>k</m:t>
+                    <m:t>3</m:t>
                   </m:r>
                 </m:sub>
               </m:sSub>
+            </m:den>
+          </m:f>
+          <m:r>
+            <m:t>=</m:t>
+          </m:r>
+          <m:f>
+            <m:fPr>
+              <m:type m:val="bar"/>
+            </m:fPr>
+            <m:num>
+              <m:r>
+                <m:t>178222.20·(8.18</m:t>
+              </m:r>
+              <m:sSub>
+                <m:e>
+                  <m:r>
+                    <m:t>x</m:t>
+                  </m:r>
+                </m:e>
+                <m:sub>
+                  <m:r>
+                    <m:t>1</m:t>
+                  </m:r>
+                </m:sub>
+              </m:sSub>
+              <m:r>
+                <m:t>−4.010</m:t>
+              </m:r>
+              <m:sSub>
+                <m:e>
+                  <m:r>
+                    <m:t>x</m:t>
+                  </m:r>
+                </m:e>
+                <m:sub>
+                  <m:r>
+                    <m:t>2</m:t>
+                  </m:r>
+                </m:sub>
+              </m:sSub>
+              <m:r>
+                <m:t>−4.010</m:t>
+              </m:r>
+              <m:sSub>
+                <m:e>
+                  <m:r>
+                    <m:t>x</m:t>
+                  </m:r>
+                </m:e>
+                <m:sub>
+                  <m:r>
+                    <m:t>3</m:t>
+                  </m:r>
+                </m:sub>
+              </m:sSub>
+              <m:r>
+                <m:t>)</m:t>
+              </m:r>
+            </m:num>
+            <m:den>
+              <m:rad>
+                <m:radPr>
+                  <m:degHide m:val="on"/>
+                </m:radPr>
+                <m:deg/>
+                <m:e>
+                  <m:r>
+                    <m:t>(8.18</m:t>
+                  </m:r>
+                  <m:sSub>
+                    <m:e>
+                      <m:r>
+                        <m:t>x</m:t>
+                      </m:r>
+                    </m:e>
+                    <m:sub>
+                      <m:r>
+                        <m:t>1</m:t>
+                      </m:r>
+                    </m:sub>
+                  </m:sSub>
+                  <m:r>
+                    <m:t>−4.010</m:t>
+                  </m:r>
+                  <m:sSub>
+                    <m:e>
+                      <m:r>
+                        <m:t>x</m:t>
+                      </m:r>
+                    </m:e>
+                    <m:sub>
+                      <m:r>
+                        <m:t>2</m:t>
+                      </m:r>
+                    </m:sub>
+                  </m:sSub>
+                  <m:r>
+                    <m:t>−4.010</m:t>
+                  </m:r>
+                  <m:sSub>
+                    <m:e>
+                      <m:r>
+                        <m:t>x</m:t>
+                      </m:r>
+                    </m:e>
+                    <m:sub>
+                      <m:r>
+                        <m:t>3</m:t>
+                      </m:r>
+                    </m:sub>
+                  </m:sSub>
+                  <m:sSup>
+                    <m:e>
+                      <m:r>
+                        <m:t>)</m:t>
+                      </m:r>
+                    </m:e>
+                    <m:sup>
+                      <m:r>
+                        <m:t>2</m:t>
+                      </m:r>
+                    </m:sup>
+                  </m:sSup>
+                  <m:r>
+                    <m:t>+(6.347</m:t>
+                  </m:r>
+                  <m:sSub>
+                    <m:e>
+                      <m:r>
+                        <m:t>x</m:t>
+                      </m:r>
+                    </m:e>
+                    <m:sub>
+                      <m:r>
+                        <m:t>4</m:t>
+                      </m:r>
+                    </m:sub>
+                  </m:sSub>
+                  <m:r>
+                    <m:t>−5.847</m:t>
+                  </m:r>
+                  <m:sSub>
+                    <m:e>
+                      <m:r>
+                        <m:t>x</m:t>
+                      </m:r>
+                    </m:e>
+                    <m:sub>
+                      <m:r>
+                        <m:t>5</m:t>
+                      </m:r>
+                    </m:sub>
+                  </m:sSub>
+                  <m:sSup>
+                    <m:e>
+                      <m:r>
+                        <m:t>)</m:t>
+                      </m:r>
+                    </m:e>
+                    <m:sup>
+                      <m:r>
+                        <m:t>2</m:t>
+                      </m:r>
+                    </m:sup>
+                  </m:sSup>
+                </m:e>
+              </m:rad>
             </m:den>
           </m:f>
         </m:oMath>
@@ -1512,1013 +3912,907 @@
     </w:p>
     <w:p>
       <w:pPr>
-        <w:spacing w:before="30" w:after="30"/>
+        <w:spacing w:before="40" w:after="60"/>
         <w:jc w:val="center"/>
       </w:pPr>
       <m:oMathPara>
-        <m:oMath>
+        <m:oMath xmlns:mml="http://www.w3.org/1998/Math/MathML">
+          <m:sSub>
+            <m:e>
+              <m:r>
+                <m:t>a</m:t>
+              </m:r>
+            </m:e>
+            <m:sub>
+              <m:r>
+                <m:t>11,4</m:t>
+              </m:r>
+            </m:sub>
+          </m:sSub>
+          <m:r>
+            <m:t>=</m:t>
+          </m:r>
           <m:f>
+            <m:fPr>
+              <m:type m:val="bar"/>
+            </m:fPr>
             <m:num>
               <m:r>
-                <m:t>∂f₁₁</m:t>
-              </m:r>
+                <m:t>∂</m:t>
+              </m:r>
+              <m:sSub>
+                <m:e>
+                  <m:r>
+                    <m:t>φ</m:t>
+                  </m:r>
+                </m:e>
+                <m:sub>
+                  <m:r>
+                    <m:t>11</m:t>
+                  </m:r>
+                </m:sub>
+              </m:sSub>
             </m:num>
             <m:den>
               <m:r>
-                <m:t>∂u₁</m:t>
-              </m:r>
+                <m:t>∂</m:t>
+              </m:r>
+              <m:sSub>
+                <m:e>
+                  <m:r>
+                    <m:t>x</m:t>
+                  </m:r>
+                </m:e>
+                <m:sub>
+                  <m:r>
+                    <m:t>4</m:t>
+                  </m:r>
+                </m:sub>
+              </m:sSub>
             </m:den>
           </m:f>
           <m:r>
-            <m:t> = -55555.55,   </m:t>
+            <m:t>=</m:t>
           </m:r>
           <m:f>
+            <m:fPr>
+              <m:type m:val="bar"/>
+            </m:fPr>
             <m:num>
               <m:r>
-                <m:t>∂f₁₁</m:t>
+                <m:t>−282088.86·(6.347</m:t>
+              </m:r>
+              <m:sSub>
+                <m:e>
+                  <m:r>
+                    <m:t>x</m:t>
+                  </m:r>
+                </m:e>
+                <m:sub>
+                  <m:r>
+                    <m:t>4</m:t>
+                  </m:r>
+                </m:sub>
+              </m:sSub>
+              <m:r>
+                <m:t>−5.847</m:t>
+              </m:r>
+              <m:sSub>
+                <m:e>
+                  <m:r>
+                    <m:t>x</m:t>
+                  </m:r>
+                </m:e>
+                <m:sub>
+                  <m:r>
+                    <m:t>5</m:t>
+                  </m:r>
+                </m:sub>
+              </m:sSub>
+              <m:r>
+                <m:t>)</m:t>
               </m:r>
             </m:num>
             <m:den>
-              <m:r>
-                <m:t>∂u₂</m:t>
-              </m:r>
+              <m:rad>
+                <m:radPr>
+                  <m:degHide m:val="on"/>
+                </m:radPr>
+                <m:deg/>
+                <m:e>
+                  <m:r>
+                    <m:t>(8.18</m:t>
+                  </m:r>
+                  <m:sSub>
+                    <m:e>
+                      <m:r>
+                        <m:t>x</m:t>
+                      </m:r>
+                    </m:e>
+                    <m:sub>
+                      <m:r>
+                        <m:t>1</m:t>
+                      </m:r>
+                    </m:sub>
+                  </m:sSub>
+                  <m:r>
+                    <m:t>−4.010</m:t>
+                  </m:r>
+                  <m:sSub>
+                    <m:e>
+                      <m:r>
+                        <m:t>x</m:t>
+                      </m:r>
+                    </m:e>
+                    <m:sub>
+                      <m:r>
+                        <m:t>2</m:t>
+                      </m:r>
+                    </m:sub>
+                  </m:sSub>
+                  <m:r>
+                    <m:t>−4.010</m:t>
+                  </m:r>
+                  <m:sSub>
+                    <m:e>
+                      <m:r>
+                        <m:t>x</m:t>
+                      </m:r>
+                    </m:e>
+                    <m:sub>
+                      <m:r>
+                        <m:t>3</m:t>
+                      </m:r>
+                    </m:sub>
+                  </m:sSub>
+                  <m:sSup>
+                    <m:e>
+                      <m:r>
+                        <m:t>)</m:t>
+                      </m:r>
+                    </m:e>
+                    <m:sup>
+                      <m:r>
+                        <m:t>2</m:t>
+                      </m:r>
+                    </m:sup>
+                  </m:sSup>
+                  <m:r>
+                    <m:t>+(6.347</m:t>
+                  </m:r>
+                  <m:sSub>
+                    <m:e>
+                      <m:r>
+                        <m:t>x</m:t>
+                      </m:r>
+                    </m:e>
+                    <m:sub>
+                      <m:r>
+                        <m:t>4</m:t>
+                      </m:r>
+                    </m:sub>
+                  </m:sSub>
+                  <m:r>
+                    <m:t>−5.847</m:t>
+                  </m:r>
+                  <m:sSub>
+                    <m:e>
+                      <m:r>
+                        <m:t>x</m:t>
+                      </m:r>
+                    </m:e>
+                    <m:sub>
+                      <m:r>
+                        <m:t>5</m:t>
+                      </m:r>
+                    </m:sub>
+                  </m:sSub>
+                  <m:sSup>
+                    <m:e>
+                      <m:r>
+                        <m:t>)</m:t>
+                      </m:r>
+                    </m:e>
+                    <m:sup>
+                      <m:r>
+                        <m:t>2</m:t>
+                      </m:r>
+                    </m:sup>
+                  </m:sSup>
+                </m:e>
+              </m:rad>
+            </m:den>
+          </m:f>
+        </m:oMath>
+      </m:oMathPara>
+    </w:p>
+    <w:p>
+      <w:pPr>
+        <w:spacing w:before="40" w:after="60"/>
+        <w:jc w:val="center"/>
+      </w:pPr>
+      <m:oMathPara>
+        <m:oMath xmlns:mml="http://www.w3.org/1998/Math/MathML">
+          <m:sSub>
+            <m:e>
+              <m:r>
+                <m:t>a</m:t>
+              </m:r>
+            </m:e>
+            <m:sub>
+              <m:r>
+                <m:t>11,5</m:t>
+              </m:r>
+            </m:sub>
+          </m:sSub>
+          <m:r>
+            <m:t>=</m:t>
+          </m:r>
+          <m:f>
+            <m:fPr>
+              <m:type m:val="bar"/>
+            </m:fPr>
+            <m:num>
+              <m:r>
+                <m:t>∂</m:t>
+              </m:r>
+              <m:sSub>
+                <m:e>
+                  <m:r>
+                    <m:t>φ</m:t>
+                  </m:r>
+                </m:e>
+                <m:sub>
+                  <m:r>
+                    <m:t>11</m:t>
+                  </m:r>
+                </m:sub>
+              </m:sSub>
+            </m:num>
+            <m:den>
+              <m:r>
+                <m:t>∂</m:t>
+              </m:r>
+              <m:sSub>
+                <m:e>
+                  <m:r>
+                    <m:t>x</m:t>
+                  </m:r>
+                </m:e>
+                <m:sub>
+                  <m:r>
+                    <m:t>5</m:t>
+                  </m:r>
+                </m:sub>
+              </m:sSub>
             </m:den>
           </m:f>
           <m:r>
-            <m:t> = -4444.44,   </m:t>
+            <m:t>=</m:t>
           </m:r>
           <m:f>
+            <m:fPr>
+              <m:type m:val="bar"/>
+            </m:fPr>
             <m:num>
               <m:r>
-                <m:t>∂f₁₁</m:t>
+                <m:t>259866.64·(6.347</m:t>
+              </m:r>
+              <m:sSub>
+                <m:e>
+                  <m:r>
+                    <m:t>x</m:t>
+                  </m:r>
+                </m:e>
+                <m:sub>
+                  <m:r>
+                    <m:t>4</m:t>
+                  </m:r>
+                </m:sub>
+              </m:sSub>
+              <m:r>
+                <m:t>−5.847</m:t>
+              </m:r>
+              <m:sSub>
+                <m:e>
+                  <m:r>
+                    <m:t>x</m:t>
+                  </m:r>
+                </m:e>
+                <m:sub>
+                  <m:r>
+                    <m:t>5</m:t>
+                  </m:r>
+                </m:sub>
+              </m:sSub>
+              <m:r>
+                <m:t>)</m:t>
               </m:r>
             </m:num>
             <m:den>
-              <m:r>
-                <m:t>∂u₃</m:t>
-              </m:r>
+              <m:rad>
+                <m:radPr>
+                  <m:degHide m:val="on"/>
+                </m:radPr>
+                <m:deg/>
+                <m:e>
+                  <m:r>
+                    <m:t>(8.18</m:t>
+                  </m:r>
+                  <m:sSub>
+                    <m:e>
+                      <m:r>
+                        <m:t>x</m:t>
+                      </m:r>
+                    </m:e>
+                    <m:sub>
+                      <m:r>
+                        <m:t>1</m:t>
+                      </m:r>
+                    </m:sub>
+                  </m:sSub>
+                  <m:r>
+                    <m:t>−4.010</m:t>
+                  </m:r>
+                  <m:sSub>
+                    <m:e>
+                      <m:r>
+                        <m:t>x</m:t>
+                      </m:r>
+                    </m:e>
+                    <m:sub>
+                      <m:r>
+                        <m:t>2</m:t>
+                      </m:r>
+                    </m:sub>
+                  </m:sSub>
+                  <m:r>
+                    <m:t>−4.010</m:t>
+                  </m:r>
+                  <m:sSub>
+                    <m:e>
+                      <m:r>
+                        <m:t>x</m:t>
+                      </m:r>
+                    </m:e>
+                    <m:sub>
+                      <m:r>
+                        <m:t>3</m:t>
+                      </m:r>
+                    </m:sub>
+                  </m:sSub>
+                  <m:sSup>
+                    <m:e>
+                      <m:r>
+                        <m:t>)</m:t>
+                      </m:r>
+                    </m:e>
+                    <m:sup>
+                      <m:r>
+                        <m:t>2</m:t>
+                      </m:r>
+                    </m:sup>
+                  </m:sSup>
+                  <m:r>
+                    <m:t>+(6.347</m:t>
+                  </m:r>
+                  <m:sSub>
+                    <m:e>
+                      <m:r>
+                        <m:t>x</m:t>
+                      </m:r>
+                    </m:e>
+                    <m:sub>
+                      <m:r>
+                        <m:t>4</m:t>
+                      </m:r>
+                    </m:sub>
+                  </m:sSub>
+                  <m:r>
+                    <m:t>−5.847</m:t>
+                  </m:r>
+                  <m:sSub>
+                    <m:e>
+                      <m:r>
+                        <m:t>x</m:t>
+                      </m:r>
+                    </m:e>
+                    <m:sub>
+                      <m:r>
+                        <m:t>5</m:t>
+                      </m:r>
+                    </m:sub>
+                  </m:sSub>
+                  <m:sSup>
+                    <m:e>
+                      <m:r>
+                        <m:t>)</m:t>
+                      </m:r>
+                    </m:e>
+                    <m:sup>
+                      <m:r>
+                        <m:t>2</m:t>
+                      </m:r>
+                    </m:sup>
+                  </m:sSup>
+                </m:e>
+              </m:rad>
             </m:den>
           </m:f>
+        </m:oMath>
+      </m:oMathPara>
+    </w:p>
+    <w:p>
+      <w:pPr>
+        <w:spacing w:before="40" w:after="60"/>
+        <w:jc w:val="center"/>
+      </w:pPr>
+      <m:oMathPara>
+        <m:oMath xmlns:mml="http://www.w3.org/1998/Math/MathML">
+          <m:sSub>
+            <m:e>
+              <m:r>
+                <m:t>a</m:t>
+              </m:r>
+            </m:e>
+            <m:sub>
+              <m:r>
+                <m:t>11,9</m:t>
+              </m:r>
+            </m:sub>
+          </m:sSub>
           <m:r>
-            <m:t> = -116.66</m:t>
+            <m:t>=−55555.55,</m:t>
+          </m:r>
+          <m:sSub>
+            <m:e>
+              <m:r>
+                <m:t>a</m:t>
+              </m:r>
+            </m:e>
+            <m:sub>
+              <m:r>
+                <m:t>11,10</m:t>
+              </m:r>
+            </m:sub>
+          </m:sSub>
+          <m:r>
+            <m:t>=−4444.44,</m:t>
+          </m:r>
+          <m:sSub>
+            <m:e>
+              <m:r>
+                <m:t>a</m:t>
+              </m:r>
+            </m:e>
+            <m:sub>
+              <m:r>
+                <m:t>11,11</m:t>
+              </m:r>
+            </m:sub>
+          </m:sSub>
+          <m:r>
+            <m:t>=−116.66</m:t>
           </m:r>
         </m:oMath>
       </m:oMathPara>
     </w:p>
     <w:p>
       <w:pPr>
-        <w:spacing w:line="259" w:lineRule="auto" w:after="24"/>
-      </w:pPr>
-      <w:r>
-        <w:rPr>
-          <w:rFonts w:ascii="Times New Roman" w:hAnsi="Times New Roman"/>
-          <w:color w:val="000000"/>
-          <w:sz w:val="20"/>
-        </w:rPr>
-        <w:t>5. Строка 12 (f₁₂ описывает скольжение ротора под действием электромагнитного и механического моментов):</w:t>
-      </w:r>
-    </w:p>
-    <w:p>
-      <w:pPr>
-        <w:spacing w:line="259" w:lineRule="auto" w:after="24"/>
-      </w:pPr>
-      <w:r>
-        <w:rPr>
-          <w:rFonts w:ascii="Times New Roman" w:hAnsi="Times New Roman"/>
-          <w:color w:val="000000"/>
-          <w:sz w:val="20"/>
-        </w:rPr>
-        <w:t>Раскрывая произведения f₁₂ = 0.303 z₁ + 0.558303 x₁ y₁ + 1.77 x₁ y₂ - 1.215 x₂ y₁ - 1.215 x₃ y₁:</w:t>
-      </w:r>
-    </w:p>
-    <w:p>
-      <w:pPr>
-        <w:spacing w:before="30" w:after="30"/>
+        <w:spacing w:before="40" w:after="60"/>
         <w:jc w:val="center"/>
       </w:pPr>
       <m:oMathPara>
-        <m:oMath>
-          <m:f>
-            <m:num>
-              <m:r>
-                <m:t>∂f₁₂</m:t>
-              </m:r>
-            </m:num>
-            <m:den>
-              <m:r>
-                <m:t>∂x₁</m:t>
-              </m:r>
-            </m:den>
-          </m:f>
+        <m:oMath xmlns:mml="http://www.w3.org/1998/Math/MathML">
+          <m:sSub>
+            <m:e>
+              <m:r>
+                <m:t>a</m:t>
+              </m:r>
+            </m:e>
+            <m:sub>
+              <m:r>
+                <m:t>11,6</m:t>
+              </m:r>
+            </m:sub>
+          </m:sSub>
           <m:r>
-            <m:t> = 0.558303 y_{1,k} + 1.77 y_{2,k},   </m:t>
+            <m:t>=</m:t>
           </m:r>
-          <m:f>
-            <m:num>
-              <m:r>
-                <m:t>∂f₁₂</m:t>
-              </m:r>
-            </m:num>
-            <m:den>
-              <m:r>
-                <m:t>∂x₂</m:t>
-              </m:r>
-            </m:den>
-          </m:f>
+          <m:sSub>
+            <m:e>
+              <m:r>
+                <m:t>a</m:t>
+              </m:r>
+            </m:e>
+            <m:sub>
+              <m:r>
+                <m:t>11,7</m:t>
+              </m:r>
+            </m:sub>
+          </m:sSub>
           <m:r>
-            <m:t> = </m:t>
+            <m:t>=</m:t>
           </m:r>
-          <m:f>
-            <m:num>
-              <m:r>
-                <m:t>∂f₁₂</m:t>
-              </m:r>
-            </m:num>
-            <m:den>
-              <m:r>
-                <m:t>∂x₃</m:t>
-              </m:r>
-            </m:den>
-          </m:f>
+          <m:sSub>
+            <m:e>
+              <m:r>
+                <m:t>a</m:t>
+              </m:r>
+            </m:e>
+            <m:sub>
+              <m:r>
+                <m:t>11,8</m:t>
+              </m:r>
+            </m:sub>
+          </m:sSub>
           <m:r>
-            <m:t> = -1.215 y_{1,k}</m:t>
+            <m:t>=</m:t>
+          </m:r>
+          <m:sSub>
+            <m:e>
+              <m:r>
+                <m:t>a</m:t>
+              </m:r>
+            </m:e>
+            <m:sub>
+              <m:r>
+                <m:t>11,12</m:t>
+              </m:r>
+            </m:sub>
+          </m:sSub>
+          <m:r>
+            <m:t>=0</m:t>
           </m:r>
         </m:oMath>
       </m:oMathPara>
     </w:p>
     <w:p>
       <w:pPr>
-        <w:spacing w:before="30" w:after="30"/>
+        <w:spacing w:before="0" w:after="60" w:line="276" w:lineRule="auto"/>
+      </w:pPr>
+      <w:r>
+        <w:rPr>
+          <w:b/>
+          <w:color w:val="1F4E79"/>
+        </w:rPr>
+        <w:t xml:space="preserve">• </w:t>
+      </w:r>
+      <w:r>
+        <w:rPr>
+          <w:color w:val="222222"/>
+        </w:rPr>
+        <w:t>Строка 12 (уравнение для x₁₂ = S, электромагнитный и механический моменты):</w:t>
+      </w:r>
+    </w:p>
+    <w:p>
+      <w:pPr>
+        <w:spacing w:before="0" w:after="60" w:line="276" w:lineRule="auto"/>
+      </w:pPr>
+      <w:r>
+        <w:rPr>
+          <w:color w:val="222222"/>
+        </w:rPr>
+        <w:t>Раскрывая скобки в уравнении скольжения φ₁₂ = 0.303 x₆ + 0.558303 x₁ x₄ + 1.77 x₁ x₅ - 1.215 x₂ x₄ - 1.215 x₃ x₄:</w:t>
+      </w:r>
+    </w:p>
+    <w:p>
+      <w:pPr>
+        <w:spacing w:before="40" w:after="60"/>
         <w:jc w:val="center"/>
       </w:pPr>
       <m:oMathPara>
-        <m:oMath>
-          <m:f>
-            <m:num>
-              <m:r>
-                <m:t>∂f₁₂</m:t>
-              </m:r>
-            </m:num>
-            <m:den>
-              <m:r>
-                <m:t>∂y₁</m:t>
-              </m:r>
-            </m:den>
-          </m:f>
+        <m:oMath xmlns:mml="http://www.w3.org/1998/Math/MathML">
+          <m:sSub>
+            <m:e>
+              <m:r>
+                <m:t>a</m:t>
+              </m:r>
+            </m:e>
+            <m:sub>
+              <m:r>
+                <m:t>12,1</m:t>
+              </m:r>
+            </m:sub>
+          </m:sSub>
           <m:r>
-            <m:t> = 0.558303 x_{1,k} - 1.215 x_{2,k} - 1.215 x_{3,k},   </m:t>
+            <m:t>=0.558303</m:t>
           </m:r>
-          <m:f>
-            <m:num>
-              <m:r>
-                <m:t>∂f₁₂</m:t>
-              </m:r>
-            </m:num>
-            <m:den>
-              <m:r>
-                <m:t>∂y₂</m:t>
-              </m:r>
-            </m:den>
-          </m:f>
+          <m:sSub>
+            <m:e>
+              <m:r>
+                <m:t>x</m:t>
+              </m:r>
+            </m:e>
+            <m:sub>
+              <m:r>
+                <m:t>4</m:t>
+              </m:r>
+            </m:sub>
+          </m:sSub>
           <m:r>
-            <m:t> = 1.77 x_{1,k},   </m:t>
+            <m:t>+1.77</m:t>
           </m:r>
-          <m:f>
-            <m:num>
-              <m:r>
-                <m:t>∂f₁₂</m:t>
-              </m:r>
-            </m:num>
-            <m:den>
-              <m:r>
-                <m:t>∂z₁</m:t>
-              </m:r>
-            </m:den>
-          </m:f>
+          <m:sSub>
+            <m:e>
+              <m:r>
+                <m:t>x</m:t>
+              </m:r>
+            </m:e>
+            <m:sub>
+              <m:r>
+                <m:t>5</m:t>
+              </m:r>
+            </m:sub>
+          </m:sSub>
+        </m:oMath>
+      </m:oMathPara>
+    </w:p>
+    <w:p>
+      <w:pPr>
+        <w:spacing w:before="40" w:after="60"/>
+        <w:jc w:val="center"/>
+      </w:pPr>
+      <m:oMathPara>
+        <m:oMath xmlns:mml="http://www.w3.org/1998/Math/MathML">
+          <m:sSub>
+            <m:e>
+              <m:r>
+                <m:t>a</m:t>
+              </m:r>
+            </m:e>
+            <m:sub>
+              <m:r>
+                <m:t>12,2</m:t>
+              </m:r>
+            </m:sub>
+          </m:sSub>
           <m:r>
-            <m:t> = 0.303</m:t>
+            <m:t>=−1.215</m:t>
+          </m:r>
+          <m:sSub>
+            <m:e>
+              <m:r>
+                <m:t>x</m:t>
+              </m:r>
+            </m:e>
+            <m:sub>
+              <m:r>
+                <m:t>4</m:t>
+              </m:r>
+            </m:sub>
+          </m:sSub>
+          <m:r>
+            <m:t>,</m:t>
+          </m:r>
+          <m:sSub>
+            <m:e>
+              <m:r>
+                <m:t>a</m:t>
+              </m:r>
+            </m:e>
+            <m:sub>
+              <m:r>
+                <m:t>12,3</m:t>
+              </m:r>
+            </m:sub>
+          </m:sSub>
+          <m:r>
+            <m:t>=−1.215</m:t>
+          </m:r>
+          <m:sSub>
+            <m:e>
+              <m:r>
+                <m:t>x</m:t>
+              </m:r>
+            </m:e>
+            <m:sub>
+              <m:r>
+                <m:t>4</m:t>
+              </m:r>
+            </m:sub>
+          </m:sSub>
+        </m:oMath>
+      </m:oMathPara>
+    </w:p>
+    <w:p>
+      <w:pPr>
+        <w:spacing w:before="40" w:after="60"/>
+        <w:jc w:val="center"/>
+      </w:pPr>
+      <m:oMathPara>
+        <m:oMath xmlns:mml="http://www.w3.org/1998/Math/MathML">
+          <m:sSub>
+            <m:e>
+              <m:r>
+                <m:t>a</m:t>
+              </m:r>
+            </m:e>
+            <m:sub>
+              <m:r>
+                <m:t>12,4</m:t>
+              </m:r>
+            </m:sub>
+          </m:sSub>
+          <m:r>
+            <m:t>=0.558303</m:t>
+          </m:r>
+          <m:sSub>
+            <m:e>
+              <m:r>
+                <m:t>x</m:t>
+              </m:r>
+            </m:e>
+            <m:sub>
+              <m:r>
+                <m:t>1</m:t>
+              </m:r>
+            </m:sub>
+          </m:sSub>
+          <m:r>
+            <m:t>−1.215(</m:t>
+          </m:r>
+          <m:sSub>
+            <m:e>
+              <m:r>
+                <m:t>x</m:t>
+              </m:r>
+            </m:e>
+            <m:sub>
+              <m:r>
+                <m:t>2</m:t>
+              </m:r>
+            </m:sub>
+          </m:sSub>
+          <m:r>
+            <m:t>+</m:t>
+          </m:r>
+          <m:sSub>
+            <m:e>
+              <m:r>
+                <m:t>x</m:t>
+              </m:r>
+            </m:e>
+            <m:sub>
+              <m:r>
+                <m:t>3</m:t>
+              </m:r>
+            </m:sub>
+          </m:sSub>
+          <m:r>
+            <m:t>)</m:t>
           </m:r>
         </m:oMath>
       </m:oMathPara>
     </w:p>
     <w:p>
-      <w:r>
-        <w:br w:type="page"/>
-      </w:r>
-    </w:p>
-    <w:p>
       <w:pPr>
-        <w:keepNext/>
-        <w:spacing w:before="30" w:after="20"/>
+        <w:spacing w:before="40" w:after="60"/>
+        <w:jc w:val="center"/>
       </w:pPr>
-      <w:r>
-        <w:rPr>
-          <w:rFonts w:ascii="Times New Roman" w:hAnsi="Times New Roman"/>
-          <w:b/>
-          <w:color w:val="000000"/>
-          <w:sz w:val="21"/>
-        </w:rPr>
-        <w:t>4. Численный расчет для Варианта № 4 (t_k = 0.45 с, t_m = 1.15 с)</w:t>
-      </w:r>
-    </w:p>
-    <w:p>
-      <w:pPr>
-        <w:spacing w:line="259" w:lineRule="auto" w:after="20"/>
-      </w:pPr>
-      <w:r>
-        <w:rPr>
-          <w:rFonts w:ascii="Times New Roman" w:hAnsi="Times New Roman"/>
-          <w:color w:val="000000"/>
-          <w:sz w:val="19"/>
-        </w:rPr>
-        <w:t>Установившиеся значения при u[1] = 1, u[2] = 1 (начальные условия свободного движения): x₁ = 0.3694, x₂ = 0.8947, x₃ = 0.6193, y₁ = -1.0821, y₂ = -0.9968, z₁ = -3.6823, z₂ = 0, z₃ = 0, u₁ = 6.2216, u₂ = -33.33, u₃ = -2777.78, s = 1.2701.</w:t>
-      </w:r>
-    </w:p>
-    <w:p>
-      <w:pPr>
-        <w:spacing w:line="259" w:lineRule="auto" w:after="20"/>
-      </w:pPr>
-      <w:r>
-        <w:rPr>
-          <w:rFonts w:ascii="Times New Roman" w:hAnsi="Times New Roman"/>
-          <w:color w:val="000000"/>
-          <w:sz w:val="19"/>
-        </w:rPr>
-        <w:t>Значения вектора состояния свободного движения в контрольных точках: при t_k = 0.45 с: x₁ = 0.0729, x₂ = 0.1773, x₃ = 0.1258, y₁ = -0.2503, y₂ = -0.2401, z₁ = -3.3598, z₂ = 2.0467, z₃ = 4.0361, u₁ = -0.7704, u₂ = 3.5861, u₃ = -16.3505, s = 0.9960; при t_m = 1.15 с: x₁ = 0.0089, x₂ = 0.0153, x₃ = 0.0120, y₁ = -0.0204, y₂ = -0.0193, z₁ = -1.7576, z₂ = 1.9194, z₃ = -1.7085, u₁ = -0.0429, u₂ = 0.1480, u₃ = -0.5887, s = 0.4633.</w:t>
-      </w:r>
-    </w:p>
-    <w:p>
-      <w:pPr>
-        <w:spacing w:line="259" w:lineRule="auto" w:after="20"/>
-      </w:pPr>
-      <w:r>
-        <w:rPr>
-          <w:rFonts w:ascii="Times New Roman" w:hAnsi="Times New Roman"/>
-          <w:color w:val="000000"/>
-          <w:sz w:val="19"/>
-        </w:rPr>
-        <w:t>Собственные значения линеаризованной системной матрицы A_k (Таблица 1):</w:t>
-      </w:r>
+      <m:oMathPara>
+        <m:oMath xmlns:mml="http://www.w3.org/1998/Math/MathML">
+          <m:sSub>
+            <m:e>
+              <m:r>
+                <m:t>a</m:t>
+              </m:r>
+            </m:e>
+            <m:sub>
+              <m:r>
+                <m:t>12,5</m:t>
+              </m:r>
+            </m:sub>
+          </m:sSub>
+          <m:r>
+            <m:t>=1.77</m:t>
+          </m:r>
+          <m:sSub>
+            <m:e>
+              <m:r>
+                <m:t>x</m:t>
+              </m:r>
+            </m:e>
+            <m:sub>
+              <m:r>
+                <m:t>1</m:t>
+              </m:r>
+            </m:sub>
+          </m:sSub>
+          <m:r>
+            <m:t>,</m:t>
+          </m:r>
+          <m:sSub>
+            <m:e>
+              <m:r>
+                <m:t>a</m:t>
+              </m:r>
+            </m:e>
+            <m:sub>
+              <m:r>
+                <m:t>12,6</m:t>
+              </m:r>
+            </m:sub>
+          </m:sSub>
+          <m:r>
+            <m:t>=0.303,</m:t>
+          </m:r>
+          <m:sSub>
+            <m:e>
+              <m:r>
+                <m:t>a</m:t>
+              </m:r>
+            </m:e>
+            <m:sub>
+              <m:r>
+                <m:t>12,7</m:t>
+              </m:r>
+            </m:sub>
+          </m:sSub>
+          <m:r>
+            <m:t>=…=</m:t>
+          </m:r>
+          <m:sSub>
+            <m:e>
+              <m:r>
+                <m:t>a</m:t>
+              </m:r>
+            </m:e>
+            <m:sub>
+              <m:r>
+                <m:t>12,12</m:t>
+              </m:r>
+            </m:sub>
+          </m:sSub>
+          <m:r>
+            <m:t>=0</m:t>
+          </m:r>
+        </m:oMath>
+      </m:oMathPara>
     </w:p>
     <w:tbl>
       <w:tblPr>
         <w:tblW w:type="auto" w:w="0"/>
         <w:jc w:val="center"/>
-        <w:tblLayout w:type="fixed"/>
         <w:tblLook w:firstColumn="1" w:firstRow="1" w:lastColumn="0" w:lastRow="0" w:noHBand="0" w:noVBand="1" w:val="04A0"/>
-        <w:tblBorders>
-          <w:top w:val="single" w:sz="6" w:space="0" w:color="000000"/>
-          <w:left w:val="single" w:sz="6" w:space="0" w:color="000000"/>
-          <w:bottom w:val="single" w:sz="6" w:space="0" w:color="000000"/>
-          <w:right w:val="single" w:sz="6" w:space="0" w:color="000000"/>
-          <w:insideH w:val="single" w:sz="4" w:space="0" w:color="000000"/>
-          <w:insideV w:val="single" w:sz="4" w:space="0" w:color="000000"/>
-        </w:tblBorders>
       </w:tblPr>
       <w:tblGrid>
-        <w:gridCol w:w="3418"/>
-        <w:gridCol w:w="3418"/>
-        <w:gridCol w:w="3418"/>
+        <w:gridCol w:w="10512"/>
       </w:tblGrid>
       <w:tr>
         <w:tc>
           <w:tcPr>
-            <w:tcW w:type="dxa" w:w="1152"/>
+            <w:tcW w:type="dxa" w:w="10512"/>
+            <w:tcBorders>
+              <w:top w:val="none"/>
+              <w:left w:val="single" w:sz="36" w:space="0" w:color="1F4E79"/>
+              <w:bottom w:val="none"/>
+              <w:right w:val="none"/>
+            </w:tcBorders>
+            <w:shd w:fill="F2F5F9"/>
             <w:tcMar>
-              <w:top w:w="20" w:type="dxa"/>
-              <w:bottom w:w="20" w:type="dxa"/>
-              <w:left w:w="30" w:type="dxa"/>
-              <w:right w:w="30" w:type="dxa"/>
+              <w:top w:w="100" w:type="dxa"/>
+              <w:bottom w:w="100" w:type="dxa"/>
+              <w:left w:w="150" w:type="dxa"/>
+              <w:right w:w="150" w:type="dxa"/>
             </w:tcMar>
           </w:tcPr>
           <w:p>
             <w:pPr>
-              <w:spacing w:after="0"/>
-              <w:jc w:val="center"/>
+              <w:spacing w:before="40" w:after="40" w:line="276" w:lineRule="auto"/>
             </w:pPr>
             <w:r>
               <w:rPr>
-                <w:rFonts w:ascii="Times New Roman" w:hAnsi="Times New Roman"/>
                 <w:b/>
-                <w:sz w:val="17"/>
+                <w:color w:val="1F4E79"/>
               </w:rPr>
-              <w:t>№ корня</w:t>
+              <w:t xml:space="preserve">Заключение по подготовке: </w:t>
             </w:r>
-          </w:p>
-        </w:tc>
-        <w:tc>
-          <w:tcPr>
-            <w:tcW w:type="dxa" w:w="4608"/>
-            <w:tcMar>
-              <w:top w:w="20" w:type="dxa"/>
-              <w:bottom w:w="20" w:type="dxa"/>
-              <w:left w:w="30" w:type="dxa"/>
-              <w:right w:w="30" w:type="dxa"/>
-            </w:tcMar>
-          </w:tcPr>
-          <w:p>
-            <w:pPr>
-              <w:spacing w:after="0"/>
-              <w:jc w:val="center"/>
-            </w:pPr>
             <w:r>
               <w:rPr>
-                <w:rFonts w:ascii="Times New Roman" w:hAnsi="Times New Roman"/>
-                <w:b/>
-                <w:sz w:val="17"/>
+                <w:color w:val="222222"/>
               </w:rPr>
-              <w:t>Собственное значение при t_k = 0.45 с</w:t>
-            </w:r>
-          </w:p>
-        </w:tc>
-        <w:tc>
-          <w:tcPr>
-            <w:tcW w:type="dxa" w:w="4608"/>
-            <w:tcMar>
-              <w:top w:w="20" w:type="dxa"/>
-              <w:bottom w:w="20" w:type="dxa"/>
-              <w:left w:w="30" w:type="dxa"/>
-              <w:right w:w="30" w:type="dxa"/>
-            </w:tcMar>
-          </w:tcPr>
-          <w:p>
-            <w:pPr>
-              <w:spacing w:after="0"/>
-              <w:jc w:val="center"/>
-            </w:pPr>
-            <w:r>
-              <w:rPr>
-                <w:rFonts w:ascii="Times New Roman" w:hAnsi="Times New Roman"/>
-                <w:b/>
-                <w:sz w:val="17"/>
-              </w:rPr>
-              <w:t>Собственное значение при t_m = 1.15 с</w:t>
-            </w:r>
-          </w:p>
-        </w:tc>
-      </w:tr>
-      <w:tr>
-        <w:tc>
-          <w:tcPr>
-            <w:tcW w:type="dxa" w:w="1152"/>
-            <w:tcMar>
-              <w:top w:w="16" w:type="dxa"/>
-              <w:bottom w:w="16" w:type="dxa"/>
-              <w:left w:w="30" w:type="dxa"/>
-              <w:right w:w="30" w:type="dxa"/>
-            </w:tcMar>
-          </w:tcPr>
-          <w:p>
-            <w:pPr>
-              <w:spacing w:after="0"/>
-              <w:jc w:val="center"/>
-            </w:pPr>
-            <w:r>
-              <w:rPr>
-                <w:rFonts w:ascii="Times New Roman" w:hAnsi="Times New Roman"/>
-                <w:sz w:val="16"/>
-              </w:rPr>
-              <w:t>1, 2</w:t>
-            </w:r>
-          </w:p>
-        </w:tc>
-        <w:tc>
-          <w:tcPr>
-            <w:tcW w:type="dxa" w:w="4608"/>
-            <w:tcMar>
-              <w:top w:w="16" w:type="dxa"/>
-              <w:bottom w:w="16" w:type="dxa"/>
-              <w:left w:w="30" w:type="dxa"/>
-              <w:right w:w="30" w:type="dxa"/>
-            </w:tcMar>
-          </w:tcPr>
-          <w:p>
-            <w:pPr>
-              <w:spacing w:after="0"/>
-              <w:jc w:val="center"/>
-            </w:pPr>
-            <w:r>
-              <w:rPr>
-                <w:rFonts w:ascii="Times New Roman" w:hAnsi="Times New Roman"/>
-                <w:sz w:val="16"/>
-              </w:rPr>
-              <w:t>-1898.17 ± 569.39 j  (быстрые корни)</w:t>
-            </w:r>
-          </w:p>
-        </w:tc>
-        <w:tc>
-          <w:tcPr>
-            <w:tcW w:type="dxa" w:w="4608"/>
-            <w:tcMar>
-              <w:top w:w="16" w:type="dxa"/>
-              <w:bottom w:w="16" w:type="dxa"/>
-              <w:left w:w="30" w:type="dxa"/>
-              <w:right w:w="30" w:type="dxa"/>
-            </w:tcMar>
-          </w:tcPr>
-          <w:p>
-            <w:pPr>
-              <w:spacing w:after="0"/>
-              <w:jc w:val="center"/>
-            </w:pPr>
-            <w:r>
-              <w:rPr>
-                <w:rFonts w:ascii="Times New Roman" w:hAnsi="Times New Roman"/>
-                <w:sz w:val="16"/>
-              </w:rPr>
-              <w:t>-1901.12 ± 391.92 j  (быстрые корни)</w:t>
-            </w:r>
-          </w:p>
-        </w:tc>
-      </w:tr>
-      <w:tr>
-        <w:tc>
-          <w:tcPr>
-            <w:tcW w:type="dxa" w:w="1152"/>
-            <w:tcMar>
-              <w:top w:w="16" w:type="dxa"/>
-              <w:bottom w:w="16" w:type="dxa"/>
-              <w:left w:w="30" w:type="dxa"/>
-              <w:right w:w="30" w:type="dxa"/>
-            </w:tcMar>
-          </w:tcPr>
-          <w:p>
-            <w:pPr>
-              <w:spacing w:after="0"/>
-              <w:jc w:val="center"/>
-            </w:pPr>
-            <w:r>
-              <w:rPr>
-                <w:rFonts w:ascii="Times New Roman" w:hAnsi="Times New Roman"/>
-                <w:sz w:val="16"/>
-              </w:rPr>
-              <w:t>3</w:t>
-            </w:r>
-          </w:p>
-        </w:tc>
-        <w:tc>
-          <w:tcPr>
-            <w:tcW w:type="dxa" w:w="4608"/>
-            <w:tcMar>
-              <w:top w:w="16" w:type="dxa"/>
-              <w:bottom w:w="16" w:type="dxa"/>
-              <w:left w:w="30" w:type="dxa"/>
-              <w:right w:w="30" w:type="dxa"/>
-            </w:tcMar>
-          </w:tcPr>
-          <w:p>
-            <w:pPr>
-              <w:spacing w:after="0"/>
-              <w:jc w:val="center"/>
-            </w:pPr>
-            <w:r>
-              <w:rPr>
-                <w:rFonts w:ascii="Times New Roman" w:hAnsi="Times New Roman"/>
-                <w:sz w:val="16"/>
-              </w:rPr>
-              <w:t>-124.34</w:t>
-            </w:r>
-          </w:p>
-        </w:tc>
-        <w:tc>
-          <w:tcPr>
-            <w:tcW w:type="dxa" w:w="4608"/>
-            <w:tcMar>
-              <w:top w:w="16" w:type="dxa"/>
-              <w:bottom w:w="16" w:type="dxa"/>
-              <w:left w:w="30" w:type="dxa"/>
-              <w:right w:w="30" w:type="dxa"/>
-            </w:tcMar>
-          </w:tcPr>
-          <w:p>
-            <w:pPr>
-              <w:spacing w:after="0"/>
-              <w:jc w:val="center"/>
-            </w:pPr>
-            <w:r>
-              <w:rPr>
-                <w:rFonts w:ascii="Times New Roman" w:hAnsi="Times New Roman"/>
-                <w:sz w:val="16"/>
-              </w:rPr>
-              <w:t>-123.99</w:t>
-            </w:r>
-          </w:p>
-        </w:tc>
-      </w:tr>
-      <w:tr>
-        <w:tc>
-          <w:tcPr>
-            <w:tcW w:type="dxa" w:w="1152"/>
-            <w:tcMar>
-              <w:top w:w="16" w:type="dxa"/>
-              <w:bottom w:w="16" w:type="dxa"/>
-              <w:left w:w="30" w:type="dxa"/>
-              <w:right w:w="30" w:type="dxa"/>
-            </w:tcMar>
-          </w:tcPr>
-          <w:p>
-            <w:pPr>
-              <w:spacing w:after="0"/>
-              <w:jc w:val="center"/>
-            </w:pPr>
-            <w:r>
-              <w:rPr>
-                <w:rFonts w:ascii="Times New Roman" w:hAnsi="Times New Roman"/>
-                <w:sz w:val="16"/>
-              </w:rPr>
-              <w:t>4</w:t>
-            </w:r>
-          </w:p>
-        </w:tc>
-        <w:tc>
-          <w:tcPr>
-            <w:tcW w:type="dxa" w:w="4608"/>
-            <w:tcMar>
-              <w:top w:w="16" w:type="dxa"/>
-              <w:bottom w:w="16" w:type="dxa"/>
-              <w:left w:w="30" w:type="dxa"/>
-              <w:right w:w="30" w:type="dxa"/>
-            </w:tcMar>
-          </w:tcPr>
-          <w:p>
-            <w:pPr>
-              <w:spacing w:after="0"/>
-              <w:jc w:val="center"/>
-            </w:pPr>
-            <w:r>
-              <w:rPr>
-                <w:rFonts w:ascii="Times New Roman" w:hAnsi="Times New Roman"/>
-                <w:sz w:val="16"/>
-              </w:rPr>
-              <w:t>-51.40</w:t>
-            </w:r>
-          </w:p>
-        </w:tc>
-        <w:tc>
-          <w:tcPr>
-            <w:tcW w:type="dxa" w:w="4608"/>
-            <w:tcMar>
-              <w:top w:w="16" w:type="dxa"/>
-              <w:bottom w:w="16" w:type="dxa"/>
-              <w:left w:w="30" w:type="dxa"/>
-              <w:right w:w="30" w:type="dxa"/>
-            </w:tcMar>
-          </w:tcPr>
-          <w:p>
-            <w:pPr>
-              <w:spacing w:after="0"/>
-              <w:jc w:val="center"/>
-            </w:pPr>
-            <w:r>
-              <w:rPr>
-                <w:rFonts w:ascii="Times New Roman" w:hAnsi="Times New Roman"/>
-                <w:sz w:val="16"/>
-              </w:rPr>
-              <w:t>-50.29</w:t>
-            </w:r>
-          </w:p>
-        </w:tc>
-      </w:tr>
-      <w:tr>
-        <w:tc>
-          <w:tcPr>
-            <w:tcW w:type="dxa" w:w="1152"/>
-            <w:tcMar>
-              <w:top w:w="16" w:type="dxa"/>
-              <w:bottom w:w="16" w:type="dxa"/>
-              <w:left w:w="30" w:type="dxa"/>
-              <w:right w:w="30" w:type="dxa"/>
-            </w:tcMar>
-          </w:tcPr>
-          <w:p>
-            <w:pPr>
-              <w:spacing w:after="0"/>
-              <w:jc w:val="center"/>
-            </w:pPr>
-            <w:r>
-              <w:rPr>
-                <w:rFonts w:ascii="Times New Roman" w:hAnsi="Times New Roman"/>
-                <w:sz w:val="16"/>
-              </w:rPr>
-              <w:t>5, 6</w:t>
-            </w:r>
-          </w:p>
-        </w:tc>
-        <w:tc>
-          <w:tcPr>
-            <w:tcW w:type="dxa" w:w="4608"/>
-            <w:tcMar>
-              <w:top w:w="16" w:type="dxa"/>
-              <w:bottom w:w="16" w:type="dxa"/>
-              <w:left w:w="30" w:type="dxa"/>
-              <w:right w:w="30" w:type="dxa"/>
-            </w:tcMar>
-          </w:tcPr>
-          <w:p>
-            <w:pPr>
-              <w:spacing w:after="0"/>
-              <w:jc w:val="center"/>
-            </w:pPr>
-            <w:r>
-              <w:rPr>
-                <w:rFonts w:ascii="Times New Roman" w:hAnsi="Times New Roman"/>
-                <w:sz w:val="16"/>
-              </w:rPr>
-              <w:t>-36.27 ± 9.73 j</w:t>
-            </w:r>
-          </w:p>
-        </w:tc>
-        <w:tc>
-          <w:tcPr>
-            <w:tcW w:type="dxa" w:w="4608"/>
-            <w:tcMar>
-              <w:top w:w="16" w:type="dxa"/>
-              <w:bottom w:w="16" w:type="dxa"/>
-              <w:left w:w="30" w:type="dxa"/>
-              <w:right w:w="30" w:type="dxa"/>
-            </w:tcMar>
-          </w:tcPr>
-          <w:p>
-            <w:pPr>
-              <w:spacing w:after="0"/>
-              <w:jc w:val="center"/>
-            </w:pPr>
-            <w:r>
-              <w:rPr>
-                <w:rFonts w:ascii="Times New Roman" w:hAnsi="Times New Roman"/>
-                <w:sz w:val="16"/>
-              </w:rPr>
-              <w:t>-34.89 ± 6.52 j</w:t>
-            </w:r>
-          </w:p>
-        </w:tc>
-      </w:tr>
-      <w:tr>
-        <w:tc>
-          <w:tcPr>
-            <w:tcW w:type="dxa" w:w="1152"/>
-            <w:tcMar>
-              <w:top w:w="16" w:type="dxa"/>
-              <w:bottom w:w="16" w:type="dxa"/>
-              <w:left w:w="30" w:type="dxa"/>
-              <w:right w:w="30" w:type="dxa"/>
-            </w:tcMar>
-          </w:tcPr>
-          <w:p>
-            <w:pPr>
-              <w:spacing w:after="0"/>
-              <w:jc w:val="center"/>
-            </w:pPr>
-            <w:r>
-              <w:rPr>
-                <w:rFonts w:ascii="Times New Roman" w:hAnsi="Times New Roman"/>
-                <w:sz w:val="16"/>
-              </w:rPr>
-              <w:t>7, 8</w:t>
-            </w:r>
-          </w:p>
-        </w:tc>
-        <w:tc>
-          <w:tcPr>
-            <w:tcW w:type="dxa" w:w="4608"/>
-            <w:tcMar>
-              <w:top w:w="16" w:type="dxa"/>
-              <w:bottom w:w="16" w:type="dxa"/>
-              <w:left w:w="30" w:type="dxa"/>
-              <w:right w:w="30" w:type="dxa"/>
-            </w:tcMar>
-          </w:tcPr>
-          <w:p>
-            <w:pPr>
-              <w:spacing w:after="0"/>
-              <w:jc w:val="center"/>
-            </w:pPr>
-            <w:r>
-              <w:rPr>
-                <w:rFonts w:ascii="Times New Roman" w:hAnsi="Times New Roman"/>
-                <w:sz w:val="16"/>
-              </w:rPr>
-              <w:t>-20.01 ± 79.91 j</w:t>
-            </w:r>
-          </w:p>
-        </w:tc>
-        <w:tc>
-          <w:tcPr>
-            <w:tcW w:type="dxa" w:w="4608"/>
-            <w:tcMar>
-              <w:top w:w="16" w:type="dxa"/>
-              <w:bottom w:w="16" w:type="dxa"/>
-              <w:left w:w="30" w:type="dxa"/>
-              <w:right w:w="30" w:type="dxa"/>
-            </w:tcMar>
-          </w:tcPr>
-          <w:p>
-            <w:pPr>
-              <w:spacing w:after="0"/>
-              <w:jc w:val="center"/>
-            </w:pPr>
-            <w:r>
-              <w:rPr>
-                <w:rFonts w:ascii="Times New Roman" w:hAnsi="Times New Roman"/>
-                <w:sz w:val="16"/>
-              </w:rPr>
-              <w:t>-20.01 ± 79.91 j</w:t>
-            </w:r>
-          </w:p>
-        </w:tc>
-      </w:tr>
-      <w:tr>
-        <w:tc>
-          <w:tcPr>
-            <w:tcW w:type="dxa" w:w="1152"/>
-            <w:tcMar>
-              <w:top w:w="16" w:type="dxa"/>
-              <w:bottom w:w="16" w:type="dxa"/>
-              <w:left w:w="30" w:type="dxa"/>
-              <w:right w:w="30" w:type="dxa"/>
-            </w:tcMar>
-          </w:tcPr>
-          <w:p>
-            <w:pPr>
-              <w:spacing w:after="0"/>
-              <w:jc w:val="center"/>
-            </w:pPr>
-            <w:r>
-              <w:rPr>
-                <w:rFonts w:ascii="Times New Roman" w:hAnsi="Times New Roman"/>
-                <w:sz w:val="16"/>
-              </w:rPr>
-              <w:t>9</w:t>
-            </w:r>
-          </w:p>
-        </w:tc>
-        <w:tc>
-          <w:tcPr>
-            <w:tcW w:type="dxa" w:w="4608"/>
-            <w:tcMar>
-              <w:top w:w="16" w:type="dxa"/>
-              <w:bottom w:w="16" w:type="dxa"/>
-              <w:left w:w="30" w:type="dxa"/>
-              <w:right w:w="30" w:type="dxa"/>
-            </w:tcMar>
-          </w:tcPr>
-          <w:p>
-            <w:pPr>
-              <w:spacing w:after="0"/>
-              <w:jc w:val="center"/>
-            </w:pPr>
-            <w:r>
-              <w:rPr>
-                <w:rFonts w:ascii="Times New Roman" w:hAnsi="Times New Roman"/>
-                <w:sz w:val="16"/>
-              </w:rPr>
-              <w:t>-16.50</w:t>
-            </w:r>
-          </w:p>
-        </w:tc>
-        <w:tc>
-          <w:tcPr>
-            <w:tcW w:type="dxa" w:w="4608"/>
-            <w:tcMar>
-              <w:top w:w="16" w:type="dxa"/>
-              <w:bottom w:w="16" w:type="dxa"/>
-              <w:left w:w="30" w:type="dxa"/>
-              <w:right w:w="30" w:type="dxa"/>
-            </w:tcMar>
-          </w:tcPr>
-          <w:p>
-            <w:pPr>
-              <w:spacing w:after="0"/>
-              <w:jc w:val="center"/>
-            </w:pPr>
-            <w:r>
-              <w:rPr>
-                <w:rFonts w:ascii="Times New Roman" w:hAnsi="Times New Roman"/>
-                <w:sz w:val="16"/>
-              </w:rPr>
-              <w:t>-16.16</w:t>
-            </w:r>
-          </w:p>
-        </w:tc>
-      </w:tr>
-      <w:tr>
-        <w:tc>
-          <w:tcPr>
-            <w:tcW w:type="dxa" w:w="1152"/>
-            <w:tcMar>
-              <w:top w:w="16" w:type="dxa"/>
-              <w:bottom w:w="16" w:type="dxa"/>
-              <w:left w:w="30" w:type="dxa"/>
-              <w:right w:w="30" w:type="dxa"/>
-            </w:tcMar>
-          </w:tcPr>
-          <w:p>
-            <w:pPr>
-              <w:spacing w:after="0"/>
-              <w:jc w:val="center"/>
-            </w:pPr>
-            <w:r>
-              <w:rPr>
-                <w:rFonts w:ascii="Times New Roman" w:hAnsi="Times New Roman"/>
-                <w:sz w:val="16"/>
-              </w:rPr>
-              <w:t>10</w:t>
-            </w:r>
-          </w:p>
-        </w:tc>
-        <w:tc>
-          <w:tcPr>
-            <w:tcW w:type="dxa" w:w="4608"/>
-            <w:tcMar>
-              <w:top w:w="16" w:type="dxa"/>
-              <w:bottom w:w="16" w:type="dxa"/>
-              <w:left w:w="30" w:type="dxa"/>
-              <w:right w:w="30" w:type="dxa"/>
-            </w:tcMar>
-          </w:tcPr>
-          <w:p>
-            <w:pPr>
-              <w:spacing w:after="0"/>
-              <w:jc w:val="center"/>
-            </w:pPr>
-            <w:r>
-              <w:rPr>
-                <w:rFonts w:ascii="Times New Roman" w:hAnsi="Times New Roman"/>
-                <w:sz w:val="16"/>
-              </w:rPr>
-              <w:t>-4.26</w:t>
-            </w:r>
-          </w:p>
-        </w:tc>
-        <w:tc>
-          <w:tcPr>
-            <w:tcW w:type="dxa" w:w="4608"/>
-            <w:tcMar>
-              <w:top w:w="16" w:type="dxa"/>
-              <w:bottom w:w="16" w:type="dxa"/>
-              <w:left w:w="30" w:type="dxa"/>
-              <w:right w:w="30" w:type="dxa"/>
-            </w:tcMar>
-          </w:tcPr>
-          <w:p>
-            <w:pPr>
-              <w:spacing w:after="0"/>
-              <w:jc w:val="center"/>
-            </w:pPr>
-            <w:r>
-              <w:rPr>
-                <w:rFonts w:ascii="Times New Roman" w:hAnsi="Times New Roman"/>
-                <w:sz w:val="16"/>
-              </w:rPr>
-              <w:t>-3.80</w:t>
-            </w:r>
-          </w:p>
-        </w:tc>
-      </w:tr>
-      <w:tr>
-        <w:tc>
-          <w:tcPr>
-            <w:tcW w:type="dxa" w:w="1152"/>
-            <w:tcMar>
-              <w:top w:w="16" w:type="dxa"/>
-              <w:bottom w:w="16" w:type="dxa"/>
-              <w:left w:w="30" w:type="dxa"/>
-              <w:right w:w="30" w:type="dxa"/>
-            </w:tcMar>
-          </w:tcPr>
-          <w:p>
-            <w:pPr>
-              <w:spacing w:after="0"/>
-              <w:jc w:val="center"/>
-            </w:pPr>
-            <w:r>
-              <w:rPr>
-                <w:rFonts w:ascii="Times New Roman" w:hAnsi="Times New Roman"/>
-                <w:sz w:val="16"/>
-              </w:rPr>
-              <w:t>11</w:t>
-            </w:r>
-          </w:p>
-        </w:tc>
-        <w:tc>
-          <w:tcPr>
-            <w:tcW w:type="dxa" w:w="4608"/>
-            <w:tcMar>
-              <w:top w:w="16" w:type="dxa"/>
-              <w:bottom w:w="16" w:type="dxa"/>
-              <w:left w:w="30" w:type="dxa"/>
-              <w:right w:w="30" w:type="dxa"/>
-            </w:tcMar>
-          </w:tcPr>
-          <w:p>
-            <w:pPr>
-              <w:spacing w:after="0"/>
-              <w:jc w:val="center"/>
-            </w:pPr>
-            <w:r>
-              <w:rPr>
-                <w:rFonts w:ascii="Times New Roman" w:hAnsi="Times New Roman"/>
-                <w:sz w:val="16"/>
-              </w:rPr>
-              <w:t>-3.57</w:t>
-            </w:r>
-          </w:p>
-        </w:tc>
-        <w:tc>
-          <w:tcPr>
-            <w:tcW w:type="dxa" w:w="4608"/>
-            <w:tcMar>
-              <w:top w:w="16" w:type="dxa"/>
-              <w:bottom w:w="16" w:type="dxa"/>
-              <w:left w:w="30" w:type="dxa"/>
-              <w:right w:w="30" w:type="dxa"/>
-            </w:tcMar>
-          </w:tcPr>
-          <w:p>
-            <w:pPr>
-              <w:spacing w:after="0"/>
-              <w:jc w:val="center"/>
-            </w:pPr>
-            <w:r>
-              <w:rPr>
-                <w:rFonts w:ascii="Times New Roman" w:hAnsi="Times New Roman"/>
-                <w:sz w:val="16"/>
-              </w:rPr>
-              <w:t>-2.78</w:t>
-            </w:r>
-          </w:p>
-        </w:tc>
-      </w:tr>
-      <w:tr>
-        <w:tc>
-          <w:tcPr>
-            <w:tcW w:type="dxa" w:w="1152"/>
-            <w:tcMar>
-              <w:top w:w="16" w:type="dxa"/>
-              <w:bottom w:w="16" w:type="dxa"/>
-              <w:left w:w="30" w:type="dxa"/>
-              <w:right w:w="30" w:type="dxa"/>
-            </w:tcMar>
-          </w:tcPr>
-          <w:p>
-            <w:pPr>
-              <w:spacing w:after="0"/>
-              <w:jc w:val="center"/>
-            </w:pPr>
-            <w:r>
-              <w:rPr>
-                <w:rFonts w:ascii="Times New Roman" w:hAnsi="Times New Roman"/>
-                <w:sz w:val="16"/>
-              </w:rPr>
-              <w:t>12</w:t>
-            </w:r>
-          </w:p>
-        </w:tc>
-        <w:tc>
-          <w:tcPr>
-            <w:tcW w:type="dxa" w:w="4608"/>
-            <w:tcMar>
-              <w:top w:w="16" w:type="dxa"/>
-              <w:bottom w:w="16" w:type="dxa"/>
-              <w:left w:w="30" w:type="dxa"/>
-              <w:right w:w="30" w:type="dxa"/>
-            </w:tcMar>
-          </w:tcPr>
-          <w:p>
-            <w:pPr>
-              <w:spacing w:after="0"/>
-              <w:jc w:val="center"/>
-            </w:pPr>
-            <w:r>
-              <w:rPr>
-                <w:rFonts w:ascii="Times New Roman" w:hAnsi="Times New Roman"/>
-                <w:sz w:val="16"/>
-              </w:rPr>
-              <w:t>-1.25  (наименее затухающий)</w:t>
-            </w:r>
-          </w:p>
-        </w:tc>
-        <w:tc>
-          <w:tcPr>
-            <w:tcW w:type="dxa" w:w="4608"/>
-            <w:tcMar>
-              <w:top w:w="16" w:type="dxa"/>
-              <w:bottom w:w="16" w:type="dxa"/>
-              <w:left w:w="30" w:type="dxa"/>
-              <w:right w:w="30" w:type="dxa"/>
-            </w:tcMar>
-          </w:tcPr>
-          <w:p>
-            <w:pPr>
-              <w:spacing w:after="0"/>
-              <w:jc w:val="center"/>
-            </w:pPr>
-            <w:r>
-              <w:rPr>
-                <w:rFonts w:ascii="Times New Roman" w:hAnsi="Times New Roman"/>
-                <w:sz w:val="16"/>
-              </w:rPr>
-              <w:t>-1.18  (наименее затухающий)</w:t>
+              <w:t>Полученные аналитические выражения элементов матрицы A_i полностью задают системную матрицу линеаризованной модели в общем виде. В процессе вычислительного эксперимента в среде SimInTech в моменты времени T_k и T_m в данные формулы подставляются мгновенные значения координат состояния свободных движений x*(T_i), после чего рассчитываются числовые значения матрицы и ее собственные числа для проверки условия доминантности корней.</w:t>
             </w:r>
           </w:p>
         </w:tc>
@@ -2526,260 +4820,12 @@
     </w:tbl>
     <w:p>
       <w:pPr>
-        <w:spacing w:after="10"/>
+        <w:spacing w:before="0" w:after="40"/>
       </w:pPr>
     </w:p>
-    <w:p>
-      <w:pPr>
-        <w:spacing w:line="259" w:lineRule="auto" w:after="20"/>
-      </w:pPr>
-      <w:r>
-        <w:rPr>
-          <w:rFonts w:ascii="Times New Roman" w:hAnsi="Times New Roman"/>
-          <w:color w:val="000000"/>
-          <w:sz w:val="18"/>
-        </w:rPr>
-        <w:t>Анализ спектра: на обоих интервалах пара быстрых корней λ₁,₂ ≈ -1900 с⁻¹ (электромагнитные контуры статора) в |Re(λ₁,₂)| / |Re(λ₃)| = 1898.17 / 124.34 ≈ 15.26 &gt; 10 раз превосходит ближайший медленный корень λ₃ ≈ -124.3 с⁻¹, а по отношению к λ₁₂ разрыв достигает 1518 раз. Модель является сингулярно возмущенной; ее порядок может быть понижен на 2 (с 12 до 10) путем вырождения быстрых процессов статора в алгебраические соотношения.</w:t>
-      </w:r>
-    </w:p>
-    <w:p>
-      <w:pPr>
-        <w:keepNext/>
-        <w:spacing w:before="30" w:after="20"/>
-      </w:pPr>
-      <w:r>
-        <w:rPr>
-          <w:rFonts w:ascii="Times New Roman" w:hAnsi="Times New Roman"/>
-          <w:b/>
-          <w:color w:val="000000"/>
-          <w:sz w:val="21"/>
-        </w:rPr>
-        <w:t>5. Ответы на контрольные вопросы к защите лабораторной работы</w:t>
-      </w:r>
-    </w:p>
-    <w:p>
-      <w:pPr>
-        <w:spacing w:line="252" w:lineRule="auto" w:after="16"/>
-      </w:pPr>
-      <w:r>
-        <w:rPr>
-          <w:rFonts w:ascii="Times New Roman" w:hAnsi="Times New Roman"/>
-          <w:b/>
-          <w:color w:val="000000"/>
-          <w:sz w:val="17"/>
-        </w:rPr>
-        <w:t xml:space="preserve">1. Определение сингулярно возмущенной модели. </w:t>
-      </w:r>
-      <w:r>
-        <w:rPr>
-          <w:rFonts w:ascii="Times New Roman" w:hAnsi="Times New Roman"/>
-          <w:color w:val="000000"/>
-          <w:sz w:val="17"/>
-        </w:rPr>
-        <w:t>Модель динамической системы называют сингулярно возмущенной, если в области ее допустимых параметров существует подобласть вырождения, при приближении параметров к границе которой порядок дифференциальных уравнений снижается, а структура решений качественно меняется.</w:t>
-      </w:r>
-    </w:p>
-    <w:p>
-      <w:pPr>
-        <w:spacing w:line="252" w:lineRule="auto" w:after="16"/>
-      </w:pPr>
-      <w:r>
-        <w:rPr>
-          <w:rFonts w:ascii="Times New Roman" w:hAnsi="Times New Roman"/>
-          <w:b/>
-          <w:color w:val="000000"/>
-          <w:sz w:val="17"/>
-        </w:rPr>
-        <w:t xml:space="preserve">2. Физический и математический смысл сингулярного возмущения. </w:t>
-      </w:r>
-      <w:r>
-        <w:rPr>
-          <w:rFonts w:ascii="Times New Roman" w:hAnsi="Times New Roman"/>
-          <w:color w:val="000000"/>
-          <w:sz w:val="17"/>
-        </w:rPr>
-        <w:t>Сингулярное возмущение выражает отличие параметров реальной системы от границы вырождения. Оно затрагивает коэффициенты при старших производных и порождает быстрые составляющие движения с пограничным слоем.</w:t>
-      </w:r>
-    </w:p>
-    <w:p>
-      <w:pPr>
-        <w:spacing w:line="252" w:lineRule="auto" w:after="16"/>
-      </w:pPr>
-      <w:r>
-        <w:rPr>
-          <w:rFonts w:ascii="Times New Roman" w:hAnsi="Times New Roman"/>
-          <w:b/>
-          <w:color w:val="000000"/>
-          <w:sz w:val="17"/>
-        </w:rPr>
-        <w:t xml:space="preserve">3. Причины практического интереса к сингулярно возмущенным моделям. </w:t>
-      </w:r>
-      <w:r>
-        <w:rPr>
-          <w:rFonts w:ascii="Times New Roman" w:hAnsi="Times New Roman"/>
-          <w:color w:val="000000"/>
-          <w:sz w:val="17"/>
-        </w:rPr>
-        <w:t>Такие модели позволяют строго обосновать декомпозицию сложных систем высокого порядка на подсистемы меньшей размерности, исключить пренебрежимо быстрые переходные составляющие и устранить жесткость уравнений при численном счете.</w:t>
-      </w:r>
-    </w:p>
-    <w:p>
-      <w:pPr>
-        <w:spacing w:line="252" w:lineRule="auto" w:after="16"/>
-      </w:pPr>
-      <w:r>
-        <w:rPr>
-          <w:rFonts w:ascii="Times New Roman" w:hAnsi="Times New Roman"/>
-          <w:b/>
-          <w:color w:val="000000"/>
-          <w:sz w:val="17"/>
-        </w:rPr>
-        <w:t xml:space="preserve">4. Случаи возникновения сингулярно возмущенных моделей. </w:t>
-      </w:r>
-      <w:r>
-        <w:rPr>
-          <w:rFonts w:ascii="Times New Roman" w:hAnsi="Times New Roman"/>
-          <w:color w:val="000000"/>
-          <w:sz w:val="17"/>
-        </w:rPr>
-        <w:t>Они возникают в объектах, объединяющих разнотемповые процессы: мощные энергоблоки (быстрые токи статора и медленное вращение ротора), летательные аппараты (быстрые угловые колебания и медленная траектория), химические реакторы с быстрыми реакциями.</w:t>
-      </w:r>
-    </w:p>
-    <w:p>
-      <w:pPr>
-        <w:spacing w:line="252" w:lineRule="auto" w:after="16"/>
-      </w:pPr>
-      <w:r>
-        <w:rPr>
-          <w:rFonts w:ascii="Times New Roman" w:hAnsi="Times New Roman"/>
-          <w:b/>
-          <w:color w:val="000000"/>
-          <w:sz w:val="17"/>
-        </w:rPr>
-        <w:t xml:space="preserve">5. Вид модели с явным представлением возмущения. </w:t>
-      </w:r>
-      <w:r>
-        <w:rPr>
-          <w:rFonts w:ascii="Times New Roman" w:hAnsi="Times New Roman"/>
-          <w:color w:val="000000"/>
-          <w:sz w:val="17"/>
-        </w:rPr>
-        <w:t>Модель Тихонова в нормальной форме Коши: ẋ = f(x, z, t), μ ż = g(x, z, t), где μ (скалярный малый параметр), x (вектор медленных переменных), z (вектор быстрых переменных).</w:t>
-      </w:r>
-    </w:p>
-    <w:p>
-      <w:pPr>
-        <w:spacing w:line="252" w:lineRule="auto" w:after="16"/>
-      </w:pPr>
-      <w:r>
-        <w:rPr>
-          <w:rFonts w:ascii="Times New Roman" w:hAnsi="Times New Roman"/>
-          <w:b/>
-          <w:color w:val="000000"/>
-          <w:sz w:val="17"/>
-        </w:rPr>
-        <w:t xml:space="preserve">6. Смысл теоремы Тихонова о предельном переходе. </w:t>
-      </w:r>
-      <w:r>
-        <w:rPr>
-          <w:rFonts w:ascii="Times New Roman" w:hAnsi="Times New Roman"/>
-          <w:color w:val="000000"/>
-          <w:sz w:val="17"/>
-        </w:rPr>
-        <w:t>Если присоединенная система z' = g(x, z, t) имеет изолированный асимптотически устойчивый корень z = φ(x, t), то при μ → 0 решение исходной системы сходится к решению вырожденной модели ẋ = f(x, φ(x, t), t) вне начального пограничного слоя.</w:t>
-      </w:r>
-    </w:p>
-    <w:p>
-      <w:pPr>
-        <w:spacing w:line="252" w:lineRule="auto" w:after="16"/>
-      </w:pPr>
-      <w:r>
-        <w:rPr>
-          <w:rFonts w:ascii="Times New Roman" w:hAnsi="Times New Roman"/>
-          <w:b/>
-          <w:color w:val="000000"/>
-          <w:sz w:val="17"/>
-        </w:rPr>
-        <w:t xml:space="preserve">7. Вид модели с неявным представлением возмущения. </w:t>
-      </w:r>
-      <w:r>
-        <w:rPr>
-          <w:rFonts w:ascii="Times New Roman" w:hAnsi="Times New Roman"/>
-          <w:color w:val="000000"/>
-          <w:sz w:val="17"/>
-        </w:rPr>
-        <w:t>Модель задается в форме Коши ẋ = f(x, u, t), где малый параметр не вынесен явно перед производными, но система содержит разнотемповые движения, выявляемые по расщеплению спектра собственных значений линеаризованной матрицы.</w:t>
-      </w:r>
-    </w:p>
-    <w:p>
-      <w:pPr>
-        <w:spacing w:line="252" w:lineRule="auto" w:after="16"/>
-      </w:pPr>
-      <w:r>
-        <w:rPr>
-          <w:rFonts w:ascii="Times New Roman" w:hAnsi="Times New Roman"/>
-          <w:b/>
-          <w:color w:val="000000"/>
-          <w:sz w:val="17"/>
-        </w:rPr>
-        <w:t xml:space="preserve">8. Алгоритм проверки принадлежности модели к сингулярно возмущенным. </w:t>
-      </w:r>
-      <w:r>
-        <w:rPr>
-          <w:rFonts w:ascii="Times New Roman" w:hAnsi="Times New Roman"/>
-          <w:color w:val="000000"/>
-          <w:sz w:val="17"/>
-        </w:rPr>
-        <w:t>1) Определение установившегося режима; 2) моделирование свободного движения; 3) разбиение интервала времени на малые отрезки [t_k, t_{k+1}]; 4) расчет локальных матриц Якоби A_k; 5) вычисление спектра собственных значений A_k и проверка критерия доминантности.</w:t>
-      </w:r>
-    </w:p>
-    <w:p>
-      <w:pPr>
-        <w:spacing w:line="252" w:lineRule="auto" w:after="16"/>
-      </w:pPr>
-      <w:r>
-        <w:rPr>
-          <w:rFonts w:ascii="Times New Roman" w:hAnsi="Times New Roman"/>
-          <w:b/>
-          <w:color w:val="000000"/>
-          <w:sz w:val="17"/>
-        </w:rPr>
-        <w:t xml:space="preserve">9. Необходимое и достаточное условие принадлежности модели к сингулярно возмущенным. </w:t>
-      </w:r>
-      <w:r>
-        <w:rPr>
-          <w:rFonts w:ascii="Times New Roman" w:hAnsi="Times New Roman"/>
-          <w:color w:val="000000"/>
-          <w:sz w:val="17"/>
-        </w:rPr>
-        <w:t>Для систем, линейных по производным ẋᵢ, необходимым и достаточным условием является существование у матриц A_k хотя бы одного собственного значения с |Re(λ)| → ∞. Модель должна быть непрерывно дифференцируемой в рабочей области.</w:t>
-      </w:r>
-    </w:p>
-    <w:p>
-      <w:pPr>
-        <w:spacing w:line="252" w:lineRule="auto" w:after="16"/>
-      </w:pPr>
-      <w:r>
-        <w:rPr>
-          <w:rFonts w:ascii="Times New Roman" w:hAnsi="Times New Roman"/>
-          <w:b/>
-          <w:color w:val="000000"/>
-          <w:sz w:val="17"/>
-        </w:rPr>
-        <w:t xml:space="preserve">10. Условие доминантности корня характеристического уравнения. </w:t>
-      </w:r>
-      <w:r>
-        <w:rPr>
-          <w:rFonts w:ascii="Times New Roman" w:hAnsi="Times New Roman"/>
-          <w:color w:val="000000"/>
-          <w:sz w:val="17"/>
-        </w:rPr>
-        <w:t>Корень λᵢ считают доминирующим, если модуль его вещественной части как минимум в 10 раз превосходит модуль вещественной части наиболее левого корня из группы медленных корней: |Re(λᵢ)| ≥ 10 · |Re(λ_медл,max)|.</w:t>
-      </w:r>
-    </w:p>
     <w:sectPr>
-      <w:pgSz w:w="11909" w:h="16834"/>
-      <w:pgMar w:top="648" w:right="720" w:bottom="648" w:left="936" w:header="720" w:footer="720" w:gutter="0"/>
+      <w:pgSz w:w="12240" w:h="15840"/>
+      <w:pgMar w:top="864" w:right="864" w:bottom="864" w:left="864" w:header="720" w:footer="720" w:gutter="0"/>
       <w:cols w:space="720"/>
       <w:docGrid w:linePitch="360"/>
     </w:sectPr>
@@ -3150,14 +5196,6 @@
     <w:name w:val="Normal"/>
     <w:qFormat/>
     <w:rsid w:val="00FC693F"/>
-    <w:pPr>
-      <w:spacing w:line="259" w:lineRule="auto" w:after="30"/>
-    </w:pPr>
-    <w:rPr>
-      <w:rFonts w:ascii="Times New Roman" w:hAnsi="Times New Roman"/>
-      <w:color w:val="000000"/>
-      <w:sz w:val="20"/>
-    </w:rPr>
   </w:style>
   <w:style w:type="paragraph" w:styleId="Header">
     <w:name w:val="header"/>
